--- a/Practicas/Practica 1/Practica1_RegistrarEstadoSID.docx
+++ b/Practicas/Practica 1/Practica1_RegistrarEstadoSID.docx
@@ -15,13 +15,61 @@
           <w:sz w:val="40"/>
           <w:szCs w:val="40"/>
         </w:rPr>
-        <w:t>Práctica 1: consumo de la API del SID utilizando pruebas unitarias en Visual Studio .NET – EndPoint: Estado SID</w:t>
+        <w:t xml:space="preserve">Práctica 1: consumo de la API del SID utilizando pruebas unitarias en Visual Studio .NET – </w:t>
+      </w:r>
+      <w:proofErr w:type="spellStart"/>
+      <w:r>
+        <w:rPr>
+          <w:sz w:val="40"/>
+          <w:szCs w:val="40"/>
+        </w:rPr>
+        <w:t>EndPoint</w:t>
+      </w:r>
+      <w:proofErr w:type="spellEnd"/>
+      <w:r>
+        <w:rPr>
+          <w:sz w:val="40"/>
+          <w:szCs w:val="40"/>
+        </w:rPr>
+        <w:t>: Estado SID</w:t>
       </w:r>
     </w:p>
     <w:p/>
     <w:p>
       <w:r>
-        <w:t xml:space="preserve">Este documento te guía para crear una solución en Visual Studio con una librería de cliente (Class Library) y un proyecto de pruebas (MSTest) que consume el endpoint EstadoSID. </w:t>
+        <w:t>Este documento te guía para crear una solución en Visual Studio con una librería de cliente (</w:t>
+      </w:r>
+      <w:proofErr w:type="spellStart"/>
+      <w:r>
+        <w:t>Class</w:t>
+      </w:r>
+      <w:proofErr w:type="spellEnd"/>
+      <w:r>
+        <w:t xml:space="preserve"> Library) y un proyecto de pruebas (</w:t>
+      </w:r>
+      <w:proofErr w:type="spellStart"/>
+      <w:r>
+        <w:t>MSTest</w:t>
+      </w:r>
+      <w:proofErr w:type="spellEnd"/>
+      <w:r>
+        <w:t xml:space="preserve">) que consume el </w:t>
+      </w:r>
+      <w:proofErr w:type="spellStart"/>
+      <w:r>
+        <w:t>endpoint</w:t>
+      </w:r>
+      <w:proofErr w:type="spellEnd"/>
+      <w:r>
+        <w:t xml:space="preserve"> </w:t>
+      </w:r>
+      <w:proofErr w:type="spellStart"/>
+      <w:r>
+        <w:t>EstadoSID</w:t>
+      </w:r>
+      <w:proofErr w:type="spellEnd"/>
+      <w:r>
+        <w:t xml:space="preserve">. </w:t>
       </w:r>
     </w:p>
     <w:p>
@@ -41,7 +89,15 @@
         <w:ind w:left="360" w:hanging="360"/>
       </w:pPr>
       <w:r>
-        <w:t>Visual Studio 2022 o superior instalado.</w:t>
+        <w:t xml:space="preserve">Visual Studio 2022 o superior </w:t>
+      </w:r>
+      <w:proofErr w:type="spellStart"/>
+      <w:r>
+        <w:t>instalado</w:t>
+      </w:r>
+      <w:proofErr w:type="spellEnd"/>
+      <w:r>
+        <w:t>.</w:t>
       </w:r>
     </w:p>
     <w:p>
@@ -53,7 +109,23 @@
         <w:ind w:left="360" w:hanging="360"/>
       </w:pPr>
       <w:r>
-        <w:t>.NET SDK 8 o 9 instalado (recomendado .NET 8 o .NET 9).</w:t>
+        <w:t xml:space="preserve">.NET SDK 8 o 9 </w:t>
+      </w:r>
+      <w:proofErr w:type="spellStart"/>
+      <w:r>
+        <w:t>instalado</w:t>
+      </w:r>
+      <w:proofErr w:type="spellEnd"/>
+      <w:r>
+        <w:t xml:space="preserve"> (</w:t>
+      </w:r>
+      <w:proofErr w:type="spellStart"/>
+      <w:r>
+        <w:t>recomendado</w:t>
+      </w:r>
+      <w:proofErr w:type="spellEnd"/>
+      <w:r>
+        <w:t xml:space="preserve"> .NET 8 o .NET 9).</w:t>
       </w:r>
     </w:p>
     <w:p>
@@ -68,7 +140,55 @@
         <w:jc w:val="both"/>
       </w:pPr>
       <w:r>
-        <w:t>Workloads de desarrollo .NET instalados en Visual Studio (al crear un proyecto Class Library y MSTest).</w:t>
+        <w:t xml:space="preserve">Workloads de </w:t>
+      </w:r>
+      <w:proofErr w:type="spellStart"/>
+      <w:r>
+        <w:t>desarrollo</w:t>
+      </w:r>
+      <w:proofErr w:type="spellEnd"/>
+      <w:r>
+        <w:t xml:space="preserve"> .NET </w:t>
+      </w:r>
+      <w:proofErr w:type="spellStart"/>
+      <w:r>
+        <w:t>instalados</w:t>
+      </w:r>
+      <w:proofErr w:type="spellEnd"/>
+      <w:r>
+        <w:t xml:space="preserve"> </w:t>
+      </w:r>
+      <w:proofErr w:type="spellStart"/>
+      <w:r>
+        <w:t>en</w:t>
+      </w:r>
+      <w:proofErr w:type="spellEnd"/>
+      <w:r>
+        <w:t xml:space="preserve"> Visual Studio (al </w:t>
+      </w:r>
+      <w:proofErr w:type="spellStart"/>
+      <w:r>
+        <w:t>crear</w:t>
+      </w:r>
+      <w:proofErr w:type="spellEnd"/>
+      <w:r>
+        <w:t xml:space="preserve"> un </w:t>
+      </w:r>
+      <w:proofErr w:type="spellStart"/>
+      <w:r>
+        <w:t>proyecto</w:t>
+      </w:r>
+      <w:proofErr w:type="spellEnd"/>
+      <w:r>
+        <w:t xml:space="preserve"> Class Library y </w:t>
+      </w:r>
+      <w:proofErr w:type="spellStart"/>
+      <w:r>
+        <w:t>MSTest</w:t>
+      </w:r>
+      <w:proofErr w:type="spellEnd"/>
+      <w:r>
+        <w:t>).</w:t>
       </w:r>
     </w:p>
     <w:p>
@@ -116,7 +236,15 @@
     </w:p>
     <w:p>
       <w:r>
-        <w:t>El primer paso es obtener un token válido para autenticarse en los endpoints protegidos.</w:t>
+        <w:t xml:space="preserve">El primer paso es obtener un token válido para autenticarse en los </w:t>
+      </w:r>
+      <w:proofErr w:type="spellStart"/>
+      <w:r>
+        <w:t>endpoints</w:t>
+      </w:r>
+      <w:proofErr w:type="spellEnd"/>
+      <w:r>
+        <w:t xml:space="preserve"> protegidos.</w:t>
       </w:r>
     </w:p>
     <w:p>
@@ -130,8 +258,13 @@
         <w:spacing w:after="180" w:line="384" w:lineRule="atLeast"/>
         <w:jc w:val="both"/>
       </w:pPr>
-      <w:r>
-        <w:t>Método: POST</w:t>
+      <w:proofErr w:type="spellStart"/>
+      <w:r>
+        <w:t>Método</w:t>
+      </w:r>
+      <w:proofErr w:type="spellEnd"/>
+      <w:r>
+        <w:t>: POST</w:t>
       </w:r>
     </w:p>
     <w:p>
@@ -163,8 +296,17 @@
             <w:rStyle w:val="Hipervnculo"/>
             <w:lang w:val="es-MX"/>
           </w:rPr>
-          <w:t>F0_Acceso/Login</w:t>
+          <w:t>F0_Acceso/</w:t>
         </w:r>
+        <w:proofErr w:type="spellStart"/>
+        <w:r>
+          <w:rPr>
+            <w:rStyle w:val="Hipervnculo"/>
+            <w:lang w:val="es-MX"/>
+          </w:rPr>
+          <w:t>Login</w:t>
+        </w:r>
+        <w:proofErr w:type="spellEnd"/>
       </w:hyperlink>
     </w:p>
     <w:p>
@@ -252,8 +394,13 @@
           </w:tcPr>
           <w:p>
             <w:r>
-              <w:t>200 OK con objeto JSON que incluye token y userDetails</w:t>
+              <w:t xml:space="preserve">200 OK con objeto JSON que incluye token y </w:t>
             </w:r>
+            <w:proofErr w:type="spellStart"/>
+            <w:r>
+              <w:t>userDetails</w:t>
+            </w:r>
+            <w:proofErr w:type="spellEnd"/>
           </w:p>
         </w:tc>
         <w:tc>
@@ -263,7 +410,15 @@
           </w:tcPr>
           <w:p>
             <w:r>
-              <w:t>401 Unauthorized con mensaje de error</w:t>
+              <w:t xml:space="preserve">401 </w:t>
+            </w:r>
+            <w:proofErr w:type="spellStart"/>
+            <w:r>
+              <w:t>Unauthorized</w:t>
+            </w:r>
+            <w:proofErr w:type="spellEnd"/>
+            <w:r>
+              <w:t xml:space="preserve"> con mensaje de error</w:t>
             </w:r>
           </w:p>
         </w:tc>
@@ -272,7 +427,15 @@
     <w:p>
       <w:r>
         <w:br/>
-        <w:t>Ejemplo de request JSON:</w:t>
+        <w:t xml:space="preserve">Ejemplo de </w:t>
+      </w:r>
+      <w:proofErr w:type="spellStart"/>
+      <w:r>
+        <w:t>request</w:t>
+      </w:r>
+      <w:proofErr w:type="spellEnd"/>
+      <w:r>
+        <w:t xml:space="preserve"> JSON:</w:t>
       </w:r>
     </w:p>
     <w:p>
@@ -285,11 +448,35 @@
       </w:r>
       <w:r>
         <w:br/>
-        <w:t xml:space="preserve">  "username": "usuario_prueba",</w:t>
+        <w:t xml:space="preserve">  "</w:t>
+      </w:r>
+      <w:proofErr w:type="spellStart"/>
+      <w:r>
+        <w:t>username</w:t>
+      </w:r>
+      <w:proofErr w:type="spellEnd"/>
+      <w:r>
+        <w:t>": "</w:t>
+      </w:r>
+      <w:proofErr w:type="spellStart"/>
+      <w:r>
+        <w:t>usuario_prueba</w:t>
+      </w:r>
+      <w:proofErr w:type="spellEnd"/>
+      <w:r>
+        <w:t>",</w:t>
       </w:r>
       <w:r>
         <w:br/>
-        <w:t xml:space="preserve">  "password": "123456"</w:t>
+        <w:t xml:space="preserve">  "</w:t>
+      </w:r>
+      <w:proofErr w:type="spellStart"/>
+      <w:r>
+        <w:t>password</w:t>
+      </w:r>
+      <w:proofErr w:type="spellEnd"/>
+      <w:r>
+        <w:t>": "123456"</w:t>
       </w:r>
       <w:r>
         <w:br/>
@@ -321,7 +508,15 @@
       </w:r>
       <w:r>
         <w:br/>
-        <w:t xml:space="preserve">  "userDetails": {</w:t>
+        <w:t xml:space="preserve">  "</w:t>
+      </w:r>
+      <w:proofErr w:type="spellStart"/>
+      <w:r>
+        <w:t>userDetails</w:t>
+      </w:r>
+      <w:proofErr w:type="spellEnd"/>
+      <w:r>
+        <w:t>": {</w:t>
       </w:r>
       <w:r>
         <w:br/>
@@ -349,9 +544,11 @@
       <w:r>
         <w:t>“</w:t>
       </w:r>
+      <w:proofErr w:type="spellStart"/>
       <w:r>
         <w:t>lastUsage</w:t>
       </w:r>
+      <w:proofErr w:type="spellEnd"/>
       <w:r>
         <w:t>”</w:t>
       </w:r>
@@ -396,8 +593,45 @@
         </w:tabs>
         <w:ind w:left="360" w:hanging="360"/>
       </w:pPr>
-      <w:r>
-        <w:t>ApiClientLibrary (Class Library): contiene modelos y servicios para consumir la API.</w:t>
+      <w:proofErr w:type="spellStart"/>
+      <w:r>
+        <w:t>ApiClientLibrary</w:t>
+      </w:r>
+      <w:proofErr w:type="spellEnd"/>
+      <w:r>
+        <w:t xml:space="preserve"> (Class Library): </w:t>
+      </w:r>
+      <w:proofErr w:type="spellStart"/>
+      <w:r>
+        <w:t>contiene</w:t>
+      </w:r>
+      <w:proofErr w:type="spellEnd"/>
+      <w:r>
+        <w:t xml:space="preserve"> </w:t>
+      </w:r>
+      <w:proofErr w:type="spellStart"/>
+      <w:r>
+        <w:t>modelos</w:t>
+      </w:r>
+      <w:proofErr w:type="spellEnd"/>
+      <w:r>
+        <w:t xml:space="preserve"> y </w:t>
+      </w:r>
+      <w:proofErr w:type="spellStart"/>
+      <w:r>
+        <w:t>servicios</w:t>
+      </w:r>
+      <w:proofErr w:type="spellEnd"/>
+      <w:r>
+        <w:t xml:space="preserve"> para </w:t>
+      </w:r>
+      <w:proofErr w:type="spellStart"/>
+      <w:r>
+        <w:t>consumir</w:t>
+      </w:r>
+      <w:proofErr w:type="spellEnd"/>
+      <w:r>
+        <w:t xml:space="preserve"> la API.</w:t>
       </w:r>
     </w:p>
     <w:p>
@@ -408,8 +642,45 @@
         </w:tabs>
         <w:ind w:left="360" w:hanging="360"/>
       </w:pPr>
-      <w:r>
-        <w:t>ApiClientTests (MSTest): contiene las pruebas que ejecutan el flujo Login → EstadoSID.</w:t>
+      <w:proofErr w:type="spellStart"/>
+      <w:r>
+        <w:t>ApiClientTests</w:t>
+      </w:r>
+      <w:proofErr w:type="spellEnd"/>
+      <w:r>
+        <w:t xml:space="preserve"> (</w:t>
+      </w:r>
+      <w:proofErr w:type="spellStart"/>
+      <w:r>
+        <w:t>MSTest</w:t>
+      </w:r>
+      <w:proofErr w:type="spellEnd"/>
+      <w:r>
+        <w:t xml:space="preserve">): </w:t>
+      </w:r>
+      <w:proofErr w:type="spellStart"/>
+      <w:r>
+        <w:t>contiene</w:t>
+      </w:r>
+      <w:proofErr w:type="spellEnd"/>
+      <w:r>
+        <w:t xml:space="preserve"> las </w:t>
+      </w:r>
+      <w:proofErr w:type="spellStart"/>
+      <w:r>
+        <w:t>pruebas</w:t>
+      </w:r>
+      <w:proofErr w:type="spellEnd"/>
+      <w:r>
+        <w:t xml:space="preserve"> que </w:t>
+      </w:r>
+      <w:proofErr w:type="spellStart"/>
+      <w:r>
+        <w:t>ejecutan</w:t>
+      </w:r>
+      <w:proofErr w:type="spellEnd"/>
+      <w:r>
+        <w:t>.</w:t>
       </w:r>
     </w:p>
     <w:p>
@@ -459,2081 +730,107 @@
         </w:drawing>
       </w:r>
     </w:p>
+    <w:p/>
     <w:p>
       <w:pPr>
         <w:pStyle w:val="Ttulo2"/>
       </w:pPr>
       <w:r>
-        <w:t>Paso 1: Crear la solución en Visual Studio</w:t>
-      </w:r>
-    </w:p>
-    <w:p>
-      <w:r>
-        <w:t>1. Abra Visual Studio 2022.</w:t>
-      </w:r>
-      <w:r>
-        <w:br/>
-        <w:t>2. Seleccione 'Crear un nuevo proyecto'.</w:t>
-      </w:r>
-      <w:r>
-        <w:br/>
-        <w:t>3. Elija 'Solución en blanco (.NET)'.</w:t>
-      </w:r>
-      <w:r>
-        <w:br/>
-        <w:t>4. Nombre la solución: SID_Capacitacion.</w:t>
-      </w:r>
-      <w:r>
-        <w:br/>
-        <w:t>5. Presione Crear.</w:t>
-      </w:r>
-    </w:p>
-    <w:p>
-      <w:pPr>
-        <w:pStyle w:val="Ttulo2"/>
-      </w:pPr>
-      <w:r>
-        <w:lastRenderedPageBreak/>
-        <w:t>Paso 2: Crear el proyecto ApiClientLibrary</w:t>
-      </w:r>
-    </w:p>
-    <w:p>
-      <w:r>
-        <w:t>1. En el Explorador de soluciones, clic derecho en la solución → Agregar → Nuevo proyecto.</w:t>
-      </w:r>
-      <w:r>
-        <w:br/>
-        <w:t>2. Seleccione 'Biblioteca de clases (.NET Core)'.</w:t>
-      </w:r>
-      <w:r>
-        <w:br/>
-        <w:t>3. Nombre el proyecto: ApiClientLibrary. Seleccione el framework .NET 8.0</w:t>
-      </w:r>
-      <w:r>
-        <w:br/>
-        <w:t>4. Dentro de ApiClientLibrary cree dos carpetas: Models y Services.</w:t>
-      </w:r>
-      <w:r>
-        <w:br/>
-        <w:t>5. Agregue un archivo de configuración llamado appsettings.json.</w:t>
-      </w:r>
-    </w:p>
-    <w:p>
-      <w:pPr>
-        <w:pStyle w:val="Ttulo2"/>
-      </w:pPr>
-      <w:r>
-        <w:t>Paso 3: Crear clase EstadoSIDDTO</w:t>
-      </w:r>
-    </w:p>
-    <w:p>
-      <w:r>
-        <w:t>Dentro de la carpeta Models cree un archivo llamado EstadoSIDDTO.cs con el siguiente código:</w:t>
-      </w:r>
-    </w:p>
-    <w:tbl>
-      <w:tblPr>
-        <w:tblStyle w:val="Tablaconcuadrcula"/>
-        <w:tblW w:w="0" w:type="auto"/>
-        <w:tblBorders>
-          <w:top w:val="none" w:sz="0" w:space="0" w:color="auto"/>
-          <w:left w:val="none" w:sz="0" w:space="0" w:color="auto"/>
-          <w:bottom w:val="none" w:sz="0" w:space="0" w:color="auto"/>
-          <w:right w:val="none" w:sz="0" w:space="0" w:color="auto"/>
-          <w:insideH w:val="none" w:sz="0" w:space="0" w:color="auto"/>
-          <w:insideV w:val="none" w:sz="0" w:space="0" w:color="auto"/>
-        </w:tblBorders>
-        <w:shd w:val="clear" w:color="auto" w:fill="F2F2F2" w:themeFill="background1" w:themeFillShade="F2"/>
-        <w:tblLook w:val="04A0" w:firstRow="1" w:lastRow="0" w:firstColumn="1" w:lastColumn="0" w:noHBand="0" w:noVBand="1"/>
-      </w:tblPr>
-      <w:tblGrid>
-        <w:gridCol w:w="8630"/>
-      </w:tblGrid>
-      <w:tr>
-        <w:tc>
-          <w:tcPr>
-            <w:tcW w:w="8630" w:type="dxa"/>
-            <w:shd w:val="clear" w:color="auto" w:fill="F2F2F2" w:themeFill="background1" w:themeFillShade="F2"/>
-          </w:tcPr>
-          <w:p>
-            <w:pPr>
-              <w:pStyle w:val="Sinespaciado"/>
-            </w:pPr>
-            <w:r>
-              <w:t>namespace ApiClientLibrary.Models</w:t>
-            </w:r>
-            <w:r>
-              <w:br/>
-              <w:t>{</w:t>
-            </w:r>
-            <w:r>
-              <w:br/>
-              <w:t xml:space="preserve">    public class EstadoSIDDTO</w:t>
-            </w:r>
-            <w:r>
-              <w:br/>
-              <w:t xml:space="preserve">    {</w:t>
-            </w:r>
-            <w:r>
-              <w:br/>
-            </w:r>
-            <w:r>
-              <w:rPr>
-                <w:lang w:val="es-MX"/>
-              </w:rPr>
-              <w:t xml:space="preserve">               </w:t>
-            </w:r>
-            <w:r>
-              <w:rPr>
-                <w:lang w:val="es-MX"/>
-              </w:rPr>
-              <w:t>public string Estado { get; set; }</w:t>
-            </w:r>
-            <w:r>
-              <w:t xml:space="preserve">  </w:t>
-            </w:r>
-          </w:p>
-          <w:p>
-            <w:pPr>
-              <w:pStyle w:val="Sinespaciado"/>
-            </w:pPr>
-            <w:r>
-              <w:t xml:space="preserve">      }</w:t>
-            </w:r>
-            <w:r>
-              <w:br/>
-              <w:t>}</w:t>
-            </w:r>
-          </w:p>
-        </w:tc>
-      </w:tr>
-    </w:tbl>
-    <w:p>
-      <w:pPr>
-        <w:pStyle w:val="Sinespaciado"/>
-      </w:pPr>
-    </w:p>
-    <w:p>
-      <w:pPr>
-        <w:pStyle w:val="Ttulo2"/>
-      </w:pPr>
-      <w:r>
-        <w:t>Paso 4: Configuración appsettings.json</w:t>
-      </w:r>
-    </w:p>
-    <w:p>
-      <w:r>
-        <w:t>Agregue el archivo appsettings.json en ApiClientLibrary con el siguiente contenido:</w:t>
-      </w:r>
-    </w:p>
-    <w:p>
-      <w:r>
-        <w:t>{</w:t>
-      </w:r>
-      <w:r>
-        <w:br/>
-        <w:t xml:space="preserve">  "ApiSettings": {</w:t>
-      </w:r>
-      <w:r>
-        <w:br/>
-        <w:t xml:space="preserve">    "BaseUrl": "</w:t>
-      </w:r>
-      <w:r>
-        <w:t xml:space="preserve"> https://localhost:7250/F1_ConfiguracionInicial/ </w:t>
-      </w:r>
-      <w:r>
-        <w:t>",</w:t>
-      </w:r>
-      <w:r>
-        <w:br/>
-        <w:t xml:space="preserve">    "Token": "PEGA_AQUI_TU_TOKEN_GENERADO_DESDE_SWAGGER"</w:t>
-      </w:r>
-      <w:r>
-        <w:br/>
-        <w:t xml:space="preserve">  }</w:t>
-      </w:r>
-      <w:r>
-        <w:br/>
-        <w:t>}</w:t>
+        <w:t>Clonar el proyecto</w:t>
       </w:r>
     </w:p>
     <w:p/>
     <w:p>
       <w:r>
-        <w:t>Configurar</w:t>
-      </w:r>
-      <w:r>
-        <w:t xml:space="preserve"> la propiedad “Copiar siempre”</w:t>
-      </w:r>
-    </w:p>
-    <w:p>
-      <w:r>
-        <w:rPr>
-          <w:noProof/>
-        </w:rPr>
-        <w:drawing>
-          <wp:inline distT="0" distB="0" distL="0" distR="0" wp14:anchorId="595DA871" wp14:editId="7913D190">
-            <wp:extent cx="2705334" cy="1463167"/>
-            <wp:effectExtent l="0" t="0" r="0" b="3810"/>
-            <wp:docPr id="1386442763" name="Imagen 1" descr="Interfaz de usuario gráfica, Texto, Aplicación&#10;&#10;El contenido generado por IA puede ser incorrecto."/>
-            <wp:cNvGraphicFramePr>
-              <a:graphicFrameLocks xmlns:a="http://schemas.openxmlformats.org/drawingml/2006/main" noChangeAspect="1"/>
-            </wp:cNvGraphicFramePr>
-            <a:graphic xmlns:a="http://schemas.openxmlformats.org/drawingml/2006/main">
-              <a:graphicData uri="http://schemas.openxmlformats.org/drawingml/2006/picture">
-                <pic:pic xmlns:pic="http://schemas.openxmlformats.org/drawingml/2006/picture">
-                  <pic:nvPicPr>
-                    <pic:cNvPr id="1386442763" name="Imagen 1" descr="Interfaz de usuario gráfica, Texto, Aplicación&#10;&#10;El contenido generado por IA puede ser incorrecto."/>
-                    <pic:cNvPicPr/>
-                  </pic:nvPicPr>
-                  <pic:blipFill>
-                    <a:blip r:embed="rId10"/>
-                    <a:stretch>
-                      <a:fillRect/>
-                    </a:stretch>
-                  </pic:blipFill>
-                  <pic:spPr>
-                    <a:xfrm>
-                      <a:off x="0" y="0"/>
-                      <a:ext cx="2705334" cy="1463167"/>
-                    </a:xfrm>
-                    <a:prstGeom prst="rect">
-                      <a:avLst/>
-                    </a:prstGeom>
-                  </pic:spPr>
-                </pic:pic>
-              </a:graphicData>
-            </a:graphic>
-          </wp:inline>
-        </w:drawing>
+        <w:t>URL:</w:t>
       </w:r>
     </w:p>
     <w:p/>
     <w:p/>
+    <w:p/>
+    <w:p/>
+    <w:p/>
+    <w:p>
+      <w:r>
+        <w:t xml:space="preserve">Implementa la llamada al </w:t>
+      </w:r>
+      <w:proofErr w:type="spellStart"/>
+      <w:r>
+        <w:t>endPoint</w:t>
+      </w:r>
+      <w:proofErr w:type="spellEnd"/>
+      <w:r>
+        <w:t xml:space="preserve"> para registrar el estado del SID:</w:t>
+      </w:r>
+    </w:p>
+    <w:p/>
+    <w:p/>
     <w:p>
       <w:pPr>
         <w:pStyle w:val="Ttulo2"/>
       </w:pPr>
       <w:r>
-        <w:lastRenderedPageBreak/>
-        <w:t xml:space="preserve">Paso 5: Crear clase </w:t>
-      </w:r>
-      <w:r>
-        <w:t>F1_ConfiguracionInicial</w:t>
-      </w:r>
-    </w:p>
-    <w:p>
-      <w:r>
-        <w:t>Dentro de la carpeta Services agregue un archivo F1_ConfiguracionInicial.cs con el siguiente código:</w:t>
-      </w:r>
-    </w:p>
-    <w:tbl>
-      <w:tblPr>
-        <w:tblStyle w:val="Tablaconcuadrcula"/>
-        <w:tblW w:w="0" w:type="auto"/>
-        <w:tblBorders>
-          <w:top w:val="none" w:sz="0" w:space="0" w:color="auto"/>
-          <w:left w:val="none" w:sz="0" w:space="0" w:color="auto"/>
-          <w:bottom w:val="none" w:sz="0" w:space="0" w:color="auto"/>
-          <w:right w:val="none" w:sz="0" w:space="0" w:color="auto"/>
-          <w:insideH w:val="none" w:sz="0" w:space="0" w:color="auto"/>
-          <w:insideV w:val="none" w:sz="0" w:space="0" w:color="auto"/>
-        </w:tblBorders>
-        <w:shd w:val="clear" w:color="auto" w:fill="F2F2F2" w:themeFill="background1" w:themeFillShade="F2"/>
-        <w:tblLook w:val="04A0" w:firstRow="1" w:lastRow="0" w:firstColumn="1" w:lastColumn="0" w:noHBand="0" w:noVBand="1"/>
-      </w:tblPr>
-      <w:tblGrid>
-        <w:gridCol w:w="8630"/>
-      </w:tblGrid>
-      <w:tr>
-        <w:tc>
-          <w:tcPr>
-            <w:tcW w:w="8630" w:type="dxa"/>
-            <w:shd w:val="clear" w:color="auto" w:fill="F2F2F2" w:themeFill="background1" w:themeFillShade="F2"/>
-          </w:tcPr>
-          <w:p>
-            <w:pPr>
-              <w:pStyle w:val="Sinespaciado"/>
-              <w:rPr>
-                <w:lang w:val="es-MX"/>
-              </w:rPr>
-            </w:pPr>
-            <w:r>
-              <w:rPr>
-                <w:lang w:val="es-MX"/>
-              </w:rPr>
-              <w:t>using ApiClientLibrary.Models;</w:t>
-            </w:r>
-          </w:p>
-          <w:p>
-            <w:pPr>
-              <w:pStyle w:val="Sinespaciado"/>
-              <w:rPr>
-                <w:lang w:val="es-MX"/>
-              </w:rPr>
-            </w:pPr>
-            <w:r>
-              <w:rPr>
-                <w:lang w:val="es-MX"/>
-              </w:rPr>
-              <w:t>using Microsoft.Extensions.Configuration;</w:t>
-            </w:r>
-          </w:p>
-          <w:p>
-            <w:pPr>
-              <w:pStyle w:val="Sinespaciado"/>
-              <w:rPr>
-                <w:lang w:val="es-MX"/>
-              </w:rPr>
-            </w:pPr>
-            <w:r>
-              <w:rPr>
-                <w:lang w:val="es-MX"/>
-              </w:rPr>
-              <w:t>using System.Net.Http.Headers;</w:t>
-            </w:r>
-          </w:p>
-          <w:p>
-            <w:pPr>
-              <w:pStyle w:val="Sinespaciado"/>
-              <w:rPr>
-                <w:lang w:val="es-MX"/>
-              </w:rPr>
-            </w:pPr>
-            <w:r>
-              <w:rPr>
-                <w:lang w:val="es-MX"/>
-              </w:rPr>
-              <w:t>using System.Text;</w:t>
-            </w:r>
-          </w:p>
-          <w:p>
-            <w:pPr>
-              <w:pStyle w:val="Sinespaciado"/>
-              <w:rPr>
-                <w:lang w:val="es-MX"/>
-              </w:rPr>
-            </w:pPr>
-            <w:r>
-              <w:rPr>
-                <w:lang w:val="es-MX"/>
-              </w:rPr>
-              <w:t>using System.Text.Json;</w:t>
-            </w:r>
-          </w:p>
-          <w:p>
-            <w:pPr>
-              <w:pStyle w:val="Sinespaciado"/>
-              <w:rPr>
-                <w:lang w:val="es-MX"/>
-              </w:rPr>
-            </w:pPr>
-          </w:p>
-          <w:p>
-            <w:pPr>
-              <w:pStyle w:val="Sinespaciado"/>
-              <w:rPr>
-                <w:lang w:val="es-MX"/>
-              </w:rPr>
-            </w:pPr>
-            <w:r>
-              <w:rPr>
-                <w:lang w:val="es-MX"/>
-              </w:rPr>
-              <w:t>namespace ApiClientLibrary.Services</w:t>
-            </w:r>
-          </w:p>
-          <w:p>
-            <w:pPr>
-              <w:pStyle w:val="Sinespaciado"/>
-              <w:rPr>
-                <w:lang w:val="es-MX"/>
-              </w:rPr>
-            </w:pPr>
-            <w:r>
-              <w:rPr>
-                <w:lang w:val="es-MX"/>
-              </w:rPr>
-              <w:t>{</w:t>
-            </w:r>
-          </w:p>
-          <w:p>
-            <w:pPr>
-              <w:pStyle w:val="Sinespaciado"/>
-              <w:rPr>
-                <w:lang w:val="es-MX"/>
-              </w:rPr>
-            </w:pPr>
-            <w:r>
-              <w:rPr>
-                <w:lang w:val="es-MX"/>
-              </w:rPr>
-              <w:t xml:space="preserve">    public class F1_ConfiguracionInicial</w:t>
-            </w:r>
-          </w:p>
-          <w:p>
-            <w:pPr>
-              <w:pStyle w:val="Sinespaciado"/>
-              <w:rPr>
-                <w:lang w:val="es-MX"/>
-              </w:rPr>
-            </w:pPr>
-            <w:r>
-              <w:rPr>
-                <w:lang w:val="es-MX"/>
-              </w:rPr>
-              <w:t xml:space="preserve">    {</w:t>
-            </w:r>
-          </w:p>
-          <w:p>
-            <w:pPr>
-              <w:pStyle w:val="Sinespaciado"/>
-              <w:rPr>
-                <w:lang w:val="es-MX"/>
-              </w:rPr>
-            </w:pPr>
-            <w:r>
-              <w:rPr>
-                <w:lang w:val="es-MX"/>
-              </w:rPr>
-              <w:t xml:space="preserve">        private readonly HttpClient _httpClient;</w:t>
-            </w:r>
-          </w:p>
-          <w:p>
-            <w:pPr>
-              <w:pStyle w:val="Sinespaciado"/>
-              <w:rPr>
-                <w:lang w:val="es-MX"/>
-              </w:rPr>
-            </w:pPr>
-            <w:r>
-              <w:rPr>
-                <w:lang w:val="es-MX"/>
-              </w:rPr>
-              <w:t xml:space="preserve">        private readonly IConfiguration _configuration;</w:t>
-            </w:r>
-          </w:p>
-          <w:p>
-            <w:pPr>
-              <w:pStyle w:val="Sinespaciado"/>
-              <w:rPr>
-                <w:lang w:val="es-MX"/>
-              </w:rPr>
-            </w:pPr>
-            <w:r>
-              <w:rPr>
-                <w:lang w:val="es-MX"/>
-              </w:rPr>
-              <w:t xml:space="preserve">        private readonly string _basePath = "F1_ConfiguracionInicial/";</w:t>
-            </w:r>
-          </w:p>
-          <w:p>
-            <w:pPr>
-              <w:pStyle w:val="Sinespaciado"/>
-              <w:rPr>
-                <w:lang w:val="es-MX"/>
-              </w:rPr>
-            </w:pPr>
-            <w:r>
-              <w:rPr>
-                <w:lang w:val="es-MX"/>
-              </w:rPr>
-              <w:t xml:space="preserve">        public F1_ConfiguracionInicial()</w:t>
-            </w:r>
-          </w:p>
-          <w:p>
-            <w:pPr>
-              <w:pStyle w:val="Sinespaciado"/>
-              <w:rPr>
-                <w:lang w:val="es-MX"/>
-              </w:rPr>
-            </w:pPr>
-            <w:r>
-              <w:rPr>
-                <w:lang w:val="es-MX"/>
-              </w:rPr>
-              <w:t xml:space="preserve">        {</w:t>
-            </w:r>
-          </w:p>
-          <w:p>
-            <w:pPr>
-              <w:pStyle w:val="Sinespaciado"/>
-              <w:rPr>
-                <w:lang w:val="es-MX"/>
-              </w:rPr>
-            </w:pPr>
-            <w:r>
-              <w:rPr>
-                <w:lang w:val="es-MX"/>
-              </w:rPr>
-              <w:t xml:space="preserve">            var builder = new ConfigurationBuilder()</w:t>
-            </w:r>
-          </w:p>
-          <w:p>
-            <w:pPr>
-              <w:pStyle w:val="Sinespaciado"/>
-              <w:rPr>
-                <w:lang w:val="es-MX"/>
-              </w:rPr>
-            </w:pPr>
-            <w:r>
-              <w:rPr>
-                <w:lang w:val="es-MX"/>
-              </w:rPr>
-              <w:t xml:space="preserve">                .SetBasePath(AppContext.BaseDirectory)</w:t>
-            </w:r>
-          </w:p>
-          <w:p>
-            <w:pPr>
-              <w:pStyle w:val="Sinespaciado"/>
-              <w:rPr>
-                <w:lang w:val="es-MX"/>
-              </w:rPr>
-            </w:pPr>
-            <w:r>
-              <w:rPr>
-                <w:lang w:val="es-MX"/>
-              </w:rPr>
-              <w:t xml:space="preserve">                .AddJsonFile("appsettings.json", optional: false, reloadOnChange: true);</w:t>
-            </w:r>
-          </w:p>
-          <w:p>
-            <w:pPr>
-              <w:pStyle w:val="Sinespaciado"/>
-              <w:rPr>
-                <w:lang w:val="es-MX"/>
-              </w:rPr>
-            </w:pPr>
-          </w:p>
-          <w:p>
-            <w:pPr>
-              <w:pStyle w:val="Sinespaciado"/>
-              <w:rPr>
-                <w:lang w:val="es-MX"/>
-              </w:rPr>
-            </w:pPr>
-            <w:r>
-              <w:rPr>
-                <w:lang w:val="es-MX"/>
-              </w:rPr>
-              <w:t xml:space="preserve">            _configuration = builder.Build();</w:t>
-            </w:r>
-          </w:p>
-          <w:p>
-            <w:pPr>
-              <w:pStyle w:val="Sinespaciado"/>
-              <w:rPr>
-                <w:lang w:val="es-MX"/>
-              </w:rPr>
-            </w:pPr>
-          </w:p>
-          <w:p>
-            <w:pPr>
-              <w:pStyle w:val="Sinespaciado"/>
-              <w:rPr>
-                <w:lang w:val="es-MX"/>
-              </w:rPr>
-            </w:pPr>
-            <w:r>
-              <w:rPr>
-                <w:lang w:val="es-MX"/>
-              </w:rPr>
-              <w:t xml:space="preserve">            _httpClient = new HttpClient</w:t>
-            </w:r>
-          </w:p>
-          <w:p>
-            <w:pPr>
-              <w:pStyle w:val="Sinespaciado"/>
-              <w:rPr>
-                <w:lang w:val="es-MX"/>
-              </w:rPr>
-            </w:pPr>
-            <w:r>
-              <w:rPr>
-                <w:lang w:val="es-MX"/>
-              </w:rPr>
-              <w:t xml:space="preserve">            {</w:t>
-            </w:r>
-          </w:p>
-          <w:p>
-            <w:pPr>
-              <w:pStyle w:val="Sinespaciado"/>
-              <w:rPr>
-                <w:lang w:val="es-MX"/>
-              </w:rPr>
-            </w:pPr>
-            <w:r>
-              <w:rPr>
-                <w:lang w:val="es-MX"/>
-              </w:rPr>
-              <w:t xml:space="preserve">                BaseAddress = new Uri($"{_configuration["ApiSettings:BaseUrl"]}{_basePath}")</w:t>
-            </w:r>
-          </w:p>
-          <w:p>
-            <w:pPr>
-              <w:pStyle w:val="Sinespaciado"/>
-              <w:rPr>
-                <w:lang w:val="es-MX"/>
-              </w:rPr>
-            </w:pPr>
-            <w:r>
-              <w:rPr>
-                <w:lang w:val="es-MX"/>
-              </w:rPr>
-              <w:t xml:space="preserve">            };</w:t>
-            </w:r>
-          </w:p>
-          <w:p>
-            <w:pPr>
-              <w:pStyle w:val="Sinespaciado"/>
-              <w:rPr>
-                <w:lang w:val="es-MX"/>
-              </w:rPr>
-            </w:pPr>
-          </w:p>
-          <w:p>
-            <w:pPr>
-              <w:pStyle w:val="Sinespaciado"/>
-              <w:rPr>
-                <w:lang w:val="es-MX"/>
-              </w:rPr>
-            </w:pPr>
-            <w:r>
-              <w:rPr>
-                <w:lang w:val="es-MX"/>
-              </w:rPr>
-              <w:t xml:space="preserve">            var token = _configuration["ApiSettings:Token"];</w:t>
-            </w:r>
-          </w:p>
-          <w:p>
-            <w:pPr>
-              <w:pStyle w:val="Sinespaciado"/>
-              <w:rPr>
-                <w:lang w:val="es-MX"/>
-              </w:rPr>
-            </w:pPr>
-            <w:r>
-              <w:rPr>
-                <w:lang w:val="es-MX"/>
-              </w:rPr>
-              <w:t xml:space="preserve">            if (!string.IsNullOrEmpty(token))</w:t>
-            </w:r>
-          </w:p>
-          <w:p>
-            <w:pPr>
-              <w:pStyle w:val="Sinespaciado"/>
-              <w:rPr>
-                <w:lang w:val="es-MX"/>
-              </w:rPr>
-            </w:pPr>
-            <w:r>
-              <w:rPr>
-                <w:lang w:val="es-MX"/>
-              </w:rPr>
-              <w:t xml:space="preserve">            {</w:t>
-            </w:r>
-          </w:p>
-          <w:p>
-            <w:pPr>
-              <w:pStyle w:val="Sinespaciado"/>
-              <w:rPr>
-                <w:lang w:val="es-MX"/>
-              </w:rPr>
-            </w:pPr>
-            <w:r>
-              <w:rPr>
-                <w:lang w:val="es-MX"/>
-              </w:rPr>
-              <w:t xml:space="preserve">                _httpClient.DefaultRequestHeaders.Authorization =</w:t>
-            </w:r>
-          </w:p>
-          <w:p>
-            <w:pPr>
-              <w:pStyle w:val="Sinespaciado"/>
-              <w:rPr>
-                <w:lang w:val="es-MX"/>
-              </w:rPr>
-            </w:pPr>
-            <w:r>
-              <w:rPr>
-                <w:lang w:val="es-MX"/>
-              </w:rPr>
-              <w:t xml:space="preserve">                    new AuthenticationHeaderValue("Bearer", token);</w:t>
-            </w:r>
-          </w:p>
-          <w:p>
-            <w:pPr>
-              <w:pStyle w:val="Sinespaciado"/>
-              <w:rPr>
-                <w:lang w:val="es-MX"/>
-              </w:rPr>
-            </w:pPr>
-            <w:r>
-              <w:rPr>
-                <w:lang w:val="es-MX"/>
-              </w:rPr>
-              <w:t xml:space="preserve">            }</w:t>
-            </w:r>
-          </w:p>
-          <w:p>
-            <w:pPr>
-              <w:pStyle w:val="Sinespaciado"/>
-              <w:rPr>
-                <w:lang w:val="es-MX"/>
-              </w:rPr>
-            </w:pPr>
-            <w:r>
-              <w:rPr>
-                <w:lang w:val="es-MX"/>
-              </w:rPr>
-              <w:t xml:space="preserve">        }</w:t>
-            </w:r>
-          </w:p>
-          <w:p>
-            <w:pPr>
-              <w:pStyle w:val="Sinespaciado"/>
-              <w:rPr>
-                <w:lang w:val="es-MX"/>
-              </w:rPr>
-            </w:pPr>
-          </w:p>
-          <w:p>
-            <w:pPr>
-              <w:pStyle w:val="Sinespaciado"/>
-              <w:rPr>
-                <w:lang w:val="es-MX"/>
-              </w:rPr>
-            </w:pPr>
-            <w:r>
-              <w:rPr>
-                <w:lang w:val="es-MX"/>
-              </w:rPr>
-              <w:t xml:space="preserve">        /// &lt;summary&gt;</w:t>
-            </w:r>
-          </w:p>
-          <w:p>
-            <w:pPr>
-              <w:pStyle w:val="Sinespaciado"/>
-              <w:rPr>
-                <w:lang w:val="es-MX"/>
-              </w:rPr>
-            </w:pPr>
-            <w:r>
-              <w:rPr>
-                <w:lang w:val="es-MX"/>
-              </w:rPr>
-              <w:t xml:space="preserve">        /// Permite cambiar manualmente el token de autorización (ej. para pruebas).</w:t>
-            </w:r>
-          </w:p>
-          <w:p>
-            <w:pPr>
-              <w:pStyle w:val="Sinespaciado"/>
-              <w:rPr>
-                <w:lang w:val="es-MX"/>
-              </w:rPr>
-            </w:pPr>
-            <w:r>
-              <w:rPr>
-                <w:lang w:val="es-MX"/>
-              </w:rPr>
-              <w:t xml:space="preserve">        /// &lt;/summary&gt;</w:t>
-            </w:r>
-          </w:p>
-          <w:p>
-            <w:pPr>
-              <w:pStyle w:val="Sinespaciado"/>
-              <w:rPr>
-                <w:lang w:val="es-MX"/>
-              </w:rPr>
-            </w:pPr>
-            <w:r>
-              <w:rPr>
-                <w:lang w:val="es-MX"/>
-              </w:rPr>
-              <w:t xml:space="preserve">        public void SetToken(string token)</w:t>
-            </w:r>
-          </w:p>
-          <w:p>
-            <w:pPr>
-              <w:pStyle w:val="Sinespaciado"/>
-              <w:rPr>
-                <w:lang w:val="es-MX"/>
-              </w:rPr>
-            </w:pPr>
-            <w:r>
-              <w:rPr>
-                <w:lang w:val="es-MX"/>
-              </w:rPr>
-              <w:t xml:space="preserve">        {</w:t>
-            </w:r>
-          </w:p>
-          <w:p>
-            <w:pPr>
-              <w:pStyle w:val="Sinespaciado"/>
-              <w:rPr>
-                <w:lang w:val="es-MX"/>
-              </w:rPr>
-            </w:pPr>
-            <w:r>
-              <w:rPr>
-                <w:lang w:val="es-MX"/>
-              </w:rPr>
-              <w:t xml:space="preserve">            _httpClient.DefaultRequestHeaders.Authorization =</w:t>
-            </w:r>
-          </w:p>
-          <w:p>
-            <w:pPr>
-              <w:pStyle w:val="Sinespaciado"/>
-              <w:rPr>
-                <w:lang w:val="es-MX"/>
-              </w:rPr>
-            </w:pPr>
-            <w:r>
-              <w:rPr>
-                <w:lang w:val="es-MX"/>
-              </w:rPr>
-              <w:t xml:space="preserve">                new AuthenticationHeaderValue("Bearer", token);</w:t>
-            </w:r>
-          </w:p>
-          <w:p>
-            <w:pPr>
-              <w:pStyle w:val="Sinespaciado"/>
-              <w:rPr>
-                <w:lang w:val="es-MX"/>
-              </w:rPr>
-            </w:pPr>
-            <w:r>
-              <w:rPr>
-                <w:lang w:val="es-MX"/>
-              </w:rPr>
-              <w:t xml:space="preserve">        }</w:t>
-            </w:r>
-          </w:p>
-          <w:p>
-            <w:pPr>
-              <w:pStyle w:val="Sinespaciado"/>
-              <w:rPr>
-                <w:lang w:val="es-MX"/>
-              </w:rPr>
-            </w:pPr>
-          </w:p>
-          <w:p>
-            <w:pPr>
-              <w:pStyle w:val="Sinespaciado"/>
-              <w:rPr>
-                <w:lang w:val="es-MX"/>
-              </w:rPr>
-            </w:pPr>
-            <w:r>
-              <w:rPr>
-                <w:lang w:val="es-MX"/>
-              </w:rPr>
-              <w:t xml:space="preserve">        public async Task&lt;HttpResponseMessage&gt; RegistrarEstadoSID(EstadoSIDDTO estado)</w:t>
-            </w:r>
-          </w:p>
-          <w:p>
-            <w:pPr>
-              <w:pStyle w:val="Sinespaciado"/>
-              <w:rPr>
-                <w:lang w:val="es-MX"/>
-              </w:rPr>
-            </w:pPr>
-            <w:r>
-              <w:rPr>
-                <w:lang w:val="es-MX"/>
-              </w:rPr>
-              <w:t xml:space="preserve">        {</w:t>
-            </w:r>
-          </w:p>
-          <w:p>
-            <w:pPr>
-              <w:pStyle w:val="Sinespaciado"/>
-              <w:rPr>
-                <w:lang w:val="es-MX"/>
-              </w:rPr>
-            </w:pPr>
-            <w:r>
-              <w:rPr>
-                <w:lang w:val="es-MX"/>
-              </w:rPr>
-              <w:t xml:space="preserve">            var json = JsonSerializer.Serialize(estado);</w:t>
-            </w:r>
-          </w:p>
-          <w:p>
-            <w:pPr>
-              <w:pStyle w:val="Sinespaciado"/>
-              <w:rPr>
-                <w:lang w:val="es-MX"/>
-              </w:rPr>
-            </w:pPr>
-            <w:r>
-              <w:rPr>
-                <w:lang w:val="es-MX"/>
-              </w:rPr>
-              <w:t xml:space="preserve">            var content = new StringContent(json, Encoding.UTF8, "application/json");</w:t>
-            </w:r>
-          </w:p>
-          <w:p>
-            <w:pPr>
-              <w:pStyle w:val="Sinespaciado"/>
-              <w:rPr>
-                <w:lang w:val="es-MX"/>
-              </w:rPr>
-            </w:pPr>
-          </w:p>
-          <w:p>
-            <w:pPr>
-              <w:pStyle w:val="Sinespaciado"/>
-              <w:rPr>
-                <w:lang w:val="es-MX"/>
-              </w:rPr>
-            </w:pPr>
-            <w:r>
-              <w:rPr>
-                <w:lang w:val="es-MX"/>
-              </w:rPr>
-              <w:t xml:space="preserve">            var response = await _httpClient.PostAsync("EstadoSID", content);</w:t>
-            </w:r>
-          </w:p>
-          <w:p>
-            <w:pPr>
-              <w:pStyle w:val="Sinespaciado"/>
-              <w:rPr>
-                <w:lang w:val="es-MX"/>
-              </w:rPr>
-            </w:pPr>
-          </w:p>
-          <w:p>
-            <w:pPr>
-              <w:pStyle w:val="Sinespaciado"/>
-              <w:rPr>
-                <w:lang w:val="es-MX"/>
-              </w:rPr>
-            </w:pPr>
-            <w:r>
-              <w:rPr>
-                <w:lang w:val="es-MX"/>
-              </w:rPr>
-              <w:t xml:space="preserve">            return response;</w:t>
-            </w:r>
-          </w:p>
-          <w:p>
-            <w:pPr>
-              <w:pStyle w:val="Sinespaciado"/>
-              <w:rPr>
-                <w:lang w:val="es-MX"/>
-              </w:rPr>
-            </w:pPr>
-            <w:r>
-              <w:rPr>
-                <w:lang w:val="es-MX"/>
-              </w:rPr>
-              <w:t xml:space="preserve">        }</w:t>
-            </w:r>
-          </w:p>
-          <w:p>
-            <w:pPr>
-              <w:pStyle w:val="Sinespaciado"/>
-              <w:rPr>
-                <w:lang w:val="es-MX"/>
-              </w:rPr>
-            </w:pPr>
-            <w:r>
-              <w:rPr>
-                <w:lang w:val="es-MX"/>
-              </w:rPr>
-              <w:t xml:space="preserve">    }</w:t>
-            </w:r>
-          </w:p>
-          <w:p>
-            <w:pPr>
-              <w:pStyle w:val="Sinespaciado"/>
-            </w:pPr>
-            <w:r>
-              <w:rPr>
-                <w:lang w:val="es-MX"/>
-              </w:rPr>
-              <w:t>}</w:t>
-            </w:r>
-          </w:p>
-        </w:tc>
-      </w:tr>
-    </w:tbl>
-    <w:p/>
-    <w:p>
-      <w:pPr>
-        <w:pStyle w:val="Sinespaciado"/>
-      </w:pPr>
-      <w:r>
-        <w:t>Con el administrador de paquetes NuGet  instalar:</w:t>
-      </w:r>
-    </w:p>
-    <w:p>
-      <w:pPr>
-        <w:pStyle w:val="Sinespaciado"/>
-      </w:pPr>
-    </w:p>
-    <w:p>
-      <w:pPr>
-        <w:pStyle w:val="Sinespaciado"/>
-      </w:pPr>
-      <w:r>
-        <w:rPr>
-          <w:noProof/>
-        </w:rPr>
-        <w:drawing>
-          <wp:inline distT="0" distB="0" distL="0" distR="0" wp14:anchorId="085B6B57" wp14:editId="36319CFB">
-            <wp:extent cx="3219899" cy="781159"/>
-            <wp:effectExtent l="0" t="0" r="0" b="0"/>
-            <wp:docPr id="1743939653" name="Imagen 1" descr="Interfaz de usuario gráfica, Texto&#10;&#10;El contenido generado por IA puede ser incorrecto."/>
-            <wp:cNvGraphicFramePr>
-              <a:graphicFrameLocks xmlns:a="http://schemas.openxmlformats.org/drawingml/2006/main" noChangeAspect="1"/>
-            </wp:cNvGraphicFramePr>
-            <a:graphic xmlns:a="http://schemas.openxmlformats.org/drawingml/2006/main">
-              <a:graphicData uri="http://schemas.openxmlformats.org/drawingml/2006/picture">
-                <pic:pic xmlns:pic="http://schemas.openxmlformats.org/drawingml/2006/picture">
-                  <pic:nvPicPr>
-                    <pic:cNvPr id="1743939653" name="Imagen 1" descr="Interfaz de usuario gráfica, Texto&#10;&#10;El contenido generado por IA puede ser incorrecto."/>
-                    <pic:cNvPicPr/>
-                  </pic:nvPicPr>
-                  <pic:blipFill>
-                    <a:blip r:embed="rId11"/>
-                    <a:stretch>
-                      <a:fillRect/>
-                    </a:stretch>
-                  </pic:blipFill>
-                  <pic:spPr>
-                    <a:xfrm>
-                      <a:off x="0" y="0"/>
-                      <a:ext cx="3219899" cy="781159"/>
-                    </a:xfrm>
-                    <a:prstGeom prst="rect">
-                      <a:avLst/>
-                    </a:prstGeom>
-                  </pic:spPr>
-                </pic:pic>
-              </a:graphicData>
-            </a:graphic>
-          </wp:inline>
-        </w:drawing>
-      </w:r>
-    </w:p>
-    <w:p>
-      <w:pPr>
-        <w:pStyle w:val="Ttulo2"/>
-      </w:pPr>
-      <w:r>
-        <w:t>Paso 6: Crear el proyecto ApiClientTest</w:t>
-      </w:r>
-    </w:p>
-    <w:p>
-      <w:r>
-        <w:t>1. En el Explorador de soluciones clic derecho en la solución → Agregar → Nuevo proyecto.</w:t>
-      </w:r>
-      <w:r>
-        <w:br/>
-        <w:t>2. Seleccione 'xUnit Test Project'.</w:t>
-      </w:r>
-      <w:r>
-        <w:br/>
-        <w:t>3. Nombre el proyecto: ApiClientTest.</w:t>
-      </w:r>
-      <w:r>
-        <w:br/>
-        <w:t>4. Agregue referencia al proyecto ApiClientLibrary.</w:t>
-      </w:r>
-      <w:r>
-        <w:br/>
-        <w:t>5. Agregue un archivo EstadoSIDTests.cs con el siguiente contenido:</w:t>
-      </w:r>
-    </w:p>
-    <w:p/>
-    <w:tbl>
-      <w:tblPr>
-        <w:tblStyle w:val="Tablaconcuadrcula"/>
-        <w:tblW w:w="0" w:type="auto"/>
-        <w:tblBorders>
-          <w:top w:val="none" w:sz="0" w:space="0" w:color="auto"/>
-          <w:left w:val="none" w:sz="0" w:space="0" w:color="auto"/>
-          <w:bottom w:val="none" w:sz="0" w:space="0" w:color="auto"/>
-          <w:right w:val="none" w:sz="0" w:space="0" w:color="auto"/>
-          <w:insideH w:val="none" w:sz="0" w:space="0" w:color="auto"/>
-          <w:insideV w:val="none" w:sz="0" w:space="0" w:color="auto"/>
-        </w:tblBorders>
-        <w:shd w:val="clear" w:color="auto" w:fill="F2F2F2" w:themeFill="background1" w:themeFillShade="F2"/>
-        <w:tblLook w:val="04A0" w:firstRow="1" w:lastRow="0" w:firstColumn="1" w:lastColumn="0" w:noHBand="0" w:noVBand="1"/>
-      </w:tblPr>
-      <w:tblGrid>
-        <w:gridCol w:w="8630"/>
-      </w:tblGrid>
-      <w:tr>
-        <w:tc>
-          <w:tcPr>
-            <w:tcW w:w="8630" w:type="dxa"/>
-            <w:shd w:val="clear" w:color="auto" w:fill="F2F2F2" w:themeFill="background1" w:themeFillShade="F2"/>
-          </w:tcPr>
-          <w:p>
-            <w:pPr>
-              <w:rPr>
-                <w:lang w:val="es-MX"/>
-              </w:rPr>
-            </w:pPr>
-            <w:r>
-              <w:rPr>
-                <w:lang w:val="es-MX"/>
-              </w:rPr>
-              <w:t>using ApiClientLibrary.Models;</w:t>
-            </w:r>
-          </w:p>
-          <w:p>
-            <w:pPr>
-              <w:rPr>
-                <w:lang w:val="es-MX"/>
-              </w:rPr>
-            </w:pPr>
-            <w:r>
-              <w:rPr>
-                <w:lang w:val="es-MX"/>
-              </w:rPr>
-              <w:t>using ApiClientLibrary.Services;</w:t>
-            </w:r>
-          </w:p>
-          <w:p>
-            <w:pPr>
-              <w:rPr>
-                <w:lang w:val="es-MX"/>
-              </w:rPr>
-            </w:pPr>
-            <w:r>
-              <w:rPr>
-                <w:lang w:val="es-MX"/>
-              </w:rPr>
-              <w:t>using System.Net;</w:t>
-            </w:r>
-          </w:p>
-          <w:p>
-            <w:pPr>
-              <w:rPr>
-                <w:lang w:val="es-MX"/>
-              </w:rPr>
-            </w:pPr>
-          </w:p>
-          <w:p>
-            <w:pPr>
-              <w:rPr>
-                <w:lang w:val="es-MX"/>
-              </w:rPr>
-            </w:pPr>
-            <w:r>
-              <w:rPr>
-                <w:lang w:val="es-MX"/>
-              </w:rPr>
-              <w:t>namespace ApiClientTest</w:t>
-            </w:r>
-          </w:p>
-          <w:p>
-            <w:pPr>
-              <w:rPr>
-                <w:lang w:val="es-MX"/>
-              </w:rPr>
-            </w:pPr>
-            <w:r>
-              <w:rPr>
-                <w:lang w:val="es-MX"/>
-              </w:rPr>
-              <w:t>{</w:t>
-            </w:r>
-          </w:p>
-          <w:p>
-            <w:pPr>
-              <w:rPr>
-                <w:lang w:val="es-MX"/>
-              </w:rPr>
-            </w:pPr>
-            <w:r>
-              <w:rPr>
-                <w:lang w:val="es-MX"/>
-              </w:rPr>
-              <w:t xml:space="preserve">    public class EstadoSIDTests</w:t>
-            </w:r>
-          </w:p>
-          <w:p>
-            <w:pPr>
-              <w:rPr>
-                <w:lang w:val="es-MX"/>
-              </w:rPr>
-            </w:pPr>
-            <w:r>
-              <w:rPr>
-                <w:lang w:val="es-MX"/>
-              </w:rPr>
-              <w:t xml:space="preserve">    {</w:t>
-            </w:r>
-          </w:p>
-          <w:p>
-            <w:pPr>
-              <w:rPr>
-                <w:lang w:val="es-MX"/>
-              </w:rPr>
-            </w:pPr>
-            <w:r>
-              <w:rPr>
-                <w:lang w:val="es-MX"/>
-              </w:rPr>
-              <w:t xml:space="preserve">        private readonly F1_ConfiguracionInicial _apiClient;</w:t>
-            </w:r>
-          </w:p>
-          <w:p>
-            <w:pPr>
-              <w:rPr>
-                <w:lang w:val="es-MX"/>
-              </w:rPr>
-            </w:pPr>
-            <w:r>
-              <w:rPr>
-                <w:lang w:val="es-MX"/>
-              </w:rPr>
-              <w:t xml:space="preserve">        public EstadoSIDTests()</w:t>
-            </w:r>
-          </w:p>
-          <w:p>
-            <w:pPr>
-              <w:rPr>
-                <w:lang w:val="es-MX"/>
-              </w:rPr>
-            </w:pPr>
-            <w:r>
-              <w:rPr>
-                <w:lang w:val="es-MX"/>
-              </w:rPr>
-              <w:t xml:space="preserve">        {</w:t>
-            </w:r>
-          </w:p>
-          <w:p>
-            <w:pPr>
-              <w:rPr>
-                <w:lang w:val="es-MX"/>
-              </w:rPr>
-            </w:pPr>
-            <w:r>
-              <w:rPr>
-                <w:lang w:val="es-MX"/>
-              </w:rPr>
-              <w:t xml:space="preserve">            _apiClient = new F1_ConfiguracionInicial();</w:t>
-            </w:r>
-          </w:p>
-          <w:p>
-            <w:pPr>
-              <w:rPr>
-                <w:lang w:val="es-MX"/>
-              </w:rPr>
-            </w:pPr>
-            <w:r>
-              <w:rPr>
-                <w:lang w:val="es-MX"/>
-              </w:rPr>
-              <w:t xml:space="preserve">        }</w:t>
-            </w:r>
-          </w:p>
-          <w:p>
-            <w:pPr>
-              <w:rPr>
-                <w:lang w:val="es-MX"/>
-              </w:rPr>
-            </w:pPr>
-          </w:p>
-          <w:p>
-            <w:pPr>
-              <w:rPr>
-                <w:lang w:val="es-MX"/>
-              </w:rPr>
-            </w:pPr>
-            <w:r>
-              <w:rPr>
-                <w:lang w:val="es-MX"/>
-              </w:rPr>
-              <w:t xml:space="preserve">        [Fact(DisplayName = "Registrar Estado SID - Caso exitoso")]</w:t>
-            </w:r>
-          </w:p>
-          <w:p>
-            <w:pPr>
-              <w:rPr>
-                <w:lang w:val="es-MX"/>
-              </w:rPr>
-            </w:pPr>
-            <w:r>
-              <w:rPr>
-                <w:lang w:val="es-MX"/>
-              </w:rPr>
-              <w:t xml:space="preserve">        public async Task RegistrarEstadoSID_Exitoso()</w:t>
-            </w:r>
-          </w:p>
-          <w:p>
-            <w:pPr>
-              <w:rPr>
-                <w:lang w:val="es-MX"/>
-              </w:rPr>
-            </w:pPr>
-            <w:r>
-              <w:rPr>
-                <w:lang w:val="es-MX"/>
-              </w:rPr>
-              <w:lastRenderedPageBreak/>
-              <w:t xml:space="preserve">        {</w:t>
-            </w:r>
-          </w:p>
-          <w:p>
-            <w:pPr>
-              <w:rPr>
-                <w:lang w:val="es-MX"/>
-              </w:rPr>
-            </w:pPr>
-            <w:r>
-              <w:rPr>
-                <w:lang w:val="es-MX"/>
-              </w:rPr>
-              <w:t xml:space="preserve">            // Arrange</w:t>
-            </w:r>
-          </w:p>
-          <w:p>
-            <w:pPr>
-              <w:rPr>
-                <w:lang w:val="es-MX"/>
-              </w:rPr>
-            </w:pPr>
-            <w:r>
-              <w:rPr>
-                <w:lang w:val="es-MX"/>
-              </w:rPr>
-              <w:t xml:space="preserve">            var estado = new EstadoSIDDTO {Estado = "EN_PRUEBAS"};</w:t>
-            </w:r>
-          </w:p>
-          <w:p>
-            <w:pPr>
-              <w:rPr>
-                <w:lang w:val="es-MX"/>
-              </w:rPr>
-            </w:pPr>
-          </w:p>
-          <w:p>
-            <w:pPr>
-              <w:rPr>
-                <w:lang w:val="es-MX"/>
-              </w:rPr>
-            </w:pPr>
-            <w:r>
-              <w:rPr>
-                <w:lang w:val="es-MX"/>
-              </w:rPr>
-              <w:t xml:space="preserve">            // Act</w:t>
-            </w:r>
-          </w:p>
-          <w:p>
-            <w:pPr>
-              <w:rPr>
-                <w:lang w:val="es-MX"/>
-              </w:rPr>
-            </w:pPr>
-            <w:r>
-              <w:rPr>
-                <w:lang w:val="es-MX"/>
-              </w:rPr>
-              <w:t xml:space="preserve">            var response = await _apiClient.RegistrarEstadoSID(estado);</w:t>
-            </w:r>
-          </w:p>
-          <w:p>
-            <w:pPr>
-              <w:rPr>
-                <w:lang w:val="es-MX"/>
-              </w:rPr>
-            </w:pPr>
-          </w:p>
-          <w:p>
-            <w:pPr>
-              <w:rPr>
-                <w:lang w:val="es-MX"/>
-              </w:rPr>
-            </w:pPr>
-            <w:r>
-              <w:rPr>
-                <w:lang w:val="es-MX"/>
-              </w:rPr>
-              <w:t xml:space="preserve">            // Assert</w:t>
-            </w:r>
-          </w:p>
-          <w:p>
-            <w:pPr>
-              <w:rPr>
-                <w:lang w:val="es-MX"/>
-              </w:rPr>
-            </w:pPr>
-            <w:r>
-              <w:rPr>
-                <w:lang w:val="es-MX"/>
-              </w:rPr>
-              <w:t xml:space="preserve">            Assert.Equal(HttpStatusCode.OK, response.StatusCode);</w:t>
-            </w:r>
-          </w:p>
-          <w:p>
-            <w:pPr>
-              <w:rPr>
-                <w:lang w:val="es-MX"/>
-              </w:rPr>
-            </w:pPr>
-            <w:r>
-              <w:rPr>
-                <w:lang w:val="es-MX"/>
-              </w:rPr>
-              <w:t xml:space="preserve">        }</w:t>
-            </w:r>
-          </w:p>
-          <w:p>
-            <w:pPr>
-              <w:rPr>
-                <w:lang w:val="es-MX"/>
-              </w:rPr>
-            </w:pPr>
-          </w:p>
-          <w:p>
-            <w:pPr>
-              <w:rPr>
-                <w:lang w:val="es-MX"/>
-              </w:rPr>
-            </w:pPr>
-            <w:r>
-              <w:rPr>
-                <w:lang w:val="es-MX"/>
-              </w:rPr>
-              <w:t xml:space="preserve">        [Fact(DisplayName = "Registrar Estado SID - Token inválido")]</w:t>
-            </w:r>
-          </w:p>
-          <w:p>
-            <w:pPr>
-              <w:rPr>
-                <w:lang w:val="es-MX"/>
-              </w:rPr>
-            </w:pPr>
-            <w:r>
-              <w:rPr>
-                <w:lang w:val="es-MX"/>
-              </w:rPr>
-              <w:t xml:space="preserve">        public async Task RegistrarEstadoSID_TokenInvalido()</w:t>
-            </w:r>
-          </w:p>
-          <w:p>
-            <w:pPr>
-              <w:rPr>
-                <w:lang w:val="es-MX"/>
-              </w:rPr>
-            </w:pPr>
-            <w:r>
-              <w:rPr>
-                <w:lang w:val="es-MX"/>
-              </w:rPr>
-              <w:t xml:space="preserve">        {</w:t>
-            </w:r>
-          </w:p>
-          <w:p>
-            <w:pPr>
-              <w:rPr>
-                <w:lang w:val="es-MX"/>
-              </w:rPr>
-            </w:pPr>
-            <w:r>
-              <w:rPr>
-                <w:lang w:val="es-MX"/>
-              </w:rPr>
-              <w:t xml:space="preserve">            // Arrange</w:t>
-            </w:r>
-          </w:p>
-          <w:p>
-            <w:pPr>
-              <w:rPr>
-                <w:lang w:val="es-MX"/>
-              </w:rPr>
-            </w:pPr>
-            <w:r>
-              <w:rPr>
-                <w:lang w:val="es-MX"/>
-              </w:rPr>
-              <w:t xml:space="preserve">            var estado = new EstadoSIDDTO {Estado = "EN_PRUEBAS"};</w:t>
-            </w:r>
-          </w:p>
-          <w:p>
-            <w:pPr>
-              <w:rPr>
-                <w:lang w:val="es-MX"/>
-              </w:rPr>
-            </w:pPr>
-          </w:p>
-          <w:p>
-            <w:pPr>
-              <w:rPr>
-                <w:lang w:val="es-MX"/>
-              </w:rPr>
-            </w:pPr>
-            <w:r>
-              <w:rPr>
-                <w:lang w:val="es-MX"/>
-              </w:rPr>
-              <w:t xml:space="preserve">            // Act</w:t>
-            </w:r>
-          </w:p>
-          <w:p>
-            <w:pPr>
-              <w:rPr>
-                <w:lang w:val="es-MX"/>
-              </w:rPr>
-            </w:pPr>
-            <w:r>
-              <w:rPr>
-                <w:lang w:val="es-MX"/>
-              </w:rPr>
-              <w:t xml:space="preserve">            // Forzamos un token inválido</w:t>
-            </w:r>
-          </w:p>
-          <w:p>
-            <w:pPr>
-              <w:rPr>
-                <w:lang w:val="es-MX"/>
-              </w:rPr>
-            </w:pPr>
-            <w:r>
-              <w:rPr>
-                <w:lang w:val="es-MX"/>
-              </w:rPr>
-              <w:t xml:space="preserve">            var apiClient = new F1_ConfiguracionInicial();</w:t>
-            </w:r>
-          </w:p>
-          <w:p>
-            <w:pPr>
-              <w:rPr>
-                <w:lang w:val="es-MX"/>
-              </w:rPr>
-            </w:pPr>
-            <w:r>
-              <w:rPr>
-                <w:lang w:val="es-MX"/>
-              </w:rPr>
-              <w:t xml:space="preserve">            apiClient.SetToken("token_invalido");</w:t>
-            </w:r>
-          </w:p>
-          <w:p>
-            <w:pPr>
-              <w:rPr>
-                <w:lang w:val="es-MX"/>
-              </w:rPr>
-            </w:pPr>
-            <w:r>
-              <w:rPr>
-                <w:lang w:val="es-MX"/>
-              </w:rPr>
-              <w:t xml:space="preserve">            var response = await apiClient.RegistrarEstadoSID(estado);</w:t>
-            </w:r>
-          </w:p>
-          <w:p>
-            <w:pPr>
-              <w:rPr>
-                <w:lang w:val="es-MX"/>
-              </w:rPr>
-            </w:pPr>
-          </w:p>
-          <w:p>
-            <w:pPr>
-              <w:rPr>
-                <w:lang w:val="es-MX"/>
-              </w:rPr>
-            </w:pPr>
-            <w:r>
-              <w:rPr>
-                <w:lang w:val="es-MX"/>
-              </w:rPr>
-              <w:t xml:space="preserve">            // Assert</w:t>
-            </w:r>
-          </w:p>
-          <w:p>
-            <w:pPr>
-              <w:rPr>
-                <w:lang w:val="es-MX"/>
-              </w:rPr>
-            </w:pPr>
-            <w:r>
-              <w:rPr>
-                <w:lang w:val="es-MX"/>
-              </w:rPr>
-              <w:t xml:space="preserve">            Assert.Equal(HttpStatusCode.Unauthorized, response.StatusCode);</w:t>
-            </w:r>
-          </w:p>
-          <w:p>
-            <w:pPr>
-              <w:rPr>
-                <w:lang w:val="es-MX"/>
-              </w:rPr>
-            </w:pPr>
-            <w:r>
-              <w:rPr>
-                <w:lang w:val="es-MX"/>
-              </w:rPr>
-              <w:t xml:space="preserve">        }</w:t>
-            </w:r>
-          </w:p>
-          <w:p>
-            <w:pPr>
-              <w:rPr>
-                <w:lang w:val="es-MX"/>
-              </w:rPr>
-            </w:pPr>
-          </w:p>
-          <w:p>
-            <w:pPr>
-              <w:rPr>
-                <w:lang w:val="es-MX"/>
-              </w:rPr>
-            </w:pPr>
-            <w:r>
-              <w:rPr>
-                <w:lang w:val="es-MX"/>
-              </w:rPr>
-              <w:t xml:space="preserve">        [Fact(DisplayName = "Registrar Estado SID - Datos inválidos")]</w:t>
-            </w:r>
-          </w:p>
-          <w:p>
-            <w:pPr>
-              <w:rPr>
-                <w:lang w:val="es-MX"/>
-              </w:rPr>
-            </w:pPr>
-            <w:r>
-              <w:rPr>
-                <w:lang w:val="es-MX"/>
-              </w:rPr>
-              <w:t xml:space="preserve">        public async Task RegistrarEstadoSID_DatosInvalidos()</w:t>
-            </w:r>
-          </w:p>
-          <w:p>
-            <w:pPr>
-              <w:rPr>
-                <w:lang w:val="es-MX"/>
-              </w:rPr>
-            </w:pPr>
-            <w:r>
-              <w:rPr>
-                <w:lang w:val="es-MX"/>
-              </w:rPr>
-              <w:t xml:space="preserve">        {</w:t>
-            </w:r>
-          </w:p>
-          <w:p>
-            <w:pPr>
-              <w:rPr>
-                <w:lang w:val="es-MX"/>
-              </w:rPr>
-            </w:pPr>
-            <w:r>
-              <w:rPr>
-                <w:lang w:val="es-MX"/>
-              </w:rPr>
-              <w:t xml:space="preserve">            // Arrange</w:t>
-            </w:r>
-          </w:p>
-          <w:p>
-            <w:pPr>
-              <w:rPr>
-                <w:lang w:val="es-MX"/>
-              </w:rPr>
-            </w:pPr>
-            <w:r>
-              <w:rPr>
-                <w:lang w:val="es-MX"/>
-              </w:rPr>
-              <w:t xml:space="preserve">            var estado = new EstadoSIDDTO {Estado = ""};</w:t>
-            </w:r>
-          </w:p>
-          <w:p>
-            <w:pPr>
-              <w:rPr>
-                <w:lang w:val="es-MX"/>
-              </w:rPr>
-            </w:pPr>
-            <w:r>
-              <w:rPr>
-                <w:lang w:val="es-MX"/>
-              </w:rPr>
-              <w:t xml:space="preserve">            // Act</w:t>
-            </w:r>
-          </w:p>
-          <w:p>
-            <w:pPr>
-              <w:rPr>
-                <w:lang w:val="es-MX"/>
-              </w:rPr>
-            </w:pPr>
-            <w:r>
-              <w:rPr>
-                <w:lang w:val="es-MX"/>
-              </w:rPr>
-              <w:t xml:space="preserve">            var response = await _apiClient.RegistrarEstadoSID(estado);</w:t>
-            </w:r>
-          </w:p>
-          <w:p>
-            <w:pPr>
-              <w:rPr>
-                <w:lang w:val="es-MX"/>
-              </w:rPr>
-            </w:pPr>
-            <w:r>
-              <w:rPr>
-                <w:lang w:val="es-MX"/>
-              </w:rPr>
-              <w:t xml:space="preserve">            // Assert</w:t>
-            </w:r>
-          </w:p>
-          <w:p>
-            <w:pPr>
-              <w:rPr>
-                <w:lang w:val="es-MX"/>
-              </w:rPr>
-            </w:pPr>
-            <w:r>
-              <w:rPr>
-                <w:lang w:val="es-MX"/>
-              </w:rPr>
-              <w:t xml:space="preserve">            Assert.Equal(HttpStatusCode.BadRequest, response.StatusCode);</w:t>
-            </w:r>
-          </w:p>
-          <w:p>
-            <w:pPr>
-              <w:rPr>
-                <w:lang w:val="es-MX"/>
-              </w:rPr>
-            </w:pPr>
-            <w:r>
-              <w:rPr>
-                <w:lang w:val="es-MX"/>
-              </w:rPr>
-              <w:t xml:space="preserve">        }</w:t>
-            </w:r>
-          </w:p>
-          <w:p>
-            <w:pPr>
-              <w:rPr>
-                <w:lang w:val="es-MX"/>
-              </w:rPr>
-            </w:pPr>
-          </w:p>
-          <w:p>
-            <w:pPr>
-              <w:rPr>
-                <w:lang w:val="es-MX"/>
-              </w:rPr>
-            </w:pPr>
-            <w:r>
-              <w:rPr>
-                <w:lang w:val="es-MX"/>
-              </w:rPr>
-              <w:t xml:space="preserve">        [Fact(DisplayName = "Registrar Estado SID - Token expirado")]</w:t>
-            </w:r>
-          </w:p>
-          <w:p>
-            <w:pPr>
-              <w:rPr>
-                <w:lang w:val="es-MX"/>
-              </w:rPr>
-            </w:pPr>
-            <w:r>
-              <w:rPr>
-                <w:lang w:val="es-MX"/>
-              </w:rPr>
-              <w:t xml:space="preserve">        public async Task RegistrarEstadoSID_TokenExpirado()</w:t>
-            </w:r>
-          </w:p>
-          <w:p>
-            <w:pPr>
-              <w:rPr>
-                <w:lang w:val="es-MX"/>
-              </w:rPr>
-            </w:pPr>
-            <w:r>
-              <w:rPr>
-                <w:lang w:val="es-MX"/>
-              </w:rPr>
-              <w:t xml:space="preserve">        {</w:t>
-            </w:r>
-          </w:p>
-          <w:p>
-            <w:pPr>
-              <w:rPr>
-                <w:lang w:val="es-MX"/>
-              </w:rPr>
-            </w:pPr>
-            <w:r>
-              <w:rPr>
-                <w:lang w:val="es-MX"/>
-              </w:rPr>
-              <w:t xml:space="preserve">            // Arrange</w:t>
-            </w:r>
-          </w:p>
-          <w:p>
-            <w:pPr>
-              <w:rPr>
-                <w:lang w:val="es-MX"/>
-              </w:rPr>
-            </w:pPr>
-            <w:r>
-              <w:rPr>
-                <w:lang w:val="es-MX"/>
-              </w:rPr>
-              <w:t xml:space="preserve">            var estado = new EstadoSIDDTO { Estado = "EN_PRUEBAS" };</w:t>
-            </w:r>
-          </w:p>
-          <w:p>
-            <w:pPr>
-              <w:rPr>
-                <w:lang w:val="es-MX"/>
-              </w:rPr>
-            </w:pPr>
-            <w:r>
-              <w:rPr>
-                <w:lang w:val="es-MX"/>
-              </w:rPr>
-              <w:t xml:space="preserve">            // Creamos un token expirado</w:t>
-            </w:r>
-          </w:p>
-          <w:p>
-            <w:pPr>
-              <w:rPr>
-                <w:lang w:val="es-MX"/>
-              </w:rPr>
-            </w:pPr>
-            <w:r>
-              <w:rPr>
-                <w:lang w:val="es-MX"/>
-              </w:rPr>
-              <w:t xml:space="preserve">            var expiredToken = "eyJhbGciOiJIUzI1NiIsInR5cCI6IkpXVCJ9</w:t>
-            </w:r>
-            <w:r>
-              <w:rPr>
-                <w:lang w:val="es-MX"/>
-              </w:rPr>
-              <w:t xml:space="preserve"> </w:t>
-            </w:r>
-            <w:r>
-              <w:rPr>
-                <w:lang w:val="es-MX"/>
-              </w:rPr>
-              <w:t>";</w:t>
-            </w:r>
-          </w:p>
-          <w:p>
-            <w:pPr>
-              <w:rPr>
-                <w:lang w:val="es-MX"/>
-              </w:rPr>
-            </w:pPr>
-            <w:r>
-              <w:rPr>
-                <w:lang w:val="es-MX"/>
-              </w:rPr>
-              <w:t xml:space="preserve">            _apiClient.SetToken(expiredToken);</w:t>
-            </w:r>
-          </w:p>
-          <w:p>
-            <w:pPr>
-              <w:rPr>
-                <w:lang w:val="es-MX"/>
-              </w:rPr>
-            </w:pPr>
-          </w:p>
-          <w:p>
-            <w:pPr>
-              <w:rPr>
-                <w:lang w:val="es-MX"/>
-              </w:rPr>
-            </w:pPr>
-            <w:r>
-              <w:rPr>
-                <w:lang w:val="es-MX"/>
-              </w:rPr>
-              <w:t xml:space="preserve">            // Act</w:t>
-            </w:r>
-          </w:p>
-          <w:p>
-            <w:pPr>
-              <w:rPr>
-                <w:lang w:val="es-MX"/>
-              </w:rPr>
-            </w:pPr>
-            <w:r>
-              <w:rPr>
-                <w:lang w:val="es-MX"/>
-              </w:rPr>
-              <w:t xml:space="preserve">            var response = await _apiClient.RegistrarEstadoSID(estado);</w:t>
-            </w:r>
-          </w:p>
-          <w:p>
-            <w:pPr>
-              <w:rPr>
-                <w:lang w:val="es-MX"/>
-              </w:rPr>
-            </w:pPr>
-          </w:p>
-          <w:p>
-            <w:pPr>
-              <w:rPr>
-                <w:lang w:val="es-MX"/>
-              </w:rPr>
-            </w:pPr>
-            <w:r>
-              <w:rPr>
-                <w:lang w:val="es-MX"/>
-              </w:rPr>
-              <w:t xml:space="preserve">            // Obtenemos el encabezado</w:t>
-            </w:r>
-          </w:p>
-          <w:p>
-            <w:pPr>
-              <w:rPr>
-                <w:lang w:val="es-MX"/>
-              </w:rPr>
-            </w:pPr>
-            <w:r>
-              <w:rPr>
-                <w:lang w:val="es-MX"/>
-              </w:rPr>
-              <w:t xml:space="preserve">            var authHeader = response.Headers.WwwAuthenticate.FirstOrDefault();</w:t>
-            </w:r>
-          </w:p>
-          <w:p>
-            <w:pPr>
-              <w:rPr>
-                <w:lang w:val="es-MX"/>
-              </w:rPr>
-            </w:pPr>
-            <w:r>
-              <w:rPr>
-                <w:lang w:val="es-MX"/>
-              </w:rPr>
-              <w:t xml:space="preserve">            var parameter = authHeader?.Parameter ?? "";</w:t>
-            </w:r>
-          </w:p>
-          <w:p>
-            <w:pPr>
-              <w:rPr>
-                <w:lang w:val="es-MX"/>
-              </w:rPr>
-            </w:pPr>
-          </w:p>
-          <w:p>
-            <w:pPr>
-              <w:rPr>
-                <w:lang w:val="es-MX"/>
-              </w:rPr>
-            </w:pPr>
-            <w:r>
-              <w:rPr>
-                <w:lang w:val="es-MX"/>
-              </w:rPr>
-              <w:t xml:space="preserve">            // Assert</w:t>
-            </w:r>
-          </w:p>
-          <w:p>
-            <w:pPr>
-              <w:rPr>
-                <w:lang w:val="es-MX"/>
-              </w:rPr>
-            </w:pPr>
-            <w:r>
-              <w:rPr>
-                <w:lang w:val="es-MX"/>
-              </w:rPr>
-              <w:t xml:space="preserve">            Assert.Equal(HttpStatusCode.Unauthorized, response.StatusCode);</w:t>
-            </w:r>
-          </w:p>
-          <w:p>
-            <w:pPr>
-              <w:rPr>
-                <w:lang w:val="es-MX"/>
-              </w:rPr>
-            </w:pPr>
-            <w:r>
-              <w:rPr>
-                <w:lang w:val="es-MX"/>
-              </w:rPr>
-              <w:t xml:space="preserve">            Assert.Contains("The token expired", parameter, StringComparison.OrdinalIgnoreCase);</w:t>
-            </w:r>
-          </w:p>
-          <w:p>
-            <w:pPr>
-              <w:rPr>
-                <w:lang w:val="es-MX"/>
-              </w:rPr>
-            </w:pPr>
-            <w:r>
-              <w:rPr>
-                <w:lang w:val="es-MX"/>
-              </w:rPr>
-              <w:t xml:space="preserve">        }</w:t>
-            </w:r>
-          </w:p>
-          <w:p>
-            <w:pPr>
-              <w:rPr>
-                <w:lang w:val="es-MX"/>
-              </w:rPr>
-            </w:pPr>
-            <w:r>
-              <w:rPr>
-                <w:lang w:val="es-MX"/>
-              </w:rPr>
-              <w:t xml:space="preserve">    }</w:t>
-            </w:r>
-          </w:p>
-          <w:p>
-            <w:pPr>
-              <w:rPr>
-                <w:lang w:val="es-MX"/>
-              </w:rPr>
-            </w:pPr>
-            <w:r>
-              <w:rPr>
-                <w:lang w:val="es-MX"/>
-              </w:rPr>
-              <w:t>}</w:t>
-            </w:r>
-          </w:p>
-          <w:p/>
-        </w:tc>
-      </w:tr>
-    </w:tbl>
-    <w:p/>
-    <w:p>
-      <w:pPr>
-        <w:pStyle w:val="Ttulo2"/>
-      </w:pPr>
-      <w:r>
-        <w:t>Paso 7: Ejecutar pruebas unitarias</w:t>
-      </w:r>
-    </w:p>
-    <w:p>
-      <w:pPr>
+        <w:t>Ejecutar pruebas unitarias</w:t>
+      </w:r>
+    </w:p>
+    <w:p>
+      <w:pPr>
+        <w:pStyle w:val="Prrafodelista"/>
+        <w:numPr>
+          <w:ilvl w:val="0"/>
+          <w:numId w:val="2"/>
+        </w:numPr>
         <w:rPr>
           <w:u w:val="single"/>
         </w:rPr>
       </w:pPr>
       <w:r>
-        <w:t>1. Compile la solución.</w:t>
-      </w:r>
-      <w:r>
-        <w:br/>
-        <w:t>2. Abra el Explorador de pruebas en Visual Studio (menú Prueba → Explorador de pruebas).</w:t>
-      </w:r>
-      <w:r>
-        <w:br/>
-        <w:t>3. Ejecute todas las pruebas.</w:t>
-      </w:r>
-      <w:r>
-        <w:br/>
-        <w:t>4. Verifique los resultados: se mostrarán los casos exitosos y los fallidos según el escenario.</w:t>
+        <w:t>Compile la solución.</w:t>
+      </w:r>
+    </w:p>
+    <w:p>
+      <w:pPr>
+        <w:pStyle w:val="Prrafodelista"/>
+        <w:numPr>
+          <w:ilvl w:val="0"/>
+          <w:numId w:val="2"/>
+        </w:numPr>
+        <w:rPr>
+          <w:u w:val="single"/>
+        </w:rPr>
+      </w:pPr>
+      <w:r>
+        <w:t>Abra el Explorador de pruebas en Visual Studio (menú Prueba → Explorador de pruebas).</w:t>
+      </w:r>
+    </w:p>
+    <w:p>
+      <w:pPr>
+        <w:pStyle w:val="Prrafodelista"/>
+        <w:numPr>
+          <w:ilvl w:val="0"/>
+          <w:numId w:val="2"/>
+        </w:numPr>
+        <w:rPr>
+          <w:u w:val="single"/>
+        </w:rPr>
+      </w:pPr>
+      <w:r>
+        <w:t>Ejecute todas las pruebas.</w:t>
+      </w:r>
+    </w:p>
+    <w:p>
+      <w:pPr>
+        <w:pStyle w:val="Prrafodelista"/>
+        <w:numPr>
+          <w:ilvl w:val="0"/>
+          <w:numId w:val="2"/>
+        </w:numPr>
+        <w:rPr>
+          <w:u w:val="single"/>
+        </w:rPr>
+      </w:pPr>
+      <w:r>
+        <w:t>Verifique los resultados: se mostrarán los casos exitosos y los fallidos según el escenario.</w:t>
       </w:r>
     </w:p>
     <w:p>
@@ -2791,8 +1088,8 @@
       </w:r>
     </w:p>
     <w:sectPr>
-      <w:headerReference w:type="default" r:id="rId12"/>
-      <w:footerReference w:type="default" r:id="rId13"/>
+      <w:headerReference w:type="default" r:id="rId10"/>
+      <w:footerReference w:type="default" r:id="rId11"/>
       <w:pgSz w:w="12240" w:h="15840" w:code="1"/>
       <w:pgMar w:top="1985" w:right="1276" w:bottom="1440" w:left="1276" w:header="709" w:footer="709" w:gutter="0"/>
       <w:cols w:space="708"/>
@@ -3071,8 +1368,190 @@
       </w:rPr>
     </w:lvl>
   </w:abstractNum>
+  <w:abstractNum w:abstractNumId="1" w15:restartNumberingAfterBreak="0">
+    <w:nsid w:val="113559BF"/>
+    <w:multiLevelType w:val="hybridMultilevel"/>
+    <w:tmpl w:val="5DA84D76"/>
+    <w:lvl w:ilvl="0" w:tplc="080A000F">
+      <w:start w:val="1"/>
+      <w:numFmt w:val="decimal"/>
+      <w:lvlText w:val="%1."/>
+      <w:lvlJc w:val="left"/>
+      <w:pPr>
+        <w:ind w:left="720" w:hanging="360"/>
+      </w:pPr>
+    </w:lvl>
+    <w:lvl w:ilvl="1" w:tplc="080A0019" w:tentative="1">
+      <w:start w:val="1"/>
+      <w:numFmt w:val="lowerLetter"/>
+      <w:lvlText w:val="%2."/>
+      <w:lvlJc w:val="left"/>
+      <w:pPr>
+        <w:ind w:left="1440" w:hanging="360"/>
+      </w:pPr>
+    </w:lvl>
+    <w:lvl w:ilvl="2" w:tplc="080A001B" w:tentative="1">
+      <w:start w:val="1"/>
+      <w:numFmt w:val="lowerRoman"/>
+      <w:lvlText w:val="%3."/>
+      <w:lvlJc w:val="right"/>
+      <w:pPr>
+        <w:ind w:left="2160" w:hanging="180"/>
+      </w:pPr>
+    </w:lvl>
+    <w:lvl w:ilvl="3" w:tplc="080A000F" w:tentative="1">
+      <w:start w:val="1"/>
+      <w:numFmt w:val="decimal"/>
+      <w:lvlText w:val="%4."/>
+      <w:lvlJc w:val="left"/>
+      <w:pPr>
+        <w:ind w:left="2880" w:hanging="360"/>
+      </w:pPr>
+    </w:lvl>
+    <w:lvl w:ilvl="4" w:tplc="080A0019" w:tentative="1">
+      <w:start w:val="1"/>
+      <w:numFmt w:val="lowerLetter"/>
+      <w:lvlText w:val="%5."/>
+      <w:lvlJc w:val="left"/>
+      <w:pPr>
+        <w:ind w:left="3600" w:hanging="360"/>
+      </w:pPr>
+    </w:lvl>
+    <w:lvl w:ilvl="5" w:tplc="080A001B" w:tentative="1">
+      <w:start w:val="1"/>
+      <w:numFmt w:val="lowerRoman"/>
+      <w:lvlText w:val="%6."/>
+      <w:lvlJc w:val="right"/>
+      <w:pPr>
+        <w:ind w:left="4320" w:hanging="180"/>
+      </w:pPr>
+    </w:lvl>
+    <w:lvl w:ilvl="6" w:tplc="080A000F" w:tentative="1">
+      <w:start w:val="1"/>
+      <w:numFmt w:val="decimal"/>
+      <w:lvlText w:val="%7."/>
+      <w:lvlJc w:val="left"/>
+      <w:pPr>
+        <w:ind w:left="5040" w:hanging="360"/>
+      </w:pPr>
+    </w:lvl>
+    <w:lvl w:ilvl="7" w:tplc="080A0019" w:tentative="1">
+      <w:start w:val="1"/>
+      <w:numFmt w:val="lowerLetter"/>
+      <w:lvlText w:val="%8."/>
+      <w:lvlJc w:val="left"/>
+      <w:pPr>
+        <w:ind w:left="5760" w:hanging="360"/>
+      </w:pPr>
+    </w:lvl>
+    <w:lvl w:ilvl="8" w:tplc="080A001B" w:tentative="1">
+      <w:start w:val="1"/>
+      <w:numFmt w:val="lowerRoman"/>
+      <w:lvlText w:val="%9."/>
+      <w:lvlJc w:val="right"/>
+      <w:pPr>
+        <w:ind w:left="6480" w:hanging="180"/>
+      </w:pPr>
+    </w:lvl>
+  </w:abstractNum>
+  <w:abstractNum w:abstractNumId="2" w15:restartNumberingAfterBreak="0">
+    <w:nsid w:val="20C73B65"/>
+    <w:multiLevelType w:val="hybridMultilevel"/>
+    <w:tmpl w:val="6394A752"/>
+    <w:lvl w:ilvl="0" w:tplc="080A000F">
+      <w:start w:val="1"/>
+      <w:numFmt w:val="decimal"/>
+      <w:lvlText w:val="%1."/>
+      <w:lvlJc w:val="left"/>
+      <w:pPr>
+        <w:ind w:left="720" w:hanging="360"/>
+      </w:pPr>
+      <w:rPr>
+        <w:rFonts w:hint="default"/>
+        <w:u w:val="none"/>
+      </w:rPr>
+    </w:lvl>
+    <w:lvl w:ilvl="1" w:tplc="080A0019" w:tentative="1">
+      <w:start w:val="1"/>
+      <w:numFmt w:val="lowerLetter"/>
+      <w:lvlText w:val="%2."/>
+      <w:lvlJc w:val="left"/>
+      <w:pPr>
+        <w:ind w:left="1440" w:hanging="360"/>
+      </w:pPr>
+    </w:lvl>
+    <w:lvl w:ilvl="2" w:tplc="080A001B" w:tentative="1">
+      <w:start w:val="1"/>
+      <w:numFmt w:val="lowerRoman"/>
+      <w:lvlText w:val="%3."/>
+      <w:lvlJc w:val="right"/>
+      <w:pPr>
+        <w:ind w:left="2160" w:hanging="180"/>
+      </w:pPr>
+    </w:lvl>
+    <w:lvl w:ilvl="3" w:tplc="080A000F" w:tentative="1">
+      <w:start w:val="1"/>
+      <w:numFmt w:val="decimal"/>
+      <w:lvlText w:val="%4."/>
+      <w:lvlJc w:val="left"/>
+      <w:pPr>
+        <w:ind w:left="2880" w:hanging="360"/>
+      </w:pPr>
+    </w:lvl>
+    <w:lvl w:ilvl="4" w:tplc="080A0019" w:tentative="1">
+      <w:start w:val="1"/>
+      <w:numFmt w:val="lowerLetter"/>
+      <w:lvlText w:val="%5."/>
+      <w:lvlJc w:val="left"/>
+      <w:pPr>
+        <w:ind w:left="3600" w:hanging="360"/>
+      </w:pPr>
+    </w:lvl>
+    <w:lvl w:ilvl="5" w:tplc="080A001B" w:tentative="1">
+      <w:start w:val="1"/>
+      <w:numFmt w:val="lowerRoman"/>
+      <w:lvlText w:val="%6."/>
+      <w:lvlJc w:val="right"/>
+      <w:pPr>
+        <w:ind w:left="4320" w:hanging="180"/>
+      </w:pPr>
+    </w:lvl>
+    <w:lvl w:ilvl="6" w:tplc="080A000F" w:tentative="1">
+      <w:start w:val="1"/>
+      <w:numFmt w:val="decimal"/>
+      <w:lvlText w:val="%7."/>
+      <w:lvlJc w:val="left"/>
+      <w:pPr>
+        <w:ind w:left="5040" w:hanging="360"/>
+      </w:pPr>
+    </w:lvl>
+    <w:lvl w:ilvl="7" w:tplc="080A0019" w:tentative="1">
+      <w:start w:val="1"/>
+      <w:numFmt w:val="lowerLetter"/>
+      <w:lvlText w:val="%8."/>
+      <w:lvlJc w:val="left"/>
+      <w:pPr>
+        <w:ind w:left="5760" w:hanging="360"/>
+      </w:pPr>
+    </w:lvl>
+    <w:lvl w:ilvl="8" w:tplc="080A001B" w:tentative="1">
+      <w:start w:val="1"/>
+      <w:numFmt w:val="lowerRoman"/>
+      <w:lvlText w:val="%9."/>
+      <w:lvlJc w:val="right"/>
+      <w:pPr>
+        <w:ind w:left="6480" w:hanging="180"/>
+      </w:pPr>
+    </w:lvl>
+  </w:abstractNum>
   <w:num w:numId="1" w16cid:durableId="894897123">
     <w:abstractNumId w:val="0"/>
+  </w:num>
+  <w:num w:numId="2" w16cid:durableId="50275994">
+    <w:abstractNumId w:val="1"/>
+  </w:num>
+  <w:num w:numId="3" w16cid:durableId="1467701728">
+    <w:abstractNumId w:val="2"/>
   </w:num>
 </w:numbering>
 </file>
@@ -3673,6 +2152,7 @@
   <w:style w:type="character" w:default="1" w:styleId="Fuentedeprrafopredeter">
     <w:name w:val="Default Paragraph Font"/>
     <w:uiPriority w:val="1"/>
+    <w:semiHidden/>
     <w:unhideWhenUsed/>
   </w:style>
   <w:style w:type="table" w:default="1" w:styleId="Tablanormal">

--- a/Practicas/Practica 1/Practica1_RegistrarEstadoSID.docx
+++ b/Practicas/Practica 1/Practica1_RegistrarEstadoSID.docx
@@ -75,6 +75,10 @@
     <w:p>
       <w:pPr>
         <w:pStyle w:val="Ttulo2"/>
+        <w:numPr>
+          <w:ilvl w:val="0"/>
+          <w:numId w:val="6"/>
+        </w:numPr>
       </w:pPr>
       <w:r>
         <w:t>Prerrequisitos</w:t>
@@ -84,48 +88,36 @@
       <w:pPr>
         <w:pStyle w:val="Listaconvietas"/>
         <w:tabs>
-          <w:tab w:val="num" w:pos="360"/>
+          <w:tab w:val="left" w:pos="360"/>
         </w:tabs>
         <w:ind w:left="360" w:hanging="360"/>
-      </w:pPr>
-      <w:r>
-        <w:t xml:space="preserve">Visual Studio 2022 o superior </w:t>
-      </w:r>
-      <w:proofErr w:type="spellStart"/>
-      <w:r>
-        <w:t>instalado</w:t>
-      </w:r>
-      <w:proofErr w:type="spellEnd"/>
-      <w:r>
-        <w:t>.</w:t>
+        <w:rPr>
+          <w:lang w:val="pt-BR"/>
+        </w:rPr>
+      </w:pPr>
+      <w:r>
+        <w:rPr>
+          <w:lang w:val="pt-BR"/>
+        </w:rPr>
+        <w:t>Visual Studio 2022 o superior instalado.</w:t>
       </w:r>
     </w:p>
     <w:p>
       <w:pPr>
         <w:pStyle w:val="Listaconvietas"/>
         <w:tabs>
-          <w:tab w:val="num" w:pos="360"/>
+          <w:tab w:val="left" w:pos="360"/>
         </w:tabs>
         <w:ind w:left="360" w:hanging="360"/>
-      </w:pPr>
-      <w:r>
-        <w:t xml:space="preserve">.NET SDK 8 o 9 </w:t>
-      </w:r>
-      <w:proofErr w:type="spellStart"/>
-      <w:r>
-        <w:t>instalado</w:t>
-      </w:r>
-      <w:proofErr w:type="spellEnd"/>
-      <w:r>
-        <w:t xml:space="preserve"> (</w:t>
-      </w:r>
-      <w:proofErr w:type="spellStart"/>
-      <w:r>
-        <w:t>recomendado</w:t>
-      </w:r>
-      <w:proofErr w:type="spellEnd"/>
-      <w:r>
-        <w:t xml:space="preserve"> .NET 8 o .NET 9).</w:t>
+        <w:rPr>
+          <w:lang w:val="pt-BR"/>
+        </w:rPr>
+      </w:pPr>
+      <w:r>
+        <w:rPr>
+          <w:lang w:val="pt-BR"/>
+        </w:rPr>
+        <w:t>.NET SDK 8 o 9 instalado (recomendado .NET 8 o .NET 9).</w:t>
       </w:r>
     </w:p>
     <w:p>
@@ -133,86 +125,57 @@
         <w:pStyle w:val="Listaconvietas"/>
         <w:shd w:val="clear" w:color="auto" w:fill="FFFFFF"/>
         <w:tabs>
-          <w:tab w:val="num" w:pos="360"/>
+          <w:tab w:val="left" w:pos="360"/>
         </w:tabs>
         <w:spacing w:after="180" w:line="384" w:lineRule="atLeast"/>
         <w:ind w:left="360" w:hanging="360"/>
         <w:jc w:val="both"/>
-      </w:pPr>
-      <w:r>
-        <w:t xml:space="preserve">Workloads de </w:t>
-      </w:r>
+        <w:rPr>
+          <w:lang w:val="es-MX"/>
+        </w:rPr>
+      </w:pPr>
       <w:proofErr w:type="spellStart"/>
       <w:r>
-        <w:t>desarrollo</w:t>
+        <w:rPr>
+          <w:lang w:val="es-MX"/>
+        </w:rPr>
+        <w:t>Workloads</w:t>
       </w:r>
       <w:proofErr w:type="spellEnd"/>
       <w:r>
-        <w:t xml:space="preserve"> .NET </w:t>
+        <w:rPr>
+          <w:lang w:val="es-MX"/>
+        </w:rPr>
+        <w:t xml:space="preserve"> de desarrollo .NET instalados en Visual Studio (al crear un proyecto </w:t>
       </w:r>
       <w:proofErr w:type="spellStart"/>
       <w:r>
-        <w:t>instalados</w:t>
+        <w:rPr>
+          <w:lang w:val="es-MX"/>
+        </w:rPr>
+        <w:t>Class</w:t>
       </w:r>
       <w:proofErr w:type="spellEnd"/>
       <w:r>
-        <w:t xml:space="preserve"> </w:t>
+        <w:rPr>
+          <w:lang w:val="es-MX"/>
+        </w:rPr>
+        <w:t xml:space="preserve"> Library y </w:t>
       </w:r>
       <w:proofErr w:type="spellStart"/>
       <w:r>
-        <w:t>en</w:t>
+        <w:rPr>
+          <w:lang w:val="es-MX"/>
+        </w:rPr>
+        <w:t>MSTest</w:t>
       </w:r>
       <w:proofErr w:type="spellEnd"/>
       <w:r>
-        <w:t xml:space="preserve"> Visual Studio (al </w:t>
-      </w:r>
-      <w:proofErr w:type="spellStart"/>
-      <w:r>
-        <w:t>crear</w:t>
-      </w:r>
-      <w:proofErr w:type="spellEnd"/>
-      <w:r>
-        <w:t xml:space="preserve"> un </w:t>
-      </w:r>
-      <w:proofErr w:type="spellStart"/>
-      <w:r>
-        <w:t>proyecto</w:t>
-      </w:r>
-      <w:proofErr w:type="spellEnd"/>
-      <w:r>
-        <w:t xml:space="preserve"> Class Library y </w:t>
-      </w:r>
-      <w:proofErr w:type="spellStart"/>
-      <w:r>
-        <w:t>MSTest</w:t>
-      </w:r>
-      <w:proofErr w:type="spellEnd"/>
-      <w:r>
+        <w:rPr>
+          <w:lang w:val="es-MX"/>
+        </w:rPr>
         <w:t>).</w:t>
       </w:r>
-    </w:p>
-    <w:p>
-      <w:pPr>
-        <w:pStyle w:val="Listaconvietas"/>
-        <w:shd w:val="clear" w:color="auto" w:fill="FFFFFF"/>
-        <w:tabs>
-          <w:tab w:val="num" w:pos="360"/>
-        </w:tabs>
-        <w:spacing w:after="180" w:line="384" w:lineRule="atLeast"/>
-        <w:ind w:left="360" w:hanging="360"/>
-        <w:jc w:val="both"/>
-      </w:pPr>
-      <w:r>
-        <w:t xml:space="preserve">URL base de la API:  </w:t>
-      </w:r>
-      <w:hyperlink r:id="rId7" w:history="1">
-        <w:r>
-          <w:rPr>
-            <w:rStyle w:val="Hipervnculo"/>
-          </w:rPr>
-          <w:t>https://lapem.cfe.gob.mx/sid_capacitacion/swagger/index.html</w:t>
-        </w:r>
-      </w:hyperlink>
     </w:p>
     <w:p>
       <w:pPr>
@@ -224,11 +187,18 @@
         <w:shd w:val="clear" w:color="auto" w:fill="FFFFFF"/>
         <w:spacing w:after="180" w:line="384" w:lineRule="atLeast"/>
         <w:jc w:val="both"/>
+        <w:rPr>
+          <w:lang w:val="es-MX"/>
+        </w:rPr>
       </w:pPr>
     </w:p>
     <w:p>
       <w:pPr>
         <w:pStyle w:val="Ttulo2"/>
+        <w:numPr>
+          <w:ilvl w:val="0"/>
+          <w:numId w:val="6"/>
+        </w:numPr>
       </w:pPr>
       <w:r>
         <w:t>Obtener token de autenticación</w:t>
@@ -244,8 +214,38 @@
       </w:r>
       <w:proofErr w:type="spellEnd"/>
       <w:r>
-        <w:t xml:space="preserve"> protegidos.</w:t>
-      </w:r>
+        <w:t xml:space="preserve"> protegidos:</w:t>
+      </w:r>
+    </w:p>
+    <w:p>
+      <w:pPr>
+        <w:pStyle w:val="Listaconvietas"/>
+        <w:shd w:val="clear" w:color="auto" w:fill="FFFFFF"/>
+        <w:tabs>
+          <w:tab w:val="left" w:pos="360"/>
+        </w:tabs>
+        <w:spacing w:after="180" w:line="384" w:lineRule="atLeast"/>
+        <w:ind w:left="360" w:hanging="360"/>
+        <w:jc w:val="both"/>
+        <w:rPr>
+          <w:lang w:val="es-MX"/>
+        </w:rPr>
+      </w:pPr>
+      <w:r>
+        <w:rPr>
+          <w:lang w:val="es-MX"/>
+        </w:rPr>
+        <w:t xml:space="preserve">URL base de la API:  </w:t>
+      </w:r>
+      <w:hyperlink r:id="rId8">
+        <w:r>
+          <w:rPr>
+            <w:rStyle w:val="Hipervnculo"/>
+            <w:lang w:val="es-MX"/>
+          </w:rPr>
+          <w:t>https://lapem.cfe.gob.mx/sid_capacitacion/swagger/index.html</w:t>
+        </w:r>
+      </w:hyperlink>
     </w:p>
     <w:p>
       <w:pPr>
@@ -257,14 +257,25 @@
         <w:shd w:val="clear" w:color="auto" w:fill="FFFFFF"/>
         <w:spacing w:after="180" w:line="384" w:lineRule="atLeast"/>
         <w:jc w:val="both"/>
-      </w:pPr>
-      <w:proofErr w:type="spellStart"/>
-      <w:r>
-        <w:t>Método</w:t>
-      </w:r>
-      <w:proofErr w:type="spellEnd"/>
-      <w:r>
-        <w:t>: POST</w:t>
+        <w:rPr>
+          <w:b/>
+          <w:bCs/>
+          <w:lang w:val="es-MX"/>
+        </w:rPr>
+      </w:pPr>
+      <w:r>
+        <w:rPr>
+          <w:lang w:val="es-MX"/>
+        </w:rPr>
+        <w:t xml:space="preserve">Método: </w:t>
+      </w:r>
+      <w:r>
+        <w:rPr>
+          <w:b/>
+          <w:bCs/>
+          <w:lang w:val="es-MX"/>
+        </w:rPr>
+        <w:t>POST (Selecciona la opción POST - F0_Acceso)</w:t>
       </w:r>
     </w:p>
     <w:p>
@@ -272,7 +283,7 @@
         <w:pStyle w:val="Listaconvietas"/>
         <w:numPr>
           <w:ilvl w:val="0"/>
-          <w:numId w:val="0"/>
+          <w:numId w:val="3"/>
         </w:numPr>
         <w:shd w:val="clear" w:color="auto" w:fill="FFFFFF"/>
         <w:spacing w:after="180" w:line="384" w:lineRule="atLeast"/>
@@ -282,71 +293,205 @@
         </w:rPr>
       </w:pPr>
       <w:r>
-        <w:t xml:space="preserve">URL: </w:t>
-      </w:r>
-      <w:hyperlink r:id="rId8" w:history="1">
-        <w:r>
-          <w:rPr>
-            <w:rStyle w:val="Hipervnculo"/>
-          </w:rPr>
-          <w:t>https://lapem.cfe.gob.mx/sid_capacitacion/</w:t>
-        </w:r>
-        <w:r>
-          <w:rPr>
-            <w:rStyle w:val="Hipervnculo"/>
-            <w:lang w:val="es-MX"/>
-          </w:rPr>
-          <w:t>F0_Acceso/</w:t>
-        </w:r>
-        <w:proofErr w:type="spellStart"/>
-        <w:r>
-          <w:rPr>
-            <w:rStyle w:val="Hipervnculo"/>
-            <w:lang w:val="es-MX"/>
-          </w:rPr>
-          <w:t>Login</w:t>
-        </w:r>
-        <w:proofErr w:type="spellEnd"/>
-      </w:hyperlink>
-    </w:p>
-    <w:p>
-      <w:pPr>
-        <w:pStyle w:val="Listaconvietas"/>
+        <w:rPr>
+          <w:lang w:val="es-MX"/>
+        </w:rPr>
+        <w:t xml:space="preserve">De clic en el botón </w:t>
+      </w:r>
+      <w:r>
+        <w:rPr>
+          <w:b/>
+          <w:bCs/>
+          <w:lang w:val="es-MX"/>
+        </w:rPr>
+        <w:t xml:space="preserve">Try </w:t>
+      </w:r>
+      <w:proofErr w:type="spellStart"/>
+      <w:r>
+        <w:rPr>
+          <w:b/>
+          <w:bCs/>
+          <w:lang w:val="es-MX"/>
+        </w:rPr>
+        <w:t>it</w:t>
+      </w:r>
+      <w:proofErr w:type="spellEnd"/>
+      <w:r>
+        <w:rPr>
+          <w:b/>
+          <w:bCs/>
+          <w:lang w:val="es-MX"/>
+        </w:rPr>
+        <w:t xml:space="preserve"> </w:t>
+      </w:r>
+      <w:proofErr w:type="spellStart"/>
+      <w:r>
+        <w:rPr>
+          <w:b/>
+          <w:bCs/>
+          <w:lang w:val="es-MX"/>
+        </w:rPr>
+        <w:t>Out</w:t>
+      </w:r>
+      <w:proofErr w:type="spellEnd"/>
+      <w:r>
+        <w:rPr>
+          <w:lang w:val="es-MX"/>
+        </w:rPr>
+        <w:t>, aparecerá la siguiente cadena JSON (</w:t>
+      </w:r>
+      <w:proofErr w:type="spellStart"/>
+      <w:r>
+        <w:rPr>
+          <w:lang w:val="es-MX"/>
+        </w:rPr>
+        <w:t>Request</w:t>
+      </w:r>
+      <w:proofErr w:type="spellEnd"/>
+      <w:r>
+        <w:rPr>
+          <w:lang w:val="es-MX"/>
+        </w:rPr>
+        <w:t xml:space="preserve"> JSON)</w:t>
+      </w:r>
+    </w:p>
+    <w:p>
+      <w:pPr>
+        <w:pStyle w:val="Prrafodelista"/>
         <w:numPr>
           <w:ilvl w:val="0"/>
-          <w:numId w:val="0"/>
+          <w:numId w:val="3"/>
         </w:numPr>
-        <w:shd w:val="clear" w:color="auto" w:fill="FFFFFF"/>
-        <w:spacing w:after="180" w:line="384" w:lineRule="atLeast"/>
-        <w:jc w:val="both"/>
-        <w:rPr>
-          <w:lang w:val="es-MX"/>
-        </w:rPr>
-      </w:pPr>
+      </w:pPr>
+      <w:r>
+        <w:t xml:space="preserve">Ejemplo de </w:t>
+      </w:r>
+      <w:proofErr w:type="spellStart"/>
+      <w:r>
+        <w:t>request</w:t>
+      </w:r>
+      <w:proofErr w:type="spellEnd"/>
+      <w:r>
+        <w:t xml:space="preserve"> JSON (deberá modificar los </w:t>
+      </w:r>
+      <w:proofErr w:type="spellStart"/>
+      <w:r>
+        <w:t>string</w:t>
+      </w:r>
+      <w:proofErr w:type="spellEnd"/>
+      <w:r>
+        <w:t xml:space="preserve"> con su </w:t>
+      </w:r>
+      <w:proofErr w:type="spellStart"/>
+      <w:r>
+        <w:t>user</w:t>
+      </w:r>
+      <w:proofErr w:type="spellEnd"/>
+      <w:r>
+        <w:t xml:space="preserve"> y </w:t>
+      </w:r>
+      <w:proofErr w:type="spellStart"/>
+      <w:r>
+        <w:t>password</w:t>
+      </w:r>
+      <w:proofErr w:type="spellEnd"/>
+      <w:r>
+        <w:t>):</w:t>
+      </w:r>
+    </w:p>
+    <w:p>
+      <w:pPr>
+        <w:pStyle w:val="Citadestacada"/>
+        <w:ind w:left="0"/>
+        <w:jc w:val="left"/>
+      </w:pPr>
+      <w:r>
+        <w:t>{</w:t>
+      </w:r>
+    </w:p>
+    <w:p>
+      <w:pPr>
+        <w:pStyle w:val="Citadestacada"/>
+        <w:ind w:left="0"/>
+        <w:jc w:val="left"/>
+      </w:pPr>
+      <w:r>
+        <w:t xml:space="preserve">  "</w:t>
+      </w:r>
+      <w:proofErr w:type="spellStart"/>
+      <w:r>
+        <w:t>username</w:t>
+      </w:r>
+      <w:proofErr w:type="spellEnd"/>
+      <w:r>
+        <w:t>": "</w:t>
+      </w:r>
+      <w:proofErr w:type="spellStart"/>
+      <w:r>
+        <w:t>string</w:t>
+      </w:r>
+      <w:proofErr w:type="spellEnd"/>
+      <w:r>
+        <w:t>",</w:t>
+      </w:r>
+    </w:p>
+    <w:p>
+      <w:pPr>
+        <w:pStyle w:val="Citadestacada"/>
+        <w:ind w:left="0"/>
+        <w:jc w:val="left"/>
+      </w:pPr>
+      <w:r>
+        <w:t xml:space="preserve">  "</w:t>
+      </w:r>
+      <w:proofErr w:type="spellStart"/>
+      <w:r>
+        <w:t>password</w:t>
+      </w:r>
+      <w:proofErr w:type="spellEnd"/>
+      <w:r>
+        <w:t>": "</w:t>
+      </w:r>
+      <w:proofErr w:type="spellStart"/>
+      <w:r>
+        <w:t>string</w:t>
+      </w:r>
+      <w:proofErr w:type="spellEnd"/>
+      <w:r>
+        <w:t>"</w:t>
+      </w:r>
+    </w:p>
+    <w:p>
+      <w:pPr>
+        <w:pStyle w:val="Citadestacada"/>
+        <w:ind w:left="0"/>
+        <w:jc w:val="left"/>
+      </w:pPr>
+      <w:r>
+        <w:t>}</w:t>
+      </w:r>
     </w:p>
     <w:tbl>
       <w:tblPr>
+        <w:tblpPr w:leftFromText="141" w:rightFromText="141" w:vertAnchor="text" w:horzAnchor="margin" w:tblpX="108" w:tblpY="75"/>
         <w:tblW w:w="8613" w:type="dxa"/>
-        <w:tblBorders>
-          <w:top w:val="single" w:sz="4" w:space="0" w:color="808080" w:themeColor="background1" w:themeShade="80"/>
-          <w:left w:val="single" w:sz="4" w:space="0" w:color="808080" w:themeColor="background1" w:themeShade="80"/>
-          <w:bottom w:val="single" w:sz="4" w:space="0" w:color="808080" w:themeColor="background1" w:themeShade="80"/>
-          <w:right w:val="single" w:sz="4" w:space="0" w:color="808080" w:themeColor="background1" w:themeShade="80"/>
-          <w:insideH w:val="single" w:sz="4" w:space="0" w:color="808080" w:themeColor="background1" w:themeShade="80"/>
-          <w:insideV w:val="single" w:sz="4" w:space="0" w:color="808080" w:themeColor="background1" w:themeShade="80"/>
-        </w:tblBorders>
         <w:tblLayout w:type="fixed"/>
         <w:tblLook w:val="04A0" w:firstRow="1" w:lastRow="0" w:firstColumn="1" w:lastColumn="0" w:noHBand="0" w:noVBand="1"/>
       </w:tblPr>
       <w:tblGrid>
-        <w:gridCol w:w="4928"/>
-        <w:gridCol w:w="3685"/>
+        <w:gridCol w:w="4929"/>
+        <w:gridCol w:w="3684"/>
       </w:tblGrid>
       <w:tr>
         <w:tc>
           <w:tcPr>
             <w:tcW w:w="4928" w:type="dxa"/>
-            <w:shd w:val="clear" w:color="auto" w:fill="auto"/>
+            <w:tcBorders>
+              <w:top w:val="single" w:sz="4" w:space="0" w:color="808080"/>
+              <w:left w:val="single" w:sz="4" w:space="0" w:color="808080"/>
+              <w:bottom w:val="single" w:sz="4" w:space="0" w:color="808080"/>
+              <w:right w:val="single" w:sz="4" w:space="0" w:color="808080"/>
+            </w:tcBorders>
           </w:tcPr>
           <w:p>
             <w:pPr>
@@ -366,8 +511,13 @@
         </w:tc>
         <w:tc>
           <w:tcPr>
-            <w:tcW w:w="3685" w:type="dxa"/>
-            <w:shd w:val="clear" w:color="auto" w:fill="auto"/>
+            <w:tcW w:w="3684" w:type="dxa"/>
+            <w:tcBorders>
+              <w:top w:val="single" w:sz="4" w:space="0" w:color="808080"/>
+              <w:left w:val="single" w:sz="4" w:space="0" w:color="808080"/>
+              <w:bottom w:val="single" w:sz="4" w:space="0" w:color="808080"/>
+              <w:right w:val="single" w:sz="4" w:space="0" w:color="808080"/>
+            </w:tcBorders>
           </w:tcPr>
           <w:p>
             <w:pPr>
@@ -390,7 +540,12 @@
         <w:tc>
           <w:tcPr>
             <w:tcW w:w="4928" w:type="dxa"/>
-            <w:shd w:val="clear" w:color="auto" w:fill="auto"/>
+            <w:tcBorders>
+              <w:top w:val="single" w:sz="4" w:space="0" w:color="808080"/>
+              <w:left w:val="single" w:sz="4" w:space="0" w:color="808080"/>
+              <w:bottom w:val="single" w:sz="4" w:space="0" w:color="808080"/>
+              <w:right w:val="single" w:sz="4" w:space="0" w:color="808080"/>
+            </w:tcBorders>
           </w:tcPr>
           <w:p>
             <w:r>
@@ -405,8 +560,13 @@
         </w:tc>
         <w:tc>
           <w:tcPr>
-            <w:tcW w:w="3685" w:type="dxa"/>
-            <w:shd w:val="clear" w:color="auto" w:fill="auto"/>
+            <w:tcW w:w="3684" w:type="dxa"/>
+            <w:tcBorders>
+              <w:top w:val="single" w:sz="4" w:space="0" w:color="808080"/>
+              <w:left w:val="single" w:sz="4" w:space="0" w:color="808080"/>
+              <w:bottom w:val="single" w:sz="4" w:space="0" w:color="808080"/>
+              <w:right w:val="single" w:sz="4" w:space="0" w:color="808080"/>
+            </w:tcBorders>
           </w:tcPr>
           <w:p>
             <w:r>
@@ -418,80 +578,39 @@
             </w:r>
             <w:proofErr w:type="spellEnd"/>
             <w:r>
-              <w:t xml:space="preserve"> con mensaje de error</w:t>
+              <w:t xml:space="preserve"> con mensaje de error o 403 expira el token generado </w:t>
             </w:r>
           </w:p>
         </w:tc>
       </w:tr>
     </w:tbl>
     <w:p>
+      <w:pPr>
+        <w:pStyle w:val="Listaconvietas"/>
+        <w:numPr>
+          <w:ilvl w:val="0"/>
+          <w:numId w:val="0"/>
+        </w:numPr>
+        <w:shd w:val="clear" w:color="auto" w:fill="FFFFFF"/>
+        <w:spacing w:after="180" w:line="384" w:lineRule="atLeast"/>
+        <w:jc w:val="both"/>
+        <w:rPr>
+          <w:lang w:val="es-MX"/>
+        </w:rPr>
+      </w:pPr>
+    </w:p>
+    <w:p>
       <w:r>
         <w:br/>
-        <w:t xml:space="preserve">Ejemplo de </w:t>
-      </w:r>
-      <w:proofErr w:type="spellStart"/>
-      <w:r>
-        <w:t>request</w:t>
-      </w:r>
-      <w:proofErr w:type="spellEnd"/>
-      <w:r>
-        <w:t xml:space="preserve"> JSON:</w:t>
-      </w:r>
-    </w:p>
-    <w:p>
-      <w:pPr>
-        <w:pStyle w:val="Citadestacada"/>
-        <w:jc w:val="left"/>
-      </w:pPr>
-      <w:r>
-        <w:t>{</w:t>
-      </w:r>
-      <w:r>
-        <w:br/>
-        <w:t xml:space="preserve">  "</w:t>
-      </w:r>
-      <w:proofErr w:type="spellStart"/>
-      <w:r>
-        <w:t>username</w:t>
-      </w:r>
-      <w:proofErr w:type="spellEnd"/>
-      <w:r>
-        <w:t>": "</w:t>
-      </w:r>
-      <w:proofErr w:type="spellStart"/>
-      <w:r>
-        <w:t>usuario_prueba</w:t>
-      </w:r>
-      <w:proofErr w:type="spellEnd"/>
-      <w:r>
-        <w:t>",</w:t>
-      </w:r>
-      <w:r>
-        <w:br/>
-        <w:t xml:space="preserve">  "</w:t>
-      </w:r>
-      <w:proofErr w:type="spellStart"/>
-      <w:r>
-        <w:t>password</w:t>
-      </w:r>
-      <w:proofErr w:type="spellEnd"/>
-      <w:r>
-        <w:t>": "123456"</w:t>
-      </w:r>
-      <w:r>
-        <w:br/>
-        <w:t>}</w:t>
       </w:r>
     </w:p>
     <w:p/>
     <w:p/>
     <w:p/>
-    <w:p/>
-    <w:p/>
-    <w:p/>
-    <w:p>
-      <w:r>
-        <w:t>Ejemplo de response JSON:</w:t>
+    <w:p>
+      <w:r>
+        <w:lastRenderedPageBreak/>
+        <w:t>Ejemplo de response JSON (Esto es lo que aparecerá en el response JSON):</w:t>
       </w:r>
     </w:p>
     <w:p>
@@ -500,6 +619,363 @@
         <w:jc w:val="left"/>
       </w:pPr>
       <w:r>
+        <w:rPr>
+          <w:noProof/>
+        </w:rPr>
+        <mc:AlternateContent>
+          <mc:Choice Requires="wps">
+            <w:drawing>
+              <wp:anchor distT="3175" distB="3175" distL="3175" distR="3175" simplePos="0" relativeHeight="17" behindDoc="0" locked="0" layoutInCell="1" allowOverlap="1" wp14:anchorId="635EE2D8" wp14:editId="06A3BAEA">
+                <wp:simplePos x="0" y="0"/>
+                <wp:positionH relativeFrom="column">
+                  <wp:posOffset>4203700</wp:posOffset>
+                </wp:positionH>
+                <wp:positionV relativeFrom="paragraph">
+                  <wp:posOffset>1007110</wp:posOffset>
+                </wp:positionV>
+                <wp:extent cx="2308860" cy="1077595"/>
+                <wp:effectExtent l="0" t="0" r="15240" b="27305"/>
+                <wp:wrapNone/>
+                <wp:docPr id="2" name="Cuadro de texto 8"/>
+                <wp:cNvGraphicFramePr/>
+                <a:graphic xmlns:a="http://schemas.openxmlformats.org/drawingml/2006/main">
+                  <a:graphicData uri="http://schemas.microsoft.com/office/word/2010/wordprocessingShape">
+                    <wps:wsp>
+                      <wps:cNvSpPr/>
+                      <wps:spPr>
+                        <a:xfrm>
+                          <a:off x="0" y="0"/>
+                          <a:ext cx="2308860" cy="1077595"/>
+                        </a:xfrm>
+                        <a:prstGeom prst="rect">
+                          <a:avLst/>
+                        </a:prstGeom>
+                        <a:solidFill>
+                          <a:schemeClr val="lt1"/>
+                        </a:solidFill>
+                        <a:ln w="6480">
+                          <a:solidFill>
+                            <a:srgbClr val="000000"/>
+                          </a:solidFill>
+                          <a:round/>
+                        </a:ln>
+                      </wps:spPr>
+                      <wps:style>
+                        <a:lnRef idx="0">
+                          <a:scrgbClr r="0" g="0" b="0"/>
+                        </a:lnRef>
+                        <a:fillRef idx="0">
+                          <a:scrgbClr r="0" g="0" b="0"/>
+                        </a:fillRef>
+                        <a:effectRef idx="0">
+                          <a:scrgbClr r="0" g="0" b="0"/>
+                        </a:effectRef>
+                        <a:fontRef idx="minor"/>
+                      </wps:style>
+                      <wps:txbx>
+                        <w:txbxContent>
+                          <w:p>
+                            <w:pPr>
+                              <w:pStyle w:val="Contenidodelmarcouser"/>
+                              <w:rPr>
+                                <w:color w:val="000000"/>
+                                <w:sz w:val="18"/>
+                                <w:szCs w:val="18"/>
+                              </w:rPr>
+                            </w:pPr>
+                            <w:r>
+                              <w:rPr>
+                                <w:color w:val="000000"/>
+                                <w:sz w:val="18"/>
+                                <w:szCs w:val="18"/>
+                              </w:rPr>
+                              <w:t>Al pasar las 24 hrs, se hace invalido el token</w:t>
+                            </w:r>
+                          </w:p>
+                          <w:p>
+                            <w:pPr>
+                              <w:pStyle w:val="Contenidodelmarcouser"/>
+                              <w:jc w:val="both"/>
+                              <w:rPr>
+                                <w:sz w:val="18"/>
+                                <w:szCs w:val="18"/>
+                              </w:rPr>
+                            </w:pPr>
+                            <w:r>
+                              <w:rPr>
+                                <w:color w:val="000000"/>
+                                <w:sz w:val="18"/>
+                                <w:szCs w:val="18"/>
+                              </w:rPr>
+                              <w:t>Indica el tiempo de expiración del usuario (</w:t>
+                            </w:r>
+                            <w:r>
+                              <w:rPr>
+                                <w:color w:val="000000"/>
+                                <w:sz w:val="18"/>
+                                <w:szCs w:val="18"/>
+                              </w:rPr>
+                              <w:t>48</w:t>
+                            </w:r>
+                            <w:r>
+                              <w:rPr>
+                                <w:color w:val="000000"/>
+                                <w:sz w:val="18"/>
+                                <w:szCs w:val="18"/>
+                              </w:rPr>
+                              <w:t>hrs)</w:t>
+                            </w:r>
+                            <w:r>
+                              <w:rPr>
+                                <w:color w:val="000000"/>
+                                <w:sz w:val="18"/>
+                                <w:szCs w:val="18"/>
+                              </w:rPr>
+                              <w:t xml:space="preserve">. Cada 60 segundos, se debe </w:t>
+                            </w:r>
+                            <w:r>
+                              <w:rPr>
+                                <w:color w:val="000000"/>
+                                <w:sz w:val="18"/>
+                                <w:szCs w:val="18"/>
+                              </w:rPr>
+                              <w:t xml:space="preserve">reportar el estatus del sistema de inspección a distancia </w:t>
+                            </w:r>
+                            <w:r>
+                              <w:rPr>
+                                <w:color w:val="000000"/>
+                                <w:sz w:val="18"/>
+                                <w:szCs w:val="18"/>
+                              </w:rPr>
+                              <w:t>por parte del</w:t>
+                            </w:r>
+                            <w:r>
+                              <w:rPr>
+                                <w:color w:val="000000"/>
+                                <w:sz w:val="18"/>
+                                <w:szCs w:val="18"/>
+                              </w:rPr>
+                              <w:t xml:space="preserve"> </w:t>
+                            </w:r>
+                            <w:r>
+                              <w:rPr>
+                                <w:color w:val="000000"/>
+                                <w:sz w:val="18"/>
+                                <w:szCs w:val="18"/>
+                              </w:rPr>
+                              <w:t>fabricante.</w:t>
+                            </w:r>
+                          </w:p>
+                        </w:txbxContent>
+                      </wps:txbx>
+                      <wps:bodyPr wrap="square" anchor="t">
+                        <a:noAutofit/>
+                      </wps:bodyPr>
+                    </wps:wsp>
+                  </a:graphicData>
+                </a:graphic>
+                <wp14:sizeRelH relativeFrom="margin">
+                  <wp14:pctWidth>0</wp14:pctWidth>
+                </wp14:sizeRelH>
+                <wp14:sizeRelV relativeFrom="margin">
+                  <wp14:pctHeight>0</wp14:pctHeight>
+                </wp14:sizeRelV>
+              </wp:anchor>
+            </w:drawing>
+          </mc:Choice>
+          <mc:Fallback>
+            <w:pict>
+              <v:rect w14:anchorId="635EE2D8" id="Cuadro de texto 8" o:spid="_x0000_s1026" style="position:absolute;left:0;text-align:left;margin-left:331pt;margin-top:79.3pt;width:181.8pt;height:84.85pt;z-index:17;visibility:visible;mso-wrap-style:square;mso-width-percent:0;mso-height-percent:0;mso-wrap-distance-left:.25pt;mso-wrap-distance-top:.25pt;mso-wrap-distance-right:.25pt;mso-wrap-distance-bottom:.25pt;mso-position-horizontal:absolute;mso-position-horizontal-relative:text;mso-position-vertical:absolute;mso-position-vertical-relative:text;mso-width-percent:0;mso-height-percent:0;mso-width-relative:margin;mso-height-relative:margin;v-text-anchor:top" o:gfxdata="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" fillcolor="white [3201]" strokeweight=".18mm">
+                <v:stroke joinstyle="round"/>
+                <v:textbox>
+                  <w:txbxContent>
+                    <w:p>
+                      <w:pPr>
+                        <w:pStyle w:val="Contenidodelmarcouser"/>
+                        <w:rPr>
+                          <w:color w:val="000000"/>
+                          <w:sz w:val="18"/>
+                          <w:szCs w:val="18"/>
+                        </w:rPr>
+                      </w:pPr>
+                      <w:r>
+                        <w:rPr>
+                          <w:color w:val="000000"/>
+                          <w:sz w:val="18"/>
+                          <w:szCs w:val="18"/>
+                        </w:rPr>
+                        <w:t>Al pasar las 24 hrs, se hace invalido el token</w:t>
+                      </w:r>
+                    </w:p>
+                    <w:p>
+                      <w:pPr>
+                        <w:pStyle w:val="Contenidodelmarcouser"/>
+                        <w:jc w:val="both"/>
+                        <w:rPr>
+                          <w:sz w:val="18"/>
+                          <w:szCs w:val="18"/>
+                        </w:rPr>
+                      </w:pPr>
+                      <w:r>
+                        <w:rPr>
+                          <w:color w:val="000000"/>
+                          <w:sz w:val="18"/>
+                          <w:szCs w:val="18"/>
+                        </w:rPr>
+                        <w:t>Indica el tiempo de expiración del usuario (</w:t>
+                      </w:r>
+                      <w:r>
+                        <w:rPr>
+                          <w:color w:val="000000"/>
+                          <w:sz w:val="18"/>
+                          <w:szCs w:val="18"/>
+                        </w:rPr>
+                        <w:t>48</w:t>
+                      </w:r>
+                      <w:r>
+                        <w:rPr>
+                          <w:color w:val="000000"/>
+                          <w:sz w:val="18"/>
+                          <w:szCs w:val="18"/>
+                        </w:rPr>
+                        <w:t>hrs)</w:t>
+                      </w:r>
+                      <w:r>
+                        <w:rPr>
+                          <w:color w:val="000000"/>
+                          <w:sz w:val="18"/>
+                          <w:szCs w:val="18"/>
+                        </w:rPr>
+                        <w:t xml:space="preserve">. Cada 60 segundos, se debe </w:t>
+                      </w:r>
+                      <w:r>
+                        <w:rPr>
+                          <w:color w:val="000000"/>
+                          <w:sz w:val="18"/>
+                          <w:szCs w:val="18"/>
+                        </w:rPr>
+                        <w:t xml:space="preserve">reportar el estatus del sistema de inspección a distancia </w:t>
+                      </w:r>
+                      <w:r>
+                        <w:rPr>
+                          <w:color w:val="000000"/>
+                          <w:sz w:val="18"/>
+                          <w:szCs w:val="18"/>
+                        </w:rPr>
+                        <w:t>por parte del</w:t>
+                      </w:r>
+                      <w:r>
+                        <w:rPr>
+                          <w:color w:val="000000"/>
+                          <w:sz w:val="18"/>
+                          <w:szCs w:val="18"/>
+                        </w:rPr>
+                        <w:t xml:space="preserve"> </w:t>
+                      </w:r>
+                      <w:r>
+                        <w:rPr>
+                          <w:color w:val="000000"/>
+                          <w:sz w:val="18"/>
+                          <w:szCs w:val="18"/>
+                        </w:rPr>
+                        <w:t>fabricante.</w:t>
+                      </w:r>
+                    </w:p>
+                  </w:txbxContent>
+                </v:textbox>
+              </v:rect>
+            </w:pict>
+          </mc:Fallback>
+        </mc:AlternateContent>
+      </w:r>
+      <w:r>
+        <w:rPr>
+          <w:noProof/>
+        </w:rPr>
+        <mc:AlternateContent>
+          <mc:Choice Requires="wps">
+            <w:drawing>
+              <wp:anchor distT="15875" distB="16510" distL="6350" distR="10160" simplePos="0" relativeHeight="16" behindDoc="0" locked="0" layoutInCell="1" allowOverlap="1" wp14:anchorId="3D520096" wp14:editId="577B447F">
+                <wp:simplePos x="0" y="0"/>
+                <wp:positionH relativeFrom="column">
+                  <wp:posOffset>3567931</wp:posOffset>
+                </wp:positionH>
+                <wp:positionV relativeFrom="paragraph">
+                  <wp:posOffset>1659890</wp:posOffset>
+                </wp:positionV>
+                <wp:extent cx="525780" cy="232410"/>
+                <wp:effectExtent l="0" t="19050" r="45720" b="34290"/>
+                <wp:wrapNone/>
+                <wp:docPr id="1" name="Flecha: a la derecha 9"/>
+                <wp:cNvGraphicFramePr/>
+                <a:graphic xmlns:a="http://schemas.openxmlformats.org/drawingml/2006/main">
+                  <a:graphicData uri="http://schemas.microsoft.com/office/word/2010/wordprocessingShape">
+                    <wps:wsp>
+                      <wps:cNvSpPr/>
+                      <wps:spPr>
+                        <a:xfrm>
+                          <a:off x="0" y="0"/>
+                          <a:ext cx="525780" cy="232410"/>
+                        </a:xfrm>
+                        <a:prstGeom prst="rightArrow">
+                          <a:avLst>
+                            <a:gd name="adj1" fmla="val 50000"/>
+                            <a:gd name="adj2" fmla="val 50000"/>
+                          </a:avLst>
+                        </a:prstGeom>
+                        <a:solidFill>
+                          <a:srgbClr val="C9211E"/>
+                        </a:solidFill>
+                        <a:ln w="12600">
+                          <a:solidFill>
+                            <a:srgbClr val="156082"/>
+                          </a:solidFill>
+                          <a:miter/>
+                        </a:ln>
+                      </wps:spPr>
+                      <wps:style>
+                        <a:lnRef idx="0">
+                          <a:scrgbClr r="0" g="0" b="0"/>
+                        </a:lnRef>
+                        <a:fillRef idx="0">
+                          <a:scrgbClr r="0" g="0" b="0"/>
+                        </a:fillRef>
+                        <a:effectRef idx="0">
+                          <a:scrgbClr r="0" g="0" b="0"/>
+                        </a:effectRef>
+                        <a:fontRef idx="minor"/>
+                      </wps:style>
+                      <wps:bodyPr/>
+                    </wps:wsp>
+                  </a:graphicData>
+                </a:graphic>
+              </wp:anchor>
+            </w:drawing>
+          </mc:Choice>
+          <mc:Fallback>
+            <w:pict>
+              <v:shapetype w14:anchorId="3773028E" id="_x0000_t13" coordsize="21600,21600" o:spt="13" adj="16200,5400" path="m@0,l@0@1,0@1,0@2@0@2@0,21600,21600,10800xe">
+                <v:stroke joinstyle="miter"/>
+                <v:formulas>
+                  <v:f eqn="val #0"/>
+                  <v:f eqn="val #1"/>
+                  <v:f eqn="sum height 0 #1"/>
+                  <v:f eqn="sum 10800 0 #1"/>
+                  <v:f eqn="sum width 0 #0"/>
+                  <v:f eqn="prod @4 @3 10800"/>
+                  <v:f eqn="sum width 0 @5"/>
+                </v:formulas>
+                <v:path o:connecttype="custom" o:connectlocs="@0,0;0,10800;@0,21600;21600,10800" o:connectangles="270,180,90,0" textboxrect="0,@1,@6,@2"/>
+                <v:handles>
+                  <v:h position="#0,#1" xrange="0,21600" yrange="0,10800"/>
+                </v:handles>
+              </v:shapetype>
+              <v:shape id="Flecha: a la derecha 9" o:spid="_x0000_s1026" type="#_x0000_t13" style="position:absolute;margin-left:280.95pt;margin-top:130.7pt;width:41.4pt;height:18.3pt;z-index:16;visibility:visible;mso-wrap-style:square;mso-wrap-distance-left:.5pt;mso-wrap-distance-top:1.25pt;mso-wrap-distance-right:.8pt;mso-wrap-distance-bottom:1.3pt;mso-position-horizontal:absolute;mso-position-horizontal-relative:text;mso-position-vertical:absolute;mso-position-vertical-relative:text;v-text-anchor:top" o:gfxdata="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" adj="16826" fillcolor="#c9211e" strokecolor="#156082" strokeweight=".35mm"/>
+            </w:pict>
+          </mc:Fallback>
+        </mc:AlternateContent>
+      </w:r>
+      <w:r>
         <w:t>{</w:t>
       </w:r>
       <w:r>
@@ -532,40 +1008,36 @@
       </w:r>
       <w:r>
         <w:br/>
-        <w:t xml:space="preserve">  }</w:t>
-      </w:r>
-      <w:r>
-        <w:t>,</w:t>
+        <w:t xml:space="preserve">  },</w:t>
       </w:r>
       <w:r>
         <w:br/>
+      </w:r>
+      <w:r>
+        <w:rPr>
+          <w:color w:val="EE0000"/>
+        </w:rPr>
         <w:t xml:space="preserve">  </w:t>
       </w:r>
       <w:r>
+        <w:rPr>
+          <w:color w:val="153D63" w:themeColor="dark2" w:themeTint="E6"/>
+        </w:rPr>
         <w:t>“</w:t>
       </w:r>
       <w:proofErr w:type="spellStart"/>
       <w:r>
+        <w:rPr>
+          <w:color w:val="153D63" w:themeColor="dark2" w:themeTint="E6"/>
+        </w:rPr>
         <w:t>lastUsage</w:t>
       </w:r>
       <w:proofErr w:type="spellEnd"/>
       <w:r>
-        <w:t>”</w:t>
-      </w:r>
-      <w:r>
-        <w:t>: “</w:t>
-      </w:r>
-      <w:r>
-        <w:t>2025-0</w:t>
-      </w:r>
-      <w:r>
-        <w:t>9</w:t>
-      </w:r>
-      <w:r>
-        <w:t>-26T18:07:16.388Z</w:t>
-      </w:r>
-      <w:r>
-        <w:t>”</w:t>
+        <w:rPr>
+          <w:color w:val="153D63" w:themeColor="dark2" w:themeTint="E6"/>
+        </w:rPr>
+        <w:t xml:space="preserve">”: “2025-09-26T18:07:16.388Z” </w:t>
       </w:r>
       <w:r>
         <w:br/>
@@ -575,115 +1047,377 @@
     <w:p>
       <w:pPr>
         <w:pStyle w:val="Ttulo2"/>
+        <w:numPr>
+          <w:ilvl w:val="0"/>
+          <w:numId w:val="6"/>
+        </w:numPr>
       </w:pPr>
       <w:r>
         <w:t>Estructura de la solución</w:t>
       </w:r>
     </w:p>
-    <w:p>
-      <w:r>
-        <w:t>Crearemos una solución con dos proyectos:</w:t>
+    <w:p/>
+    <w:p>
+      <w:r>
+        <w:t xml:space="preserve">Crearemos una solución con dos proyectos (Utilizamos el </w:t>
+      </w:r>
+      <w:proofErr w:type="spellStart"/>
+      <w:r>
+        <w:t>fork</w:t>
+      </w:r>
+      <w:proofErr w:type="spellEnd"/>
+      <w:r>
+        <w:t xml:space="preserve"> para clonar el proyecto y abrirlo en Visual Studio 2022):</w:t>
       </w:r>
     </w:p>
     <w:p>
       <w:pPr>
         <w:pStyle w:val="Listaconvietas"/>
         <w:tabs>
-          <w:tab w:val="num" w:pos="360"/>
+          <w:tab w:val="left" w:pos="360"/>
         </w:tabs>
         <w:ind w:left="360" w:hanging="360"/>
+        <w:rPr>
+          <w:lang w:val="es-MX"/>
+        </w:rPr>
       </w:pPr>
       <w:proofErr w:type="spellStart"/>
       <w:r>
+        <w:rPr>
+          <w:lang w:val="es-MX"/>
+        </w:rPr>
         <w:t>ApiClientLibrary</w:t>
       </w:r>
       <w:proofErr w:type="spellEnd"/>
       <w:r>
-        <w:t xml:space="preserve"> (Class Library): </w:t>
+        <w:rPr>
+          <w:lang w:val="es-MX"/>
+        </w:rPr>
+        <w:t xml:space="preserve"> (</w:t>
       </w:r>
       <w:proofErr w:type="spellStart"/>
       <w:r>
-        <w:t>contiene</w:t>
+        <w:rPr>
+          <w:lang w:val="es-MX"/>
+        </w:rPr>
+        <w:t>Class</w:t>
       </w:r>
       <w:proofErr w:type="spellEnd"/>
       <w:r>
-        <w:t xml:space="preserve"> </w:t>
-      </w:r>
-      <w:proofErr w:type="spellStart"/>
-      <w:r>
-        <w:t>modelos</w:t>
-      </w:r>
-      <w:proofErr w:type="spellEnd"/>
-      <w:r>
-        <w:t xml:space="preserve"> y </w:t>
-      </w:r>
-      <w:proofErr w:type="spellStart"/>
-      <w:r>
-        <w:t>servicios</w:t>
-      </w:r>
-      <w:proofErr w:type="spellEnd"/>
-      <w:r>
-        <w:t xml:space="preserve"> para </w:t>
-      </w:r>
-      <w:proofErr w:type="spellStart"/>
-      <w:r>
-        <w:t>consumir</w:t>
-      </w:r>
-      <w:proofErr w:type="spellEnd"/>
-      <w:r>
-        <w:t xml:space="preserve"> la API.</w:t>
+        <w:rPr>
+          <w:lang w:val="es-MX"/>
+        </w:rPr>
+        <w:t xml:space="preserve"> Library): contiene modelos y servicios para consumir la API.</w:t>
       </w:r>
     </w:p>
     <w:p>
       <w:pPr>
         <w:pStyle w:val="Listaconvietas"/>
         <w:tabs>
-          <w:tab w:val="num" w:pos="360"/>
+          <w:tab w:val="left" w:pos="360"/>
         </w:tabs>
         <w:ind w:left="360" w:hanging="360"/>
+        <w:rPr>
+          <w:lang w:val="es-MX"/>
+        </w:rPr>
       </w:pPr>
       <w:proofErr w:type="spellStart"/>
       <w:r>
+        <w:rPr>
+          <w:lang w:val="es-MX"/>
+        </w:rPr>
         <w:t>ApiClientTests</w:t>
       </w:r>
       <w:proofErr w:type="spellEnd"/>
       <w:r>
+        <w:rPr>
+          <w:lang w:val="es-MX"/>
+        </w:rPr>
         <w:t xml:space="preserve"> (</w:t>
       </w:r>
       <w:proofErr w:type="spellStart"/>
       <w:r>
+        <w:rPr>
+          <w:lang w:val="es-MX"/>
+        </w:rPr>
         <w:t>MSTest</w:t>
       </w:r>
       <w:proofErr w:type="spellEnd"/>
       <w:r>
-        <w:t xml:space="preserve">): </w:t>
-      </w:r>
-      <w:proofErr w:type="spellStart"/>
-      <w:r>
-        <w:t>contiene</w:t>
-      </w:r>
-      <w:proofErr w:type="spellEnd"/>
-      <w:r>
-        <w:t xml:space="preserve"> las </w:t>
-      </w:r>
-      <w:proofErr w:type="spellStart"/>
-      <w:r>
-        <w:t>pruebas</w:t>
-      </w:r>
-      <w:proofErr w:type="spellEnd"/>
-      <w:r>
-        <w:t xml:space="preserve"> que </w:t>
-      </w:r>
-      <w:proofErr w:type="spellStart"/>
-      <w:r>
-        <w:t>ejecutan</w:t>
-      </w:r>
-      <w:proofErr w:type="spellEnd"/>
-      <w:r>
-        <w:t>.</w:t>
-      </w:r>
-    </w:p>
-    <w:p>
+        <w:rPr>
+          <w:lang w:val="es-MX"/>
+        </w:rPr>
+        <w:t>): contiene las pruebas que ejecutan.</w:t>
+      </w:r>
+    </w:p>
+    <w:p>
+      <w:pPr>
+        <w:pStyle w:val="Listaconvietas"/>
+        <w:numPr>
+          <w:ilvl w:val="0"/>
+          <w:numId w:val="0"/>
+        </w:numPr>
+        <w:tabs>
+          <w:tab w:val="left" w:pos="360"/>
+        </w:tabs>
+        <w:rPr>
+          <w:lang w:val="es-MX"/>
+        </w:rPr>
+      </w:pPr>
+      <w:r>
+        <w:rPr>
+          <w:lang w:val="es-MX"/>
+        </w:rPr>
+        <w:t xml:space="preserve">En las siguientes rutas es donde se </w:t>
+      </w:r>
+      <w:r>
+        <w:rPr>
+          <w:lang w:val="es-MX"/>
+        </w:rPr>
+        <w:t>realizarán</w:t>
+      </w:r>
+      <w:r>
+        <w:rPr>
+          <w:lang w:val="es-MX"/>
+        </w:rPr>
+        <w:t xml:space="preserve"> las modificaciones explicadas en el curso:</w:t>
+      </w:r>
+    </w:p>
+    <w:p>
+      <w:pPr>
+        <w:pStyle w:val="Listaconvietas"/>
+        <w:numPr>
+          <w:ilvl w:val="0"/>
+          <w:numId w:val="0"/>
+        </w:numPr>
+        <w:tabs>
+          <w:tab w:val="left" w:pos="360"/>
+        </w:tabs>
+        <w:rPr>
+          <w:lang w:val="es-MX"/>
+        </w:rPr>
+      </w:pPr>
+    </w:p>
+    <w:p>
+      <w:r>
+        <w:rPr>
+          <w:noProof/>
+        </w:rPr>
+        <mc:AlternateContent>
+          <mc:Choice Requires="wps">
+            <w:drawing>
+              <wp:anchor distT="0" distB="0" distL="0" distR="0" simplePos="0" relativeHeight="26" behindDoc="0" locked="0" layoutInCell="1" allowOverlap="1" wp14:anchorId="6431CFB6" wp14:editId="39E6F4DB">
+                <wp:simplePos x="0" y="0"/>
+                <wp:positionH relativeFrom="column">
+                  <wp:posOffset>3639820</wp:posOffset>
+                </wp:positionH>
+                <wp:positionV relativeFrom="paragraph">
+                  <wp:posOffset>114935</wp:posOffset>
+                </wp:positionV>
+                <wp:extent cx="2743200" cy="2077200"/>
+                <wp:effectExtent l="0" t="0" r="0" b="18415"/>
+                <wp:wrapNone/>
+                <wp:docPr id="3" name="Marco de texto 1"/>
+                <wp:cNvGraphicFramePr/>
+                <a:graphic xmlns:a="http://schemas.openxmlformats.org/drawingml/2006/main">
+                  <a:graphicData uri="http://schemas.microsoft.com/office/word/2010/wordprocessingShape">
+                    <wps:wsp>
+                      <wps:cNvSpPr/>
+                      <wps:spPr>
+                        <a:xfrm>
+                          <a:off x="0" y="0"/>
+                          <a:ext cx="2743200" cy="2077200"/>
+                        </a:xfrm>
+                        <a:prstGeom prst="rect">
+                          <a:avLst/>
+                        </a:prstGeom>
+                        <a:noFill/>
+                        <a:ln w="0">
+                          <a:noFill/>
+                        </a:ln>
+                      </wps:spPr>
+                      <wps:style>
+                        <a:lnRef idx="0">
+                          <a:scrgbClr r="0" g="0" b="0"/>
+                        </a:lnRef>
+                        <a:fillRef idx="0">
+                          <a:scrgbClr r="0" g="0" b="0"/>
+                        </a:fillRef>
+                        <a:effectRef idx="0">
+                          <a:scrgbClr r="0" g="0" b="0"/>
+                        </a:effectRef>
+                        <a:fontRef idx="minor"/>
+                      </wps:style>
+                      <wps:txbx>
+                        <w:txbxContent>
+                          <w:p>
+                            <w:pPr>
+                              <w:pStyle w:val="Contenidodelmarco"/>
+                            </w:pPr>
+                            <w:r>
+                              <w:rPr>
+                                <w:rFonts w:cs="Noto Sans"/>
+                              </w:rPr>
+                              <w:t xml:space="preserve"> Las rutas son:</w:t>
+                            </w:r>
+                          </w:p>
+                          <w:p>
+                            <w:pPr>
+                              <w:pStyle w:val="Contenidodelmarco"/>
+                            </w:pPr>
+                          </w:p>
+                          <w:p>
+                            <w:pPr>
+                              <w:pStyle w:val="Contenidodelmarco"/>
+                              <w:rPr>
+                                <w:b/>
+                                <w:bCs/>
+                                <w:color w:val="EE0000"/>
+                              </w:rPr>
+                            </w:pPr>
+                            <w:r>
+                              <w:rPr>
+                                <w:b/>
+                                <w:bCs/>
+                                <w:color w:val="EE0000"/>
+                              </w:rPr>
+                              <w:t>RUTA 1:</w:t>
+                            </w:r>
+                          </w:p>
+                          <w:p>
+                            <w:pPr>
+                              <w:pStyle w:val="Contenidodelmarco"/>
+                            </w:pPr>
+                            <w:r>
+                              <w:t>\Practica 1\1 Started\ApiClientLibrary\Services\F1_ConfiguracionInicial.cs</w:t>
+                            </w:r>
+                          </w:p>
+                          <w:p>
+                            <w:pPr>
+                              <w:pStyle w:val="Contenidodelmarco"/>
+                              <w:rPr>
+                                <w:b/>
+                                <w:bCs/>
+                                <w:color w:val="EE0000"/>
+                              </w:rPr>
+                            </w:pPr>
+                            <w:r>
+                              <w:rPr>
+                                <w:b/>
+                                <w:bCs/>
+                                <w:color w:val="EE0000"/>
+                              </w:rPr>
+                              <w:t>RUTA 2:</w:t>
+                            </w:r>
+                          </w:p>
+                          <w:p>
+                            <w:pPr>
+                              <w:pStyle w:val="Contenidodelmarco"/>
+                            </w:pPr>
+                            <w:r>
+                              <w:rPr>
+                                <w:rFonts w:cs="Noto Sans"/>
+                              </w:rPr>
+                              <w:t>\Practica 1\1 Started\ApiClientTest\EstadoSIDTests.cs</w:t>
+                            </w:r>
+                          </w:p>
+                        </w:txbxContent>
+                      </wps:txbx>
+                      <wps:bodyPr wrap="square" lIns="0" tIns="0" rIns="0" bIns="0" anchor="t">
+                        <a:noAutofit/>
+                      </wps:bodyPr>
+                    </wps:wsp>
+                  </a:graphicData>
+                </a:graphic>
+                <wp14:sizeRelH relativeFrom="margin">
+                  <wp14:pctWidth>0</wp14:pctWidth>
+                </wp14:sizeRelH>
+              </wp:anchor>
+            </w:drawing>
+          </mc:Choice>
+          <mc:Fallback>
+            <w:pict>
+              <v:rect w14:anchorId="6431CFB6" id="Marco de texto 1" o:spid="_x0000_s1027" style="position:absolute;margin-left:286.6pt;margin-top:9.05pt;width:3in;height:163.55pt;z-index:26;visibility:visible;mso-wrap-style:square;mso-width-percent:0;mso-wrap-distance-left:0;mso-wrap-distance-top:0;mso-wrap-distance-right:0;mso-wrap-distance-bottom:0;mso-position-horizontal:absolute;mso-position-horizontal-relative:text;mso-position-vertical:absolute;mso-position-vertical-relative:text;mso-width-percent:0;mso-width-relative:margin;v-text-anchor:top" o:gfxdata="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" filled="f" stroked="f" strokeweight="0">
+                <v:textbox inset="0,0,0,0">
+                  <w:txbxContent>
+                    <w:p>
+                      <w:pPr>
+                        <w:pStyle w:val="Contenidodelmarco"/>
+                      </w:pPr>
+                      <w:r>
+                        <w:rPr>
+                          <w:rFonts w:cs="Noto Sans"/>
+                        </w:rPr>
+                        <w:t xml:space="preserve"> Las rutas son:</w:t>
+                      </w:r>
+                    </w:p>
+                    <w:p>
+                      <w:pPr>
+                        <w:pStyle w:val="Contenidodelmarco"/>
+                      </w:pPr>
+                    </w:p>
+                    <w:p>
+                      <w:pPr>
+                        <w:pStyle w:val="Contenidodelmarco"/>
+                        <w:rPr>
+                          <w:b/>
+                          <w:bCs/>
+                          <w:color w:val="EE0000"/>
+                        </w:rPr>
+                      </w:pPr>
+                      <w:r>
+                        <w:rPr>
+                          <w:b/>
+                          <w:bCs/>
+                          <w:color w:val="EE0000"/>
+                        </w:rPr>
+                        <w:t>RUTA 1:</w:t>
+                      </w:r>
+                    </w:p>
+                    <w:p>
+                      <w:pPr>
+                        <w:pStyle w:val="Contenidodelmarco"/>
+                      </w:pPr>
+                      <w:r>
+                        <w:t>\Practica 1\1 Started\ApiClientLibrary\Services\F1_ConfiguracionInicial.cs</w:t>
+                      </w:r>
+                    </w:p>
+                    <w:p>
+                      <w:pPr>
+                        <w:pStyle w:val="Contenidodelmarco"/>
+                        <w:rPr>
+                          <w:b/>
+                          <w:bCs/>
+                          <w:color w:val="EE0000"/>
+                        </w:rPr>
+                      </w:pPr>
+                      <w:r>
+                        <w:rPr>
+                          <w:b/>
+                          <w:bCs/>
+                          <w:color w:val="EE0000"/>
+                        </w:rPr>
+                        <w:t>RUTA 2:</w:t>
+                      </w:r>
+                    </w:p>
+                    <w:p>
+                      <w:pPr>
+                        <w:pStyle w:val="Contenidodelmarco"/>
+                      </w:pPr>
+                      <w:r>
+                        <w:rPr>
+                          <w:rFonts w:cs="Noto Sans"/>
+                        </w:rPr>
+                        <w:t>\Practica 1\1 Started\ApiClientTest\EstadoSIDTests.cs</w:t>
+                      </w:r>
+                    </w:p>
+                  </w:txbxContent>
+                </v:textbox>
+              </v:rect>
+            </w:pict>
+          </mc:Fallback>
+        </mc:AlternateContent>
+      </w:r>
       <w:r>
         <w:t>Estructura final:</w:t>
       </w:r>
@@ -693,11 +1427,86 @@
         <w:rPr>
           <w:noProof/>
         </w:rPr>
+        <mc:AlternateContent>
+          <mc:Choice Requires="wps">
+            <w:drawing>
+              <wp:anchor distT="16510" distB="15875" distL="6350" distR="10160" simplePos="0" relativeHeight="25" behindDoc="0" locked="0" layoutInCell="1" allowOverlap="1" wp14:anchorId="5072857C" wp14:editId="5477C115">
+                <wp:simplePos x="0" y="0"/>
+                <wp:positionH relativeFrom="column">
+                  <wp:posOffset>2637790</wp:posOffset>
+                </wp:positionH>
+                <wp:positionV relativeFrom="paragraph">
+                  <wp:posOffset>628650</wp:posOffset>
+                </wp:positionV>
+                <wp:extent cx="933450" cy="606425"/>
+                <wp:effectExtent l="6350" t="16510" r="10160" b="15875"/>
+                <wp:wrapNone/>
+                <wp:docPr id="4" name="Flecha: a la derecha 1"/>
+                <wp:cNvGraphicFramePr/>
+                <a:graphic xmlns:a="http://schemas.openxmlformats.org/drawingml/2006/main">
+                  <a:graphicData uri="http://schemas.microsoft.com/office/word/2010/wordprocessingShape">
+                    <wps:wsp>
+                      <wps:cNvSpPr/>
+                      <wps:spPr>
+                        <a:xfrm>
+                          <a:off x="0" y="0"/>
+                          <a:ext cx="933480" cy="606600"/>
+                        </a:xfrm>
+                        <a:prstGeom prst="rightArrow">
+                          <a:avLst>
+                            <a:gd name="adj1" fmla="val 50000"/>
+                            <a:gd name="adj2" fmla="val 50000"/>
+                          </a:avLst>
+                        </a:prstGeom>
+                        <a:solidFill>
+                          <a:srgbClr val="C9211E"/>
+                        </a:solidFill>
+                        <a:ln w="12600">
+                          <a:solidFill>
+                            <a:srgbClr val="156082"/>
+                          </a:solidFill>
+                          <a:miter/>
+                        </a:ln>
+                      </wps:spPr>
+                      <wps:style>
+                        <a:lnRef idx="0">
+                          <a:scrgbClr r="0" g="0" b="0"/>
+                        </a:lnRef>
+                        <a:fillRef idx="0">
+                          <a:scrgbClr r="0" g="0" b="0"/>
+                        </a:fillRef>
+                        <a:effectRef idx="0">
+                          <a:scrgbClr r="0" g="0" b="0"/>
+                        </a:effectRef>
+                        <a:fontRef idx="minor"/>
+                      </wps:style>
+                      <wps:bodyPr/>
+                    </wps:wsp>
+                  </a:graphicData>
+                </a:graphic>
+              </wp:anchor>
+            </w:drawing>
+          </mc:Choice>
+          <mc:Fallback xmlns:pic="http://schemas.openxmlformats.org/drawingml/2006/picture">
+            <w:pict>
+              <v:shape id="shape_0" ID="Flecha: a la derecha 1" path="l-2147483635,-2147483631l-2147483635,0l-2147483622,-2147483632l-2147483635,-2147483623l-2147483635,-2147483629l0,-2147483629xe" fillcolor="#c9211e" stroked="t" o:allowincell="f" style="position:absolute;margin-left:207.7pt;margin-top:49.5pt;width:73.45pt;height:47.7pt;mso-wrap-style:none;v-text-anchor:middle" type="_x0000_t13">
+                <v:fill o:detectmouseclick="t" type="solid" color2="#36dee1"/>
+                <v:stroke color="#156082" weight="12600" joinstyle="miter" endcap="flat"/>
+                <w10:wrap type="none"/>
+              </v:shape>
+            </w:pict>
+          </mc:Fallback>
+        </mc:AlternateContent>
+      </w:r>
+      <w:r>
+        <w:rPr>
+          <w:noProof/>
+        </w:rPr>
         <w:drawing>
-          <wp:inline distT="0" distB="0" distL="0" distR="0" wp14:anchorId="34B85348" wp14:editId="1E5FB98A">
-            <wp:extent cx="2734057" cy="2143424"/>
-            <wp:effectExtent l="0" t="0" r="9525" b="9525"/>
-            <wp:docPr id="559016986" name="Imagen 1" descr="Interfaz de usuario gráfica, Texto, Aplicación&#10;&#10;El contenido generado por IA puede ser incorrecto."/>
+          <wp:inline distT="0" distB="0" distL="0" distR="0" wp14:anchorId="11373712" wp14:editId="0E486B5C">
+            <wp:extent cx="2426970" cy="1902460"/>
+            <wp:effectExtent l="0" t="0" r="0" b="0"/>
+            <wp:docPr id="5" name="Imagen 1" descr="Interfaz de usuario gráfica, Texto, Aplicación&#10;&#10;El contenido generado por IA puede ser incorrecto."/>
             <wp:cNvGraphicFramePr>
               <a:graphicFrameLocks xmlns:a="http://schemas.openxmlformats.org/drawingml/2006/main" noChangeAspect="1"/>
             </wp:cNvGraphicFramePr>
@@ -705,8 +1514,10 @@
               <a:graphicData uri="http://schemas.openxmlformats.org/drawingml/2006/picture">
                 <pic:pic xmlns:pic="http://schemas.openxmlformats.org/drawingml/2006/picture">
                   <pic:nvPicPr>
-                    <pic:cNvPr id="559016986" name="Imagen 1" descr="Interfaz de usuario gráfica, Texto, Aplicación&#10;&#10;El contenido generado por IA puede ser incorrecto."/>
-                    <pic:cNvPicPr/>
+                    <pic:cNvPr id="5" name="Imagen 1" descr="Interfaz de usuario gráfica, Texto, Aplicación&#10;&#10;El contenido generado por IA puede ser incorrecto."/>
+                    <pic:cNvPicPr>
+                      <a:picLocks noChangeAspect="1" noChangeArrowheads="1"/>
+                    </pic:cNvPicPr>
                   </pic:nvPicPr>
                   <pic:blipFill>
                     <a:blip r:embed="rId9"/>
@@ -714,10 +1525,841 @@
                       <a:fillRect/>
                     </a:stretch>
                   </pic:blipFill>
+                  <pic:spPr bwMode="auto">
+                    <a:xfrm>
+                      <a:off x="0" y="0"/>
+                      <a:ext cx="2426970" cy="1902460"/>
+                    </a:xfrm>
+                    <a:prstGeom prst="rect">
+                      <a:avLst/>
+                    </a:prstGeom>
+                    <a:noFill/>
+                  </pic:spPr>
+                </pic:pic>
+              </a:graphicData>
+            </a:graphic>
+          </wp:inline>
+        </w:drawing>
+      </w:r>
+    </w:p>
+    <w:p/>
+    <w:p/>
+    <w:p/>
+    <w:p/>
+    <w:p/>
+    <w:p/>
+    <w:p>
+      <w:r>
+        <w:lastRenderedPageBreak/>
+        <w:t>Antes de realizar las pruebas, se debe modificar la URL y el token de autenticación en el proyecto, en la siguiente ruta:</w:t>
+      </w:r>
+    </w:p>
+    <w:p>
+      <w:pPr>
+        <w:rPr>
+          <w:b/>
+          <w:bCs/>
+          <w:lang w:val="en-US"/>
+        </w:rPr>
+      </w:pPr>
+      <w:r>
+        <w:rPr>
+          <w:b/>
+          <w:bCs/>
+          <w:lang w:val="en-US"/>
+        </w:rPr>
+        <w:t>Practica 1/1 Started/</w:t>
+      </w:r>
+      <w:proofErr w:type="spellStart"/>
+      <w:r>
+        <w:rPr>
+          <w:b/>
+          <w:bCs/>
+          <w:lang w:val="en-US"/>
+        </w:rPr>
+        <w:t>ApiClientLibrary</w:t>
+      </w:r>
+      <w:proofErr w:type="spellEnd"/>
+      <w:r>
+        <w:rPr>
+          <w:b/>
+          <w:bCs/>
+          <w:lang w:val="en-US"/>
+        </w:rPr>
+        <w:t>/</w:t>
+      </w:r>
+      <w:proofErr w:type="spellStart"/>
+      <w:r>
+        <w:rPr>
+          <w:b/>
+          <w:bCs/>
+          <w:lang w:val="en-US"/>
+        </w:rPr>
+        <w:t>appsettings.json</w:t>
+      </w:r>
+      <w:proofErr w:type="spellEnd"/>
+    </w:p>
+    <w:p>
+      <w:pPr>
+        <w:pStyle w:val="Citadestacada"/>
+        <w:spacing w:before="120" w:after="120"/>
+        <w:ind w:left="862" w:right="862"/>
+        <w:jc w:val="left"/>
+        <w:rPr>
+          <w:lang w:val="en-US"/>
+        </w:rPr>
+      </w:pPr>
+      <w:r>
+        <w:rPr>
+          <w:lang w:val="en-US"/>
+        </w:rPr>
+        <w:t>{</w:t>
+      </w:r>
+    </w:p>
+    <w:p>
+      <w:pPr>
+        <w:pStyle w:val="Citadestacada"/>
+        <w:spacing w:before="120" w:after="120"/>
+        <w:ind w:left="862" w:right="862"/>
+        <w:jc w:val="left"/>
+        <w:rPr>
+          <w:lang w:val="en-US"/>
+        </w:rPr>
+      </w:pPr>
+      <w:r>
+        <w:rPr>
+          <w:lang w:val="en-US"/>
+        </w:rPr>
+        <w:t xml:space="preserve">  "</w:t>
+      </w:r>
+      <w:proofErr w:type="spellStart"/>
+      <w:r>
+        <w:rPr>
+          <w:lang w:val="en-US"/>
+        </w:rPr>
+        <w:t>ApiSettings</w:t>
+      </w:r>
+      <w:proofErr w:type="spellEnd"/>
+      <w:r>
+        <w:rPr>
+          <w:lang w:val="en-US"/>
+        </w:rPr>
+        <w:t>": {</w:t>
+      </w:r>
+    </w:p>
+    <w:p>
+      <w:pPr>
+        <w:pStyle w:val="Citadestacada"/>
+        <w:spacing w:before="120" w:after="120"/>
+        <w:ind w:left="862" w:right="862"/>
+        <w:jc w:val="left"/>
+        <w:rPr>
+          <w:lang w:val="en-US"/>
+        </w:rPr>
+      </w:pPr>
+      <w:r>
+        <w:rPr>
+          <w:lang w:val="en-US"/>
+        </w:rPr>
+        <w:t xml:space="preserve">    "</w:t>
+      </w:r>
+      <w:proofErr w:type="spellStart"/>
+      <w:r>
+        <w:rPr>
+          <w:lang w:val="en-US"/>
+        </w:rPr>
+        <w:t>BaseUrl</w:t>
+      </w:r>
+      <w:proofErr w:type="spellEnd"/>
+      <w:r>
+        <w:rPr>
+          <w:lang w:val="en-US"/>
+        </w:rPr>
+        <w:t>": "</w:t>
+      </w:r>
+      <w:hyperlink r:id="rId10">
+        <w:r>
+          <w:rPr>
+            <w:rStyle w:val="Hipervnculo"/>
+            <w:lang w:val="en-US"/>
+          </w:rPr>
+          <w:t>https://lapem.cfe.gob.mx/sid_capacitacion/</w:t>
+        </w:r>
+      </w:hyperlink>
+      <w:r>
+        <w:rPr>
+          <w:lang w:val="en-US"/>
+        </w:rPr>
+        <w:t xml:space="preserve">", </w:t>
+      </w:r>
+    </w:p>
+    <w:p>
+      <w:pPr>
+        <w:pStyle w:val="Citadestacada"/>
+        <w:spacing w:before="120" w:after="120"/>
+        <w:ind w:left="862" w:right="862"/>
+        <w:jc w:val="left"/>
+      </w:pPr>
+      <w:r>
+        <w:rPr>
+          <w:lang w:val="en-US"/>
+        </w:rPr>
+        <w:t xml:space="preserve">    </w:t>
+      </w:r>
+      <w:r>
+        <w:t xml:space="preserve">"Token": "Agrega el token generado con </w:t>
+      </w:r>
+      <w:proofErr w:type="spellStart"/>
+      <w:r>
+        <w:t>swagger</w:t>
+      </w:r>
+      <w:proofErr w:type="spellEnd"/>
+      <w:r>
+        <w:t>"</w:t>
+      </w:r>
+    </w:p>
+    <w:p>
+      <w:pPr>
+        <w:pStyle w:val="Citadestacada"/>
+        <w:spacing w:before="120" w:after="120"/>
+        <w:ind w:left="862" w:right="862"/>
+        <w:jc w:val="left"/>
+      </w:pPr>
+      <w:r>
+        <w:t xml:space="preserve">  }</w:t>
+      </w:r>
+    </w:p>
+    <w:p>
+      <w:pPr>
+        <w:pStyle w:val="Citadestacada"/>
+        <w:spacing w:before="120" w:after="120"/>
+        <w:ind w:left="862" w:right="862"/>
+        <w:jc w:val="left"/>
+      </w:pPr>
+      <w:r>
+        <w:t>}</w:t>
+      </w:r>
+    </w:p>
+    <w:p>
+      <w:pPr>
+        <w:pStyle w:val="Ttulo2"/>
+      </w:pPr>
+    </w:p>
+    <w:p>
+      <w:pPr>
+        <w:pStyle w:val="Ttulo2"/>
+        <w:numPr>
+          <w:ilvl w:val="0"/>
+          <w:numId w:val="6"/>
+        </w:numPr>
+        <w:rPr>
+          <w:u w:val="single"/>
+        </w:rPr>
+      </w:pPr>
+      <w:r>
+        <w:t>Ejecutar pruebas unitarias y modificaciones correspondientes</w:t>
+      </w:r>
+    </w:p>
+    <w:p>
+      <w:pPr>
+        <w:pStyle w:val="Prrafodelista"/>
+        <w:numPr>
+          <w:ilvl w:val="0"/>
+          <w:numId w:val="2"/>
+        </w:numPr>
+        <w:rPr>
+          <w:u w:val="single"/>
+        </w:rPr>
+      </w:pPr>
+      <w:r>
+        <w:t>Compile la solución.</w:t>
+      </w:r>
+    </w:p>
+    <w:p>
+      <w:pPr>
+        <w:pStyle w:val="Prrafodelista"/>
+        <w:numPr>
+          <w:ilvl w:val="0"/>
+          <w:numId w:val="2"/>
+        </w:numPr>
+        <w:rPr>
+          <w:u w:val="single"/>
+        </w:rPr>
+      </w:pPr>
+      <w:r>
+        <w:t>Abra el Explorador de pruebas en Visual Studio (menú Prueba → Explorador de pruebas).</w:t>
+      </w:r>
+    </w:p>
+    <w:p>
+      <w:pPr>
+        <w:pStyle w:val="Prrafodelista"/>
+        <w:numPr>
+          <w:ilvl w:val="0"/>
+          <w:numId w:val="2"/>
+        </w:numPr>
+        <w:rPr>
+          <w:u w:val="single"/>
+        </w:rPr>
+      </w:pPr>
+      <w:r>
+        <w:t>Ejecute todas las pruebas.</w:t>
+      </w:r>
+    </w:p>
+    <w:p>
+      <w:pPr>
+        <w:pStyle w:val="Prrafodelista"/>
+        <w:numPr>
+          <w:ilvl w:val="0"/>
+          <w:numId w:val="2"/>
+        </w:numPr>
+        <w:rPr>
+          <w:u w:val="single"/>
+        </w:rPr>
+      </w:pPr>
+      <w:r>
+        <w:t>Verifique los resultados: se mostrarán los casos exitosos y los fallidos según el escenario.</w:t>
+      </w:r>
+    </w:p>
+    <w:p>
+      <w:pPr>
+        <w:pStyle w:val="Prrafodelista"/>
+        <w:ind w:left="0"/>
+      </w:pPr>
+    </w:p>
+    <w:p>
+      <w:pPr>
+        <w:pStyle w:val="Prrafodelista"/>
+        <w:ind w:left="0"/>
+        <w:rPr>
+          <w:u w:val="single"/>
+        </w:rPr>
+      </w:pPr>
+      <w:r>
+        <w:rPr>
+          <w:noProof/>
+          <w:u w:val="single"/>
+        </w:rPr>
+        <w:drawing>
+          <wp:anchor distT="0" distB="0" distL="114300" distR="114300" simplePos="0" relativeHeight="28" behindDoc="0" locked="0" layoutInCell="0" allowOverlap="1" wp14:anchorId="0B4B5648" wp14:editId="1990347C">
+            <wp:simplePos x="0" y="0"/>
+            <wp:positionH relativeFrom="margin">
+              <wp:align>center</wp:align>
+            </wp:positionH>
+            <wp:positionV relativeFrom="paragraph">
+              <wp:posOffset>311785</wp:posOffset>
+            </wp:positionV>
+            <wp:extent cx="5878195" cy="1828800"/>
+            <wp:effectExtent l="0" t="0" r="8255" b="0"/>
+            <wp:wrapSquare wrapText="bothSides"/>
+            <wp:docPr id="6" name="Imagen 3" descr="Texto&#10;&#10;El contenido generado por IA puede ser incorrecto."/>
+            <wp:cNvGraphicFramePr>
+              <a:graphicFrameLocks xmlns:a="http://schemas.openxmlformats.org/drawingml/2006/main" noChangeAspect="1"/>
+            </wp:cNvGraphicFramePr>
+            <a:graphic xmlns:a="http://schemas.openxmlformats.org/drawingml/2006/main">
+              <a:graphicData uri="http://schemas.openxmlformats.org/drawingml/2006/picture">
+                <pic:pic xmlns:pic="http://schemas.openxmlformats.org/drawingml/2006/picture">
+                  <pic:nvPicPr>
+                    <pic:cNvPr id="6" name="Imagen 3" descr="Texto&#10;&#10;El contenido generado por IA puede ser incorrecto."/>
+                    <pic:cNvPicPr>
+                      <a:picLocks noChangeAspect="1" noChangeArrowheads="1"/>
+                    </pic:cNvPicPr>
+                  </pic:nvPicPr>
+                  <pic:blipFill rotWithShape="1">
+                    <a:blip r:embed="rId11"/>
+                    <a:srcRect t="-691" r="36687" b="63741"/>
+                    <a:stretch>
+                      <a:fillRect/>
+                    </a:stretch>
+                  </pic:blipFill>
+                  <pic:spPr bwMode="auto">
+                    <a:xfrm>
+                      <a:off x="0" y="0"/>
+                      <a:ext cx="5878195" cy="1828800"/>
+                    </a:xfrm>
+                    <a:prstGeom prst="rect">
+                      <a:avLst/>
+                    </a:prstGeom>
+                    <a:noFill/>
+                    <a:ln>
+                      <a:noFill/>
+                    </a:ln>
+                    <a:extLst>
+                      <a:ext uri="{53640926-AAD7-44D8-BBD7-CCE9431645EC}">
+                        <a14:shadowObscured xmlns:a14="http://schemas.microsoft.com/office/drawing/2010/main"/>
+                      </a:ext>
+                    </a:extLst>
+                  </pic:spPr>
+                </pic:pic>
+              </a:graphicData>
+            </a:graphic>
+            <wp14:sizeRelH relativeFrom="margin">
+              <wp14:pctWidth>0</wp14:pctWidth>
+            </wp14:sizeRelH>
+            <wp14:sizeRelV relativeFrom="margin">
+              <wp14:pctHeight>0</wp14:pctHeight>
+            </wp14:sizeRelV>
+          </wp:anchor>
+        </w:drawing>
+      </w:r>
+      <w:r>
+        <w:t>Cuando se ejecute el código sin ninguna modificación aparecerán los siguientes errores:</w:t>
+      </w:r>
+    </w:p>
+    <w:p>
+      <w:pPr>
+        <w:pStyle w:val="Prrafodelista"/>
+        <w:ind w:left="0"/>
+        <w:rPr>
+          <w:u w:val="single"/>
+        </w:rPr>
+      </w:pPr>
+    </w:p>
+    <w:p>
+      <w:pPr>
+        <w:pStyle w:val="Prrafodelista"/>
+        <w:ind w:left="0"/>
+        <w:rPr>
+          <w:u w:val="single"/>
+        </w:rPr>
+      </w:pPr>
+    </w:p>
+    <w:p>
+      <w:pPr>
+        <w:pStyle w:val="Prrafodelista"/>
+        <w:ind w:left="0"/>
+        <w:rPr>
+          <w:u w:val="single"/>
+        </w:rPr>
+      </w:pPr>
+    </w:p>
+    <w:p>
+      <w:pPr>
+        <w:pStyle w:val="Prrafodelista"/>
+        <w:ind w:left="0"/>
+        <w:rPr>
+          <w:u w:val="single"/>
+        </w:rPr>
+      </w:pPr>
+    </w:p>
+    <w:p>
+      <w:pPr>
+        <w:pStyle w:val="Prrafodelista"/>
+        <w:ind w:left="0"/>
+        <w:rPr>
+          <w:u w:val="single"/>
+        </w:rPr>
+      </w:pPr>
+    </w:p>
+    <w:p>
+      <w:pPr>
+        <w:rPr>
+          <w:u w:val="single"/>
+        </w:rPr>
+      </w:pPr>
+    </w:p>
+    <w:p>
+      <w:pPr>
+        <w:rPr>
+          <w:u w:val="single"/>
+        </w:rPr>
+      </w:pPr>
+    </w:p>
+    <w:p>
+      <w:pPr>
+        <w:pStyle w:val="EstiloSID"/>
+        <w:numPr>
+          <w:ilvl w:val="0"/>
+          <w:numId w:val="2"/>
+        </w:numPr>
+      </w:pPr>
+      <w:r>
+        <w:rPr>
+          <w:b/>
+          <w:bCs/>
+          <w:color w:val="EE0000"/>
+        </w:rPr>
+        <w:t>EJERCICIO 1:</w:t>
+      </w:r>
+      <w:r>
+        <w:rPr>
+          <w:color w:val="EE0000"/>
+        </w:rPr>
+        <w:t xml:space="preserve"> </w:t>
+      </w:r>
+    </w:p>
+    <w:p>
+      <w:pPr>
+        <w:pStyle w:val="EstiloSID"/>
+        <w:ind w:firstLine="360"/>
+      </w:pPr>
+      <w:r>
+        <w:tab/>
+      </w:r>
+    </w:p>
+    <w:p>
+      <w:pPr>
+        <w:pStyle w:val="EstiloSID"/>
+        <w:ind w:firstLine="360"/>
+      </w:pPr>
+      <w:r>
+        <w:tab/>
+      </w:r>
+      <w:r>
+        <w:t>Una vez ejecutado el código</w:t>
+      </w:r>
+      <w:r>
+        <w:t xml:space="preserve"> </w:t>
+      </w:r>
+      <w:r>
+        <w:t xml:space="preserve">y que los casos den </w:t>
+      </w:r>
+      <w:r>
+        <w:t>los errores</w:t>
+      </w:r>
+      <w:r>
+        <w:t xml:space="preserve">, implemente las </w:t>
+      </w:r>
+      <w:r>
+        <w:tab/>
+      </w:r>
+      <w:r>
+        <w:t>modificaciones correspondientes</w:t>
+      </w:r>
+      <w:r>
+        <w:t xml:space="preserve"> (Las rutas mencionadas en la </w:t>
+      </w:r>
+      <w:r>
+        <w:t>sección 3</w:t>
+      </w:r>
+      <w:r>
+        <w:t>)</w:t>
+      </w:r>
+      <w:r>
+        <w:t>:</w:t>
+      </w:r>
+    </w:p>
+    <w:p>
+      <w:pPr>
+        <w:pStyle w:val="EstiloSID"/>
+      </w:pPr>
+    </w:p>
+    <w:p>
+      <w:pPr>
+        <w:pStyle w:val="EstiloSID"/>
+        <w:ind w:left="708"/>
+      </w:pPr>
+      <w:r>
+        <w:t xml:space="preserve">En la </w:t>
+      </w:r>
+      <w:r>
+        <w:t>línea</w:t>
+      </w:r>
+      <w:r>
+        <w:t xml:space="preserve"> 4</w:t>
+      </w:r>
+      <w:r>
+        <w:t>6</w:t>
+      </w:r>
+      <w:r>
+        <w:t xml:space="preserve">, se </w:t>
+      </w:r>
+      <w:r>
+        <w:t>deberá</w:t>
+      </w:r>
+      <w:r>
+        <w:t xml:space="preserve"> hacer la llamada al </w:t>
+      </w:r>
+      <w:proofErr w:type="spellStart"/>
+      <w:r>
+        <w:t>Endpoint</w:t>
+      </w:r>
+      <w:proofErr w:type="spellEnd"/>
+      <w:r>
+        <w:t xml:space="preserve"> </w:t>
+      </w:r>
+      <w:proofErr w:type="spellStart"/>
+      <w:r>
+        <w:t>Estado</w:t>
+      </w:r>
+      <w:r>
+        <w:t>SID</w:t>
+      </w:r>
+      <w:proofErr w:type="spellEnd"/>
+      <w:r>
+        <w:t xml:space="preserve"> con el </w:t>
+      </w:r>
+      <w:r>
+        <w:t>estado “</w:t>
+      </w:r>
+      <w:r>
+        <w:t>EN_PRUEBAS</w:t>
+      </w:r>
+      <w:r>
+        <w:rPr>
+          <w:rFonts w:hint="eastAsia"/>
+        </w:rPr>
+        <w:t>”</w:t>
+      </w:r>
+      <w:r>
+        <w:t>, modificando</w:t>
+      </w:r>
+      <w:r>
+        <w:t xml:space="preserve"> la función asíncrona TASK</w:t>
+      </w:r>
+    </w:p>
+    <w:p>
+      <w:pPr>
+        <w:pStyle w:val="EstiloSID"/>
+        <w:ind w:left="720"/>
+      </w:pPr>
+    </w:p>
+    <w:p>
+      <w:pPr>
+        <w:pStyle w:val="EstiloSID"/>
+        <w:ind w:left="720"/>
+        <w:jc w:val="left"/>
+      </w:pPr>
+      <w:r>
+        <w:rPr>
+          <w:noProof/>
+        </w:rPr>
+        <mc:AlternateContent>
+          <mc:Choice Requires="wps">
+            <w:drawing>
+              <wp:anchor distT="16510" distB="15875" distL="6350" distR="10160" simplePos="0" relativeHeight="251659264" behindDoc="0" locked="0" layoutInCell="1" allowOverlap="1" wp14:anchorId="5BE23634" wp14:editId="2F46B3F8">
+                <wp:simplePos x="0" y="0"/>
+                <wp:positionH relativeFrom="column">
+                  <wp:posOffset>4396641</wp:posOffset>
+                </wp:positionH>
+                <wp:positionV relativeFrom="paragraph">
+                  <wp:posOffset>975226</wp:posOffset>
+                </wp:positionV>
+                <wp:extent cx="824230" cy="165735"/>
+                <wp:effectExtent l="0" t="19050" r="33020" b="43815"/>
+                <wp:wrapNone/>
+                <wp:docPr id="624548305" name="Flecha: a la derecha 1"/>
+                <wp:cNvGraphicFramePr/>
+                <a:graphic xmlns:a="http://schemas.openxmlformats.org/drawingml/2006/main">
+                  <a:graphicData uri="http://schemas.microsoft.com/office/word/2010/wordprocessingShape">
+                    <wps:wsp>
+                      <wps:cNvSpPr/>
+                      <wps:spPr>
+                        <a:xfrm>
+                          <a:off x="0" y="0"/>
+                          <a:ext cx="824230" cy="165735"/>
+                        </a:xfrm>
+                        <a:prstGeom prst="rightArrow">
+                          <a:avLst>
+                            <a:gd name="adj1" fmla="val 50000"/>
+                            <a:gd name="adj2" fmla="val 50000"/>
+                          </a:avLst>
+                        </a:prstGeom>
+                        <a:solidFill>
+                          <a:srgbClr val="C9211E"/>
+                        </a:solidFill>
+                        <a:ln w="12600">
+                          <a:solidFill>
+                            <a:srgbClr val="156082"/>
+                          </a:solidFill>
+                          <a:miter/>
+                        </a:ln>
+                      </wps:spPr>
+                      <wps:style>
+                        <a:lnRef idx="0">
+                          <a:scrgbClr r="0" g="0" b="0"/>
+                        </a:lnRef>
+                        <a:fillRef idx="0">
+                          <a:scrgbClr r="0" g="0" b="0"/>
+                        </a:fillRef>
+                        <a:effectRef idx="0">
+                          <a:scrgbClr r="0" g="0" b="0"/>
+                        </a:effectRef>
+                        <a:fontRef idx="minor"/>
+                      </wps:style>
+                      <wps:bodyPr/>
+                    </wps:wsp>
+                  </a:graphicData>
+                </a:graphic>
+                <wp14:sizeRelH relativeFrom="margin">
+                  <wp14:pctWidth>0</wp14:pctWidth>
+                </wp14:sizeRelH>
+                <wp14:sizeRelV relativeFrom="margin">
+                  <wp14:pctHeight>0</wp14:pctHeight>
+                </wp14:sizeRelV>
+              </wp:anchor>
+            </w:drawing>
+          </mc:Choice>
+          <mc:Fallback>
+            <w:pict>
+              <v:shape w14:anchorId="3F411763" id="Flecha: a la derecha 1" o:spid="_x0000_s1026" type="#_x0000_t13" style="position:absolute;margin-left:346.2pt;margin-top:76.8pt;width:64.9pt;height:13.05pt;z-index:251659264;visibility:visible;mso-wrap-style:square;mso-width-percent:0;mso-height-percent:0;mso-wrap-distance-left:.5pt;mso-wrap-distance-top:1.3pt;mso-wrap-distance-right:.8pt;mso-wrap-distance-bottom:1.25pt;mso-position-horizontal:absolute;mso-position-horizontal-relative:text;mso-position-vertical:absolute;mso-position-vertical-relative:text;mso-width-percent:0;mso-height-percent:0;mso-width-relative:margin;mso-height-relative:margin;v-text-anchor:top" o:gfxdata="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" adj="19428" fillcolor="#c9211e" strokecolor="#156082" strokeweight=".35mm"/>
+            </w:pict>
+          </mc:Fallback>
+        </mc:AlternateContent>
+      </w:r>
+      <w:r>
+        <w:rPr>
+          <w:noProof/>
+        </w:rPr>
+        <mc:AlternateContent>
+          <mc:Choice Requires="wps">
+            <w:drawing>
+              <wp:anchor distT="3175" distB="3175" distL="3175" distR="3175" simplePos="0" relativeHeight="251663360" behindDoc="0" locked="0" layoutInCell="1" allowOverlap="1" wp14:anchorId="59976DD7" wp14:editId="3107AF59">
+                <wp:simplePos x="0" y="0"/>
+                <wp:positionH relativeFrom="margin">
+                  <wp:posOffset>5341620</wp:posOffset>
+                </wp:positionH>
+                <wp:positionV relativeFrom="paragraph">
+                  <wp:posOffset>725805</wp:posOffset>
+                </wp:positionV>
+                <wp:extent cx="857885" cy="635635"/>
+                <wp:effectExtent l="0" t="0" r="18415" b="12065"/>
+                <wp:wrapNone/>
+                <wp:docPr id="1303236854" name="Cuadro de texto 8"/>
+                <wp:cNvGraphicFramePr/>
+                <a:graphic xmlns:a="http://schemas.openxmlformats.org/drawingml/2006/main">
+                  <a:graphicData uri="http://schemas.microsoft.com/office/word/2010/wordprocessingShape">
+                    <wps:wsp>
+                      <wps:cNvSpPr/>
+                      <wps:spPr>
+                        <a:xfrm>
+                          <a:off x="0" y="0"/>
+                          <a:ext cx="857885" cy="635635"/>
+                        </a:xfrm>
+                        <a:prstGeom prst="rect">
+                          <a:avLst/>
+                        </a:prstGeom>
+                        <a:solidFill>
+                          <a:schemeClr val="lt1"/>
+                        </a:solidFill>
+                        <a:ln w="6480">
+                          <a:solidFill>
+                            <a:srgbClr val="000000"/>
+                          </a:solidFill>
+                          <a:round/>
+                        </a:ln>
+                      </wps:spPr>
+                      <wps:style>
+                        <a:lnRef idx="0">
+                          <a:scrgbClr r="0" g="0" b="0"/>
+                        </a:lnRef>
+                        <a:fillRef idx="0">
+                          <a:scrgbClr r="0" g="0" b="0"/>
+                        </a:fillRef>
+                        <a:effectRef idx="0">
+                          <a:scrgbClr r="0" g="0" b="0"/>
+                        </a:effectRef>
+                        <a:fontRef idx="minor"/>
+                      </wps:style>
+                      <wps:txbx>
+                        <w:txbxContent>
+                          <w:p>
+                            <w:pPr>
+                              <w:pStyle w:val="Contenidodelmarcouser"/>
+                              <w:rPr>
+                                <w:b/>
+                                <w:bCs/>
+                                <w:color w:val="EE0000"/>
+                                <w:sz w:val="18"/>
+                                <w:szCs w:val="18"/>
+                                <w:lang w:val="es-ES"/>
+                              </w:rPr>
+                            </w:pPr>
+                            <w:r>
+                              <w:rPr>
+                                <w:b/>
+                                <w:bCs/>
+                                <w:color w:val="EE0000"/>
+                                <w:sz w:val="18"/>
+                                <w:szCs w:val="18"/>
+                                <w:lang w:val="es-ES"/>
+                              </w:rPr>
+                              <w:t xml:space="preserve">       RUTA 1</w:t>
+                            </w:r>
+                          </w:p>
+                        </w:txbxContent>
+                      </wps:txbx>
+                      <wps:bodyPr wrap="square" anchor="ctr">
+                        <a:noAutofit/>
+                      </wps:bodyPr>
+                    </wps:wsp>
+                  </a:graphicData>
+                </a:graphic>
+                <wp14:sizeRelH relativeFrom="margin">
+                  <wp14:pctWidth>0</wp14:pctWidth>
+                </wp14:sizeRelH>
+                <wp14:sizeRelV relativeFrom="margin">
+                  <wp14:pctHeight>0</wp14:pctHeight>
+                </wp14:sizeRelV>
+              </wp:anchor>
+            </w:drawing>
+          </mc:Choice>
+          <mc:Fallback>
+            <w:pict>
+              <v:rect w14:anchorId="59976DD7" id="_x0000_s1028" style="position:absolute;left:0;text-align:left;margin-left:420.6pt;margin-top:57.15pt;width:67.55pt;height:50.05pt;z-index:251663360;visibility:visible;mso-wrap-style:square;mso-width-percent:0;mso-height-percent:0;mso-wrap-distance-left:.25pt;mso-wrap-distance-top:.25pt;mso-wrap-distance-right:.25pt;mso-wrap-distance-bottom:.25pt;mso-position-horizontal:absolute;mso-position-horizontal-relative:margin;mso-position-vertical:absolute;mso-position-vertical-relative:text;mso-width-percent:0;mso-height-percent:0;mso-width-relative:margin;mso-height-relative:margin;v-text-anchor:middle" o:gfxdata="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" fillcolor="white [3201]" strokeweight=".18mm">
+                <v:stroke joinstyle="round"/>
+                <v:textbox>
+                  <w:txbxContent>
+                    <w:p>
+                      <w:pPr>
+                        <w:pStyle w:val="Contenidodelmarcouser"/>
+                        <w:rPr>
+                          <w:b/>
+                          <w:bCs/>
+                          <w:color w:val="EE0000"/>
+                          <w:sz w:val="18"/>
+                          <w:szCs w:val="18"/>
+                          <w:lang w:val="es-ES"/>
+                        </w:rPr>
+                      </w:pPr>
+                      <w:r>
+                        <w:rPr>
+                          <w:b/>
+                          <w:bCs/>
+                          <w:color w:val="EE0000"/>
+                          <w:sz w:val="18"/>
+                          <w:szCs w:val="18"/>
+                          <w:lang w:val="es-ES"/>
+                        </w:rPr>
+                        <w:t xml:space="preserve">       RUTA 1</w:t>
+                      </w:r>
+                    </w:p>
+                  </w:txbxContent>
+                </v:textbox>
+                <w10:wrap anchorx="margin"/>
+              </v:rect>
+            </w:pict>
+          </mc:Fallback>
+        </mc:AlternateContent>
+      </w:r>
+      <w:r>
+        <w:rPr>
+          <w:noProof/>
+        </w:rPr>
+        <w:drawing>
+          <wp:inline distT="0" distB="0" distL="0" distR="0" wp14:anchorId="30CED813" wp14:editId="1ABF33F7">
+            <wp:extent cx="4605556" cy="2246683"/>
+            <wp:effectExtent l="0" t="0" r="5080" b="1270"/>
+            <wp:docPr id="1022883898" name="Imagen 1" descr="Texto&#10;&#10;El contenido generado por IA puede ser incorrecto."/>
+            <wp:cNvGraphicFramePr>
+              <a:graphicFrameLocks xmlns:a="http://schemas.openxmlformats.org/drawingml/2006/main" noChangeAspect="1"/>
+            </wp:cNvGraphicFramePr>
+            <a:graphic xmlns:a="http://schemas.openxmlformats.org/drawingml/2006/main">
+              <a:graphicData uri="http://schemas.openxmlformats.org/drawingml/2006/picture">
+                <pic:pic xmlns:pic="http://schemas.openxmlformats.org/drawingml/2006/picture">
+                  <pic:nvPicPr>
+                    <pic:cNvPr id="1022883898" name="Imagen 1" descr="Texto&#10;&#10;El contenido generado por IA puede ser incorrecto."/>
+                    <pic:cNvPicPr/>
+                  </pic:nvPicPr>
+                  <pic:blipFill>
+                    <a:blip r:embed="rId12"/>
+                    <a:stretch>
+                      <a:fillRect/>
+                    </a:stretch>
+                  </pic:blipFill>
                   <pic:spPr>
                     <a:xfrm>
                       <a:off x="0" y="0"/>
-                      <a:ext cx="2734057" cy="2143424"/>
+                      <a:ext cx="4649698" cy="2268216"/>
                     </a:xfrm>
                     <a:prstGeom prst="rect">
                       <a:avLst/>
@@ -730,243 +2372,750 @@
         </w:drawing>
       </w:r>
     </w:p>
-    <w:p/>
-    <w:p>
-      <w:pPr>
-        <w:pStyle w:val="Ttulo2"/>
-      </w:pPr>
-      <w:r>
-        <w:t>Clonar el proyecto</w:t>
-      </w:r>
-    </w:p>
-    <w:p/>
-    <w:p>
-      <w:r>
-        <w:t>URL:</w:t>
-      </w:r>
-    </w:p>
-    <w:p/>
-    <w:p/>
-    <w:p/>
-    <w:p/>
-    <w:p/>
-    <w:p>
-      <w:r>
-        <w:t xml:space="preserve">Implementa la llamada al </w:t>
+    <w:p>
+      <w:pPr>
+        <w:pStyle w:val="EstiloSID"/>
+        <w:ind w:left="720"/>
+        <w:jc w:val="left"/>
+      </w:pPr>
+    </w:p>
+    <w:p>
+      <w:pPr>
+        <w:pStyle w:val="EstiloSID"/>
+        <w:jc w:val="left"/>
+        <w:rPr>
+          <w:u w:val="single"/>
+        </w:rPr>
+      </w:pPr>
+    </w:p>
+    <w:p>
+      <w:pPr>
+        <w:pStyle w:val="EstiloSID"/>
+        <w:ind w:left="720"/>
+        <w:jc w:val="left"/>
+        <w:rPr>
+          <w:u w:val="single"/>
+        </w:rPr>
+      </w:pPr>
+    </w:p>
+    <w:p>
+      <w:pPr>
+        <w:pStyle w:val="EstiloSID"/>
+        <w:ind w:left="720"/>
+        <w:jc w:val="left"/>
+      </w:pPr>
+      <w:r>
+        <w:t xml:space="preserve">Elimine la variable estado que se encuentra dentro de la función </w:t>
       </w:r>
       <w:proofErr w:type="spellStart"/>
       <w:r>
-        <w:t>endPoint</w:t>
+        <w:t>RegistrarEstadoSID</w:t>
       </w:r>
       <w:proofErr w:type="spellEnd"/>
       <w:r>
-        <w:t xml:space="preserve"> para registrar el estado del SID:</w:t>
-      </w:r>
-    </w:p>
-    <w:p/>
-    <w:p/>
-    <w:p>
-      <w:pPr>
-        <w:pStyle w:val="Ttulo2"/>
-      </w:pPr>
-      <w:r>
-        <w:t>Ejecutar pruebas unitarias</w:t>
-      </w:r>
-    </w:p>
-    <w:p>
-      <w:pPr>
-        <w:pStyle w:val="Prrafodelista"/>
+        <w:t xml:space="preserve">, que se encuentra en la </w:t>
+      </w:r>
+      <w:r>
+        <w:t>línea.</w:t>
+      </w:r>
+    </w:p>
+    <w:p>
+      <w:pPr>
+        <w:pStyle w:val="EstiloSID"/>
+        <w:ind w:left="720"/>
+        <w:jc w:val="left"/>
+        <w:rPr>
+          <w:u w:val="single"/>
+        </w:rPr>
+      </w:pPr>
+    </w:p>
+    <w:p>
+      <w:pPr>
+        <w:pStyle w:val="EstiloSID"/>
+        <w:ind w:left="720"/>
+        <w:jc w:val="left"/>
+      </w:pPr>
+      <w:r>
+        <w:rPr>
+          <w:noProof/>
+        </w:rPr>
+        <mc:AlternateContent>
+          <mc:Choice Requires="wps">
+            <w:drawing>
+              <wp:anchor distT="3175" distB="3175" distL="3175" distR="3175" simplePos="0" relativeHeight="251665408" behindDoc="0" locked="0" layoutInCell="1" allowOverlap="1" wp14:anchorId="5242DA8B" wp14:editId="4F848769">
+                <wp:simplePos x="0" y="0"/>
+                <wp:positionH relativeFrom="margin">
+                  <wp:posOffset>5308600</wp:posOffset>
+                </wp:positionH>
+                <wp:positionV relativeFrom="paragraph">
+                  <wp:posOffset>801370</wp:posOffset>
+                </wp:positionV>
+                <wp:extent cx="857885" cy="635635"/>
+                <wp:effectExtent l="0" t="0" r="18415" b="12065"/>
+                <wp:wrapNone/>
+                <wp:docPr id="1960957193" name="Cuadro de texto 8"/>
+                <wp:cNvGraphicFramePr/>
+                <a:graphic xmlns:a="http://schemas.openxmlformats.org/drawingml/2006/main">
+                  <a:graphicData uri="http://schemas.microsoft.com/office/word/2010/wordprocessingShape">
+                    <wps:wsp>
+                      <wps:cNvSpPr/>
+                      <wps:spPr>
+                        <a:xfrm>
+                          <a:off x="0" y="0"/>
+                          <a:ext cx="857885" cy="635635"/>
+                        </a:xfrm>
+                        <a:prstGeom prst="rect">
+                          <a:avLst/>
+                        </a:prstGeom>
+                        <a:solidFill>
+                          <a:schemeClr val="lt1"/>
+                        </a:solidFill>
+                        <a:ln w="6480">
+                          <a:solidFill>
+                            <a:srgbClr val="000000"/>
+                          </a:solidFill>
+                          <a:round/>
+                        </a:ln>
+                      </wps:spPr>
+                      <wps:style>
+                        <a:lnRef idx="0">
+                          <a:scrgbClr r="0" g="0" b="0"/>
+                        </a:lnRef>
+                        <a:fillRef idx="0">
+                          <a:scrgbClr r="0" g="0" b="0"/>
+                        </a:fillRef>
+                        <a:effectRef idx="0">
+                          <a:scrgbClr r="0" g="0" b="0"/>
+                        </a:effectRef>
+                        <a:fontRef idx="minor"/>
+                      </wps:style>
+                      <wps:txbx>
+                        <w:txbxContent>
+                          <w:p>
+                            <w:pPr>
+                              <w:pStyle w:val="Contenidodelmarcouser"/>
+                              <w:rPr>
+                                <w:b/>
+                                <w:bCs/>
+                                <w:color w:val="EE0000"/>
+                                <w:sz w:val="18"/>
+                                <w:szCs w:val="18"/>
+                                <w:lang w:val="es-ES"/>
+                              </w:rPr>
+                            </w:pPr>
+                            <w:r>
+                              <w:rPr>
+                                <w:b/>
+                                <w:bCs/>
+                                <w:color w:val="EE0000"/>
+                                <w:sz w:val="18"/>
+                                <w:szCs w:val="18"/>
+                                <w:lang w:val="es-ES"/>
+                              </w:rPr>
+                              <w:t xml:space="preserve">        RUTA 2</w:t>
+                            </w:r>
+                          </w:p>
+                        </w:txbxContent>
+                      </wps:txbx>
+                      <wps:bodyPr wrap="square" anchor="ctr">
+                        <a:noAutofit/>
+                      </wps:bodyPr>
+                    </wps:wsp>
+                  </a:graphicData>
+                </a:graphic>
+                <wp14:sizeRelH relativeFrom="margin">
+                  <wp14:pctWidth>0</wp14:pctWidth>
+                </wp14:sizeRelH>
+                <wp14:sizeRelV relativeFrom="margin">
+                  <wp14:pctHeight>0</wp14:pctHeight>
+                </wp14:sizeRelV>
+              </wp:anchor>
+            </w:drawing>
+          </mc:Choice>
+          <mc:Fallback>
+            <w:pict>
+              <v:rect w14:anchorId="5242DA8B" id="_x0000_s1029" style="position:absolute;left:0;text-align:left;margin-left:418pt;margin-top:63.1pt;width:67.55pt;height:50.05pt;z-index:251665408;visibility:visible;mso-wrap-style:square;mso-width-percent:0;mso-height-percent:0;mso-wrap-distance-left:.25pt;mso-wrap-distance-top:.25pt;mso-wrap-distance-right:.25pt;mso-wrap-distance-bottom:.25pt;mso-position-horizontal:absolute;mso-position-horizontal-relative:margin;mso-position-vertical:absolute;mso-position-vertical-relative:text;mso-width-percent:0;mso-height-percent:0;mso-width-relative:margin;mso-height-relative:margin;v-text-anchor:middle" o:gfxdata="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" fillcolor="white [3201]" strokeweight=".18mm">
+                <v:stroke joinstyle="round"/>
+                <v:textbox>
+                  <w:txbxContent>
+                    <w:p>
+                      <w:pPr>
+                        <w:pStyle w:val="Contenidodelmarcouser"/>
+                        <w:rPr>
+                          <w:b/>
+                          <w:bCs/>
+                          <w:color w:val="EE0000"/>
+                          <w:sz w:val="18"/>
+                          <w:szCs w:val="18"/>
+                          <w:lang w:val="es-ES"/>
+                        </w:rPr>
+                      </w:pPr>
+                      <w:r>
+                        <w:rPr>
+                          <w:b/>
+                          <w:bCs/>
+                          <w:color w:val="EE0000"/>
+                          <w:sz w:val="18"/>
+                          <w:szCs w:val="18"/>
+                          <w:lang w:val="es-ES"/>
+                        </w:rPr>
+                        <w:t xml:space="preserve">        RUTA 2</w:t>
+                      </w:r>
+                    </w:p>
+                  </w:txbxContent>
+                </v:textbox>
+                <w10:wrap anchorx="margin"/>
+              </v:rect>
+            </w:pict>
+          </mc:Fallback>
+        </mc:AlternateContent>
+      </w:r>
+      <w:r>
+        <w:rPr>
+          <w:noProof/>
+        </w:rPr>
+        <mc:AlternateContent>
+          <mc:Choice Requires="wps">
+            <w:drawing>
+              <wp:anchor distT="16510" distB="15875" distL="6350" distR="10160" simplePos="0" relativeHeight="251661312" behindDoc="0" locked="0" layoutInCell="1" allowOverlap="1" wp14:anchorId="0F3B796D" wp14:editId="3664F6DE">
+                <wp:simplePos x="0" y="0"/>
+                <wp:positionH relativeFrom="column">
+                  <wp:posOffset>4363720</wp:posOffset>
+                </wp:positionH>
+                <wp:positionV relativeFrom="paragraph">
+                  <wp:posOffset>1033780</wp:posOffset>
+                </wp:positionV>
+                <wp:extent cx="824230" cy="165735"/>
+                <wp:effectExtent l="0" t="19050" r="33020" b="43815"/>
+                <wp:wrapNone/>
+                <wp:docPr id="1119748449" name="Flecha: a la derecha 1"/>
+                <wp:cNvGraphicFramePr/>
+                <a:graphic xmlns:a="http://schemas.openxmlformats.org/drawingml/2006/main">
+                  <a:graphicData uri="http://schemas.microsoft.com/office/word/2010/wordprocessingShape">
+                    <wps:wsp>
+                      <wps:cNvSpPr/>
+                      <wps:spPr>
+                        <a:xfrm>
+                          <a:off x="0" y="0"/>
+                          <a:ext cx="824230" cy="165735"/>
+                        </a:xfrm>
+                        <a:prstGeom prst="rightArrow">
+                          <a:avLst>
+                            <a:gd name="adj1" fmla="val 50000"/>
+                            <a:gd name="adj2" fmla="val 50000"/>
+                          </a:avLst>
+                        </a:prstGeom>
+                        <a:solidFill>
+                          <a:srgbClr val="C9211E"/>
+                        </a:solidFill>
+                        <a:ln w="12600">
+                          <a:solidFill>
+                            <a:srgbClr val="156082"/>
+                          </a:solidFill>
+                          <a:miter/>
+                        </a:ln>
+                      </wps:spPr>
+                      <wps:style>
+                        <a:lnRef idx="0">
+                          <a:scrgbClr r="0" g="0" b="0"/>
+                        </a:lnRef>
+                        <a:fillRef idx="0">
+                          <a:scrgbClr r="0" g="0" b="0"/>
+                        </a:fillRef>
+                        <a:effectRef idx="0">
+                          <a:scrgbClr r="0" g="0" b="0"/>
+                        </a:effectRef>
+                        <a:fontRef idx="minor"/>
+                      </wps:style>
+                      <wps:bodyPr/>
+                    </wps:wsp>
+                  </a:graphicData>
+                </a:graphic>
+                <wp14:sizeRelH relativeFrom="margin">
+                  <wp14:pctWidth>0</wp14:pctWidth>
+                </wp14:sizeRelH>
+                <wp14:sizeRelV relativeFrom="margin">
+                  <wp14:pctHeight>0</wp14:pctHeight>
+                </wp14:sizeRelV>
+              </wp:anchor>
+            </w:drawing>
+          </mc:Choice>
+          <mc:Fallback>
+            <w:pict>
+              <v:shape w14:anchorId="47C6966D" id="Flecha: a la derecha 1" o:spid="_x0000_s1026" type="#_x0000_t13" style="position:absolute;margin-left:343.6pt;margin-top:81.4pt;width:64.9pt;height:13.05pt;z-index:251661312;visibility:visible;mso-wrap-style:square;mso-width-percent:0;mso-height-percent:0;mso-wrap-distance-left:.5pt;mso-wrap-distance-top:1.3pt;mso-wrap-distance-right:.8pt;mso-wrap-distance-bottom:1.25pt;mso-position-horizontal:absolute;mso-position-horizontal-relative:text;mso-position-vertical:absolute;mso-position-vertical-relative:text;mso-width-percent:0;mso-height-percent:0;mso-width-relative:margin;mso-height-relative:margin;v-text-anchor:top" o:gfxdata="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" adj="19428" fillcolor="#c9211e" strokecolor="#156082" strokeweight=".35mm"/>
+            </w:pict>
+          </mc:Fallback>
+        </mc:AlternateContent>
+      </w:r>
+      <w:r>
+        <w:rPr>
+          <w:noProof/>
+          <w:u w:val="single"/>
+        </w:rPr>
+        <w:drawing>
+          <wp:inline distT="0" distB="0" distL="0" distR="0" wp14:anchorId="09C64DB1" wp14:editId="7CAAFA47">
+            <wp:extent cx="4587240" cy="2255267"/>
+            <wp:effectExtent l="0" t="0" r="3810" b="0"/>
+            <wp:docPr id="240262026" name="Imagen 1"/>
+            <wp:cNvGraphicFramePr>
+              <a:graphicFrameLocks xmlns:a="http://schemas.openxmlformats.org/drawingml/2006/main" noChangeAspect="1"/>
+            </wp:cNvGraphicFramePr>
+            <a:graphic xmlns:a="http://schemas.openxmlformats.org/drawingml/2006/main">
+              <a:graphicData uri="http://schemas.openxmlformats.org/drawingml/2006/picture">
+                <pic:pic xmlns:pic="http://schemas.openxmlformats.org/drawingml/2006/picture">
+                  <pic:nvPicPr>
+                    <pic:cNvPr id="240262026" name=""/>
+                    <pic:cNvPicPr/>
+                  </pic:nvPicPr>
+                  <pic:blipFill>
+                    <a:blip r:embed="rId13"/>
+                    <a:stretch>
+                      <a:fillRect/>
+                    </a:stretch>
+                  </pic:blipFill>
+                  <pic:spPr>
+                    <a:xfrm>
+                      <a:off x="0" y="0"/>
+                      <a:ext cx="4587240" cy="2255267"/>
+                    </a:xfrm>
+                    <a:prstGeom prst="rect">
+                      <a:avLst/>
+                    </a:prstGeom>
+                  </pic:spPr>
+                </pic:pic>
+              </a:graphicData>
+            </a:graphic>
+          </wp:inline>
+        </w:drawing>
+      </w:r>
+    </w:p>
+    <w:p>
+      <w:pPr>
+        <w:pStyle w:val="EstiloSID"/>
+        <w:rPr>
+          <w:u w:val="single"/>
+        </w:rPr>
+      </w:pPr>
+    </w:p>
+    <w:p>
+      <w:pPr>
+        <w:pStyle w:val="EstiloSID"/>
+        <w:rPr>
+          <w:u w:val="single"/>
+        </w:rPr>
+      </w:pPr>
+    </w:p>
+    <w:p>
+      <w:pPr>
+        <w:pStyle w:val="EstiloSID"/>
+        <w:rPr>
+          <w:u w:val="single"/>
+        </w:rPr>
+      </w:pPr>
+    </w:p>
+    <w:p>
+      <w:pPr>
+        <w:pStyle w:val="EstiloSID"/>
+      </w:pPr>
+      <w:r>
+        <w:lastRenderedPageBreak/>
+        <w:t>Volver a realizar el login y verific</w:t>
+      </w:r>
+      <w:r>
+        <w:t>a</w:t>
+      </w:r>
+      <w:r>
+        <w:t xml:space="preserve">r el </w:t>
+      </w:r>
+      <w:proofErr w:type="spellStart"/>
+      <w:r>
+        <w:t>LastUsage</w:t>
+      </w:r>
+      <w:proofErr w:type="spellEnd"/>
+      <w:r>
+        <w:t xml:space="preserve"> para </w:t>
+      </w:r>
+      <w:r>
+        <w:t xml:space="preserve">volver a </w:t>
+      </w:r>
+      <w:r>
+        <w:t>probar el estado</w:t>
+      </w:r>
+    </w:p>
+    <w:p>
+      <w:pPr>
+        <w:pStyle w:val="EstiloSID"/>
+      </w:pPr>
+    </w:p>
+    <w:p>
+      <w:pPr>
+        <w:pStyle w:val="Citadestacada"/>
+        <w:jc w:val="left"/>
+      </w:pPr>
+      <w:r>
+        <w:rPr>
+          <w:noProof/>
+        </w:rPr>
+        <mc:AlternateContent>
+          <mc:Choice Requires="wps">
+            <w:drawing>
+              <wp:anchor distT="3175" distB="3175" distL="3175" distR="3175" simplePos="0" relativeHeight="251669504" behindDoc="0" locked="0" layoutInCell="1" allowOverlap="1" wp14:anchorId="7022701F" wp14:editId="2B39E5B4">
+                <wp:simplePos x="0" y="0"/>
+                <wp:positionH relativeFrom="margin">
+                  <wp:posOffset>4264625</wp:posOffset>
+                </wp:positionH>
+                <wp:positionV relativeFrom="paragraph">
+                  <wp:posOffset>1500790</wp:posOffset>
+                </wp:positionV>
+                <wp:extent cx="1636693" cy="511729"/>
+                <wp:effectExtent l="0" t="0" r="20955" b="22225"/>
+                <wp:wrapNone/>
+                <wp:docPr id="1202926382" name="Cuadro de texto 8"/>
+                <wp:cNvGraphicFramePr/>
+                <a:graphic xmlns:a="http://schemas.openxmlformats.org/drawingml/2006/main">
+                  <a:graphicData uri="http://schemas.microsoft.com/office/word/2010/wordprocessingShape">
+                    <wps:wsp>
+                      <wps:cNvSpPr/>
+                      <wps:spPr>
+                        <a:xfrm>
+                          <a:off x="0" y="0"/>
+                          <a:ext cx="1636693" cy="511729"/>
+                        </a:xfrm>
+                        <a:prstGeom prst="rect">
+                          <a:avLst/>
+                        </a:prstGeom>
+                        <a:solidFill>
+                          <a:schemeClr val="lt1"/>
+                        </a:solidFill>
+                        <a:ln w="6480">
+                          <a:solidFill>
+                            <a:srgbClr val="000000"/>
+                          </a:solidFill>
+                          <a:round/>
+                        </a:ln>
+                      </wps:spPr>
+                      <wps:style>
+                        <a:lnRef idx="0">
+                          <a:scrgbClr r="0" g="0" b="0"/>
+                        </a:lnRef>
+                        <a:fillRef idx="0">
+                          <a:scrgbClr r="0" g="0" b="0"/>
+                        </a:fillRef>
+                        <a:effectRef idx="0">
+                          <a:scrgbClr r="0" g="0" b="0"/>
+                        </a:effectRef>
+                        <a:fontRef idx="minor"/>
+                      </wps:style>
+                      <wps:txbx>
+                        <w:txbxContent>
+                          <w:p>
+                            <w:pPr>
+                              <w:pStyle w:val="Contenidodelmarcouser"/>
+                              <w:jc w:val="both"/>
+                              <w:rPr>
+                                <w:sz w:val="18"/>
+                                <w:szCs w:val="18"/>
+                                <w:lang w:val="es-ES"/>
+                              </w:rPr>
+                            </w:pPr>
+                            <w:r>
+                              <w:rPr>
+                                <w:color w:val="000000"/>
+                                <w:sz w:val="18"/>
+                                <w:szCs w:val="18"/>
+                                <w:lang w:val="es-ES"/>
+                              </w:rPr>
+                              <w:t xml:space="preserve">Aquí se tiene que verificar </w:t>
+                            </w:r>
+                            <w:r>
+                              <w:rPr>
+                                <w:color w:val="000000"/>
+                                <w:sz w:val="18"/>
+                                <w:szCs w:val="18"/>
+                                <w:lang w:val="es-ES"/>
+                              </w:rPr>
+                              <w:t xml:space="preserve">el </w:t>
+                            </w:r>
+                            <w:proofErr w:type="spellStart"/>
+                            <w:r>
+                              <w:rPr>
+                                <w:color w:val="000000"/>
+                                <w:sz w:val="18"/>
+                                <w:szCs w:val="18"/>
+                                <w:lang w:val="es-ES"/>
+                              </w:rPr>
+                              <w:t>LastUsage</w:t>
+                            </w:r>
+                            <w:proofErr w:type="spellEnd"/>
+                            <w:r>
+                              <w:rPr>
+                                <w:color w:val="000000"/>
+                                <w:sz w:val="18"/>
+                                <w:szCs w:val="18"/>
+                                <w:lang w:val="es-ES"/>
+                              </w:rPr>
+                              <w:t xml:space="preserve"> se haya renovado</w:t>
+                            </w:r>
+                          </w:p>
+                        </w:txbxContent>
+                      </wps:txbx>
+                      <wps:bodyPr wrap="square" anchor="t">
+                        <a:noAutofit/>
+                      </wps:bodyPr>
+                    </wps:wsp>
+                  </a:graphicData>
+                </a:graphic>
+                <wp14:sizeRelH relativeFrom="margin">
+                  <wp14:pctWidth>0</wp14:pctWidth>
+                </wp14:sizeRelH>
+                <wp14:sizeRelV relativeFrom="margin">
+                  <wp14:pctHeight>0</wp14:pctHeight>
+                </wp14:sizeRelV>
+              </wp:anchor>
+            </w:drawing>
+          </mc:Choice>
+          <mc:Fallback>
+            <w:pict>
+              <v:rect w14:anchorId="7022701F" id="_x0000_s1030" style="position:absolute;left:0;text-align:left;margin-left:335.8pt;margin-top:118.15pt;width:128.85pt;height:40.3pt;z-index:251669504;visibility:visible;mso-wrap-style:square;mso-width-percent:0;mso-height-percent:0;mso-wrap-distance-left:.25pt;mso-wrap-distance-top:.25pt;mso-wrap-distance-right:.25pt;mso-wrap-distance-bottom:.25pt;mso-position-horizontal:absolute;mso-position-horizontal-relative:margin;mso-position-vertical:absolute;mso-position-vertical-relative:text;mso-width-percent:0;mso-height-percent:0;mso-width-relative:margin;mso-height-relative:margin;v-text-anchor:top" o:gfxdata="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" fillcolor="white [3201]" strokeweight=".18mm">
+                <v:stroke joinstyle="round"/>
+                <v:textbox>
+                  <w:txbxContent>
+                    <w:p>
+                      <w:pPr>
+                        <w:pStyle w:val="Contenidodelmarcouser"/>
+                        <w:jc w:val="both"/>
+                        <w:rPr>
+                          <w:sz w:val="18"/>
+                          <w:szCs w:val="18"/>
+                          <w:lang w:val="es-ES"/>
+                        </w:rPr>
+                      </w:pPr>
+                      <w:r>
+                        <w:rPr>
+                          <w:color w:val="000000"/>
+                          <w:sz w:val="18"/>
+                          <w:szCs w:val="18"/>
+                          <w:lang w:val="es-ES"/>
+                        </w:rPr>
+                        <w:t xml:space="preserve">Aquí se tiene que verificar </w:t>
+                      </w:r>
+                      <w:r>
+                        <w:rPr>
+                          <w:color w:val="000000"/>
+                          <w:sz w:val="18"/>
+                          <w:szCs w:val="18"/>
+                          <w:lang w:val="es-ES"/>
+                        </w:rPr>
+                        <w:t xml:space="preserve">el </w:t>
+                      </w:r>
+                      <w:proofErr w:type="spellStart"/>
+                      <w:r>
+                        <w:rPr>
+                          <w:color w:val="000000"/>
+                          <w:sz w:val="18"/>
+                          <w:szCs w:val="18"/>
+                          <w:lang w:val="es-ES"/>
+                        </w:rPr>
+                        <w:t>LastUsage</w:t>
+                      </w:r>
+                      <w:proofErr w:type="spellEnd"/>
+                      <w:r>
+                        <w:rPr>
+                          <w:color w:val="000000"/>
+                          <w:sz w:val="18"/>
+                          <w:szCs w:val="18"/>
+                          <w:lang w:val="es-ES"/>
+                        </w:rPr>
+                        <w:t xml:space="preserve"> se haya renovado</w:t>
+                      </w:r>
+                    </w:p>
+                  </w:txbxContent>
+                </v:textbox>
+                <w10:wrap anchorx="margin"/>
+              </v:rect>
+            </w:pict>
+          </mc:Fallback>
+        </mc:AlternateContent>
+      </w:r>
+      <w:r>
+        <w:rPr>
+          <w:noProof/>
+        </w:rPr>
+        <mc:AlternateContent>
+          <mc:Choice Requires="wps">
+            <w:drawing>
+              <wp:anchor distT="15875" distB="16510" distL="6350" distR="10160" simplePos="0" relativeHeight="251668480" behindDoc="0" locked="0" layoutInCell="1" allowOverlap="1" wp14:anchorId="587AA158" wp14:editId="63E81597">
+                <wp:simplePos x="0" y="0"/>
+                <wp:positionH relativeFrom="column">
+                  <wp:posOffset>3567931</wp:posOffset>
+                </wp:positionH>
+                <wp:positionV relativeFrom="paragraph">
+                  <wp:posOffset>1659890</wp:posOffset>
+                </wp:positionV>
+                <wp:extent cx="525780" cy="232410"/>
+                <wp:effectExtent l="0" t="19050" r="45720" b="34290"/>
+                <wp:wrapNone/>
+                <wp:docPr id="1442747093" name="Flecha: a la derecha 9"/>
+                <wp:cNvGraphicFramePr/>
+                <a:graphic xmlns:a="http://schemas.openxmlformats.org/drawingml/2006/main">
+                  <a:graphicData uri="http://schemas.microsoft.com/office/word/2010/wordprocessingShape">
+                    <wps:wsp>
+                      <wps:cNvSpPr/>
+                      <wps:spPr>
+                        <a:xfrm>
+                          <a:off x="0" y="0"/>
+                          <a:ext cx="525780" cy="232410"/>
+                        </a:xfrm>
+                        <a:prstGeom prst="rightArrow">
+                          <a:avLst>
+                            <a:gd name="adj1" fmla="val 50000"/>
+                            <a:gd name="adj2" fmla="val 50000"/>
+                          </a:avLst>
+                        </a:prstGeom>
+                        <a:solidFill>
+                          <a:srgbClr val="C9211E"/>
+                        </a:solidFill>
+                        <a:ln w="12600">
+                          <a:solidFill>
+                            <a:srgbClr val="156082"/>
+                          </a:solidFill>
+                          <a:miter/>
+                        </a:ln>
+                      </wps:spPr>
+                      <wps:style>
+                        <a:lnRef idx="0">
+                          <a:scrgbClr r="0" g="0" b="0"/>
+                        </a:lnRef>
+                        <a:fillRef idx="0">
+                          <a:scrgbClr r="0" g="0" b="0"/>
+                        </a:fillRef>
+                        <a:effectRef idx="0">
+                          <a:scrgbClr r="0" g="0" b="0"/>
+                        </a:effectRef>
+                        <a:fontRef idx="minor"/>
+                      </wps:style>
+                      <wps:bodyPr/>
+                    </wps:wsp>
+                  </a:graphicData>
+                </a:graphic>
+              </wp:anchor>
+            </w:drawing>
+          </mc:Choice>
+          <mc:Fallback>
+            <w:pict>
+              <v:shape w14:anchorId="19EAD0D5" id="Flecha: a la derecha 9" o:spid="_x0000_s1026" type="#_x0000_t13" style="position:absolute;margin-left:280.95pt;margin-top:130.7pt;width:41.4pt;height:18.3pt;z-index:251668480;visibility:visible;mso-wrap-style:square;mso-wrap-distance-left:.5pt;mso-wrap-distance-top:1.25pt;mso-wrap-distance-right:.8pt;mso-wrap-distance-bottom:1.3pt;mso-position-horizontal:absolute;mso-position-horizontal-relative:text;mso-position-vertical:absolute;mso-position-vertical-relative:text;v-text-anchor:top" o:gfxdata="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" adj="16826" fillcolor="#c9211e" strokecolor="#156082" strokeweight=".35mm"/>
+            </w:pict>
+          </mc:Fallback>
+        </mc:AlternateContent>
+      </w:r>
+      <w:r>
+        <w:t>{</w:t>
+      </w:r>
+      <w:r>
+        <w:br/>
+        <w:t xml:space="preserve">  "token": "eyJhbGciOiJIUzI1NiIsInR...",</w:t>
+      </w:r>
+      <w:r>
+        <w:br/>
+        <w:t xml:space="preserve">  "</w:t>
+      </w:r>
+      <w:proofErr w:type="spellStart"/>
+      <w:r>
+        <w:t>userDetails</w:t>
+      </w:r>
+      <w:proofErr w:type="spellEnd"/>
+      <w:r>
+        <w:t>": {</w:t>
+      </w:r>
+      <w:r>
+        <w:br/>
+        <w:t xml:space="preserve">    "id": 1,</w:t>
+      </w:r>
+      <w:r>
+        <w:br/>
+        <w:t xml:space="preserve">    "nombre": "Juan Pérez",</w:t>
+      </w:r>
+      <w:r>
+        <w:br/>
+        <w:t xml:space="preserve">    "email": "juan@example.com"</w:t>
+      </w:r>
+      <w:r>
+        <w:br/>
+        <w:t xml:space="preserve">  },</w:t>
+      </w:r>
+      <w:r>
+        <w:br/>
+      </w:r>
+      <w:r>
+        <w:rPr>
+          <w:color w:val="EE0000"/>
+        </w:rPr>
+        <w:t xml:space="preserve">  </w:t>
+      </w:r>
+      <w:r>
+        <w:rPr>
+          <w:color w:val="153D63" w:themeColor="dark2" w:themeTint="E6"/>
+        </w:rPr>
+        <w:t>“</w:t>
+      </w:r>
+      <w:proofErr w:type="spellStart"/>
+      <w:r>
+        <w:rPr>
+          <w:color w:val="153D63" w:themeColor="dark2" w:themeTint="E6"/>
+        </w:rPr>
+        <w:t>lastUsage</w:t>
+      </w:r>
+      <w:proofErr w:type="spellEnd"/>
+      <w:r>
+        <w:rPr>
+          <w:color w:val="153D63" w:themeColor="dark2" w:themeTint="E6"/>
+        </w:rPr>
+        <w:t xml:space="preserve">”: “2025-09-26T18:07:16.388Z” </w:t>
+      </w:r>
+      <w:r>
+        <w:br/>
+        <w:t>}</w:t>
+      </w:r>
+    </w:p>
+    <w:p>
+      <w:pPr>
+        <w:pStyle w:val="EstiloSID"/>
+        <w:rPr>
+          <w:u w:val="single"/>
+        </w:rPr>
+      </w:pPr>
+    </w:p>
+    <w:p>
+      <w:pPr>
+        <w:pStyle w:val="EstiloSID"/>
+        <w:rPr>
+          <w:u w:val="single"/>
+        </w:rPr>
+      </w:pPr>
+    </w:p>
+    <w:p>
+      <w:pPr>
+        <w:pStyle w:val="EstiloSID"/>
+        <w:rPr>
+          <w:u w:val="single"/>
+        </w:rPr>
+      </w:pPr>
+    </w:p>
+    <w:p>
+      <w:pPr>
+        <w:pStyle w:val="EstiloSID"/>
+        <w:rPr>
+          <w:u w:val="single"/>
+        </w:rPr>
+      </w:pPr>
+    </w:p>
+    <w:p>
+      <w:pPr>
+        <w:pStyle w:val="EstiloSID"/>
         <w:numPr>
           <w:ilvl w:val="0"/>
           <w:numId w:val="2"/>
         </w:numPr>
-        <w:rPr>
-          <w:u w:val="single"/>
-        </w:rPr>
-      </w:pPr>
-      <w:r>
-        <w:t>Compile la solución.</w:t>
-      </w:r>
-    </w:p>
-    <w:p>
-      <w:pPr>
-        <w:pStyle w:val="Prrafodelista"/>
-        <w:numPr>
-          <w:ilvl w:val="0"/>
-          <w:numId w:val="2"/>
-        </w:numPr>
-        <w:rPr>
-          <w:u w:val="single"/>
-        </w:rPr>
-      </w:pPr>
-      <w:r>
-        <w:t>Abra el Explorador de pruebas en Visual Studio (menú Prueba → Explorador de pruebas).</w:t>
-      </w:r>
-    </w:p>
-    <w:p>
-      <w:pPr>
-        <w:pStyle w:val="Prrafodelista"/>
-        <w:numPr>
-          <w:ilvl w:val="0"/>
-          <w:numId w:val="2"/>
-        </w:numPr>
-        <w:rPr>
-          <w:u w:val="single"/>
-        </w:rPr>
-      </w:pPr>
-      <w:r>
-        <w:t>Ejecute todas las pruebas.</w:t>
-      </w:r>
-    </w:p>
-    <w:p>
-      <w:pPr>
-        <w:pStyle w:val="Prrafodelista"/>
-        <w:numPr>
-          <w:ilvl w:val="0"/>
-          <w:numId w:val="2"/>
-        </w:numPr>
-        <w:rPr>
-          <w:u w:val="single"/>
-        </w:rPr>
-      </w:pPr>
-      <w:r>
-        <w:t>Verifique los resultados: se mostrarán los casos exitosos y los fallidos según el escenario.</w:t>
-      </w:r>
-    </w:p>
-    <w:p>
-      <w:pPr>
-        <w:pStyle w:val="EstiloSID"/>
-        <w:rPr>
-          <w:u w:val="single"/>
-        </w:rPr>
-      </w:pPr>
-    </w:p>
-    <w:p>
-      <w:pPr>
-        <w:pStyle w:val="EstiloSID"/>
-        <w:rPr>
-          <w:u w:val="single"/>
-        </w:rPr>
-      </w:pPr>
-    </w:p>
-    <w:p>
-      <w:pPr>
-        <w:pStyle w:val="EstiloSID"/>
-        <w:rPr>
-          <w:u w:val="single"/>
-        </w:rPr>
-      </w:pPr>
-    </w:p>
-    <w:p>
-      <w:pPr>
-        <w:pStyle w:val="EstiloSID"/>
-        <w:rPr>
-          <w:u w:val="single"/>
-        </w:rPr>
-      </w:pPr>
-    </w:p>
-    <w:p>
-      <w:pPr>
-        <w:pStyle w:val="EstiloSID"/>
-        <w:rPr>
-          <w:u w:val="single"/>
-        </w:rPr>
-      </w:pPr>
-    </w:p>
-    <w:p>
-      <w:pPr>
-        <w:pStyle w:val="EstiloSID"/>
-        <w:rPr>
-          <w:u w:val="single"/>
-        </w:rPr>
-      </w:pPr>
-    </w:p>
-    <w:p>
-      <w:pPr>
-        <w:pStyle w:val="EstiloSID"/>
-        <w:rPr>
-          <w:u w:val="single"/>
-        </w:rPr>
-      </w:pPr>
-    </w:p>
-    <w:p>
-      <w:pPr>
-        <w:pStyle w:val="EstiloSID"/>
-        <w:rPr>
-          <w:u w:val="single"/>
-        </w:rPr>
-      </w:pPr>
-    </w:p>
-    <w:p>
-      <w:pPr>
-        <w:pStyle w:val="EstiloSID"/>
-        <w:rPr>
-          <w:u w:val="single"/>
-        </w:rPr>
-      </w:pPr>
-    </w:p>
-    <w:p>
-      <w:pPr>
-        <w:pStyle w:val="EstiloSID"/>
-        <w:rPr>
-          <w:u w:val="single"/>
-        </w:rPr>
-      </w:pPr>
-    </w:p>
-    <w:p>
-      <w:pPr>
-        <w:pStyle w:val="EstiloSID"/>
-        <w:rPr>
-          <w:u w:val="single"/>
-        </w:rPr>
-      </w:pPr>
-    </w:p>
-    <w:p>
-      <w:pPr>
-        <w:pStyle w:val="EstiloSID"/>
-        <w:rPr>
-          <w:u w:val="single"/>
-        </w:rPr>
-      </w:pPr>
-    </w:p>
-    <w:p>
-      <w:pPr>
-        <w:pStyle w:val="EstiloSID"/>
-        <w:rPr>
-          <w:u w:val="single"/>
-        </w:rPr>
-      </w:pPr>
-    </w:p>
-    <w:p>
-      <w:pPr>
-        <w:pStyle w:val="EstiloSID"/>
-        <w:rPr>
-          <w:u w:val="single"/>
-        </w:rPr>
-      </w:pPr>
-    </w:p>
-    <w:p>
-      <w:pPr>
-        <w:pStyle w:val="EstiloSID"/>
-        <w:rPr>
-          <w:u w:val="single"/>
-        </w:rPr>
-      </w:pPr>
-    </w:p>
-    <w:p>
-      <w:pPr>
-        <w:pStyle w:val="EstiloSID"/>
-        <w:rPr>
-          <w:u w:val="single"/>
-        </w:rPr>
-      </w:pPr>
-    </w:p>
-    <w:p>
-      <w:pPr>
-        <w:pStyle w:val="EstiloSID"/>
-        <w:rPr>
-          <w:u w:val="single"/>
-        </w:rPr>
       </w:pPr>
       <w:r>
         <w:rPr>
@@ -975,7 +3124,7 @@
         <mc:AlternateContent>
           <mc:Choice Requires="wps">
             <w:drawing>
-              <wp:anchor distT="0" distB="0" distL="114300" distR="114300" simplePos="0" relativeHeight="251663360" behindDoc="0" locked="0" layoutInCell="1" allowOverlap="1" wp14:anchorId="2B3CEEC2" wp14:editId="35BB8E54">
+              <wp:anchor distT="0" distB="0" distL="0" distR="0" simplePos="0" relativeHeight="22" behindDoc="0" locked="0" layoutInCell="1" allowOverlap="1" wp14:anchorId="7392A49A" wp14:editId="5BC18B00">
                 <wp:simplePos x="0" y="0"/>
                 <wp:positionH relativeFrom="column">
                   <wp:posOffset>1459865</wp:posOffset>
@@ -986,29 +3135,42 @@
                 <wp:extent cx="4480560" cy="256540"/>
                 <wp:effectExtent l="0" t="0" r="0" b="0"/>
                 <wp:wrapNone/>
-                <wp:docPr id="1151075351" name="Cuadro de texto 4"/>
+                <wp:docPr id="11" name="Cuadro de texto 4"/>
                 <wp:cNvGraphicFramePr/>
                 <a:graphic xmlns:a="http://schemas.openxmlformats.org/drawingml/2006/main">
                   <a:graphicData uri="http://schemas.microsoft.com/office/word/2010/wordprocessingShape">
                     <wps:wsp>
-                      <wps:cNvSpPr txBox="1"/>
+                      <wps:cNvSpPr/>
                       <wps:spPr>
                         <a:xfrm>
                           <a:off x="0" y="0"/>
-                          <a:ext cx="4480560" cy="256540"/>
+                          <a:ext cx="4480560" cy="256680"/>
                         </a:xfrm>
                         <a:prstGeom prst="rect">
                           <a:avLst/>
                         </a:prstGeom>
                         <a:noFill/>
-                        <a:ln w="6350">
+                        <a:ln w="6480">
                           <a:noFill/>
                         </a:ln>
                       </wps:spPr>
+                      <wps:style>
+                        <a:lnRef idx="0">
+                          <a:scrgbClr r="0" g="0" b="0"/>
+                        </a:lnRef>
+                        <a:fillRef idx="0">
+                          <a:scrgbClr r="0" g="0" b="0"/>
+                        </a:fillRef>
+                        <a:effectRef idx="0">
+                          <a:scrgbClr r="0" g="0" b="0"/>
+                        </a:effectRef>
+                        <a:fontRef idx="minor"/>
+                      </wps:style>
                       <wps:txbx>
                         <w:txbxContent>
                           <w:p>
                             <w:pPr>
+                              <w:pStyle w:val="Contenidodelmarcouser"/>
                               <w:rPr>
                                 <w:rFonts w:ascii="Noto Sans Medium" w:hAnsi="Noto Sans Medium" w:cs="Noto Sans Medium"/>
                                 <w:color w:val="4D192B"/>
@@ -1030,35 +3192,23 @@
                           </w:p>
                         </w:txbxContent>
                       </wps:txbx>
-                      <wps:bodyPr rot="0" spcFirstLastPara="0" vertOverflow="overflow" horzOverflow="overflow" vert="horz" wrap="square" lIns="91440" tIns="45720" rIns="91440" bIns="45720" numCol="1" spcCol="0" rtlCol="0" fromWordArt="0" anchor="t" anchorCtr="0" forceAA="0" compatLnSpc="1">
-                        <a:prstTxWarp prst="textNoShape">
-                          <a:avLst/>
-                        </a:prstTxWarp>
+                      <wps:bodyPr anchor="t">
                         <a:noAutofit/>
                       </wps:bodyPr>
                     </wps:wsp>
                   </a:graphicData>
                 </a:graphic>
-                <wp14:sizeRelH relativeFrom="margin">
-                  <wp14:pctWidth>0</wp14:pctWidth>
-                </wp14:sizeRelH>
-                <wp14:sizeRelV relativeFrom="margin">
-                  <wp14:pctHeight>0</wp14:pctHeight>
-                </wp14:sizeRelV>
               </wp:anchor>
             </w:drawing>
           </mc:Choice>
           <mc:Fallback>
             <w:pict>
-              <v:shapetype w14:anchorId="2B3CEEC2" id="_x0000_t202" coordsize="21600,21600" o:spt="202" path="m,l,21600r21600,l21600,xe">
-                <v:stroke joinstyle="miter"/>
-                <v:path gradientshapeok="t" o:connecttype="rect"/>
-              </v:shapetype>
-              <v:shape id="Cuadro de texto 4" o:spid="_x0000_s1026" type="#_x0000_t202" style="position:absolute;left:0;text-align:left;margin-left:114.95pt;margin-top:-4pt;width:352.8pt;height:20.2pt;z-index:251663360;visibility:visible;mso-wrap-style:square;mso-width-percent:0;mso-height-percent:0;mso-wrap-distance-left:9pt;mso-wrap-distance-top:0;mso-wrap-distance-right:9pt;mso-wrap-distance-bottom:0;mso-position-horizontal:absolute;mso-position-horizontal-relative:text;mso-position-vertical:absolute;mso-position-vertical-relative:bottom-margin-area;mso-width-percent:0;mso-height-percent:0;mso-width-relative:margin;mso-height-relative:margin;v-text-anchor:top" o:gfxdata="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" filled="f" stroked="f" strokeweight=".5pt">
+              <v:rect w14:anchorId="7392A49A" id="Cuadro de texto 4" o:spid="_x0000_s1031" style="position:absolute;left:0;text-align:left;margin-left:114.95pt;margin-top:-4pt;width:352.8pt;height:20.2pt;z-index:22;visibility:visible;mso-wrap-style:square;mso-wrap-distance-left:0;mso-wrap-distance-top:0;mso-wrap-distance-right:0;mso-wrap-distance-bottom:0;mso-position-horizontal:absolute;mso-position-horizontal-relative:text;mso-position-vertical:absolute;mso-position-vertical-relative:bottom-margin-area;v-text-anchor:top" o:gfxdata="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" filled="f" stroked="f" strokeweight=".18mm">
                 <v:textbox>
                   <w:txbxContent>
                     <w:p>
                       <w:pPr>
+                        <w:pStyle w:val="Contenidodelmarcouser"/>
                         <w:rPr>
                           <w:rFonts w:ascii="Noto Sans Medium" w:hAnsi="Noto Sans Medium" w:cs="Noto Sans Medium"/>
                           <w:color w:val="4D192B"/>
@@ -1081,18 +3231,924 @@
                   </w:txbxContent>
                 </v:textbox>
                 <w10:wrap anchory="margin"/>
-              </v:shape>
+              </v:rect>
             </w:pict>
           </mc:Fallback>
         </mc:AlternateContent>
       </w:r>
+      <w:r>
+        <w:t xml:space="preserve">Después de realizar los puntos anteriores del presente manual, se verificará nuevamente los resultados, para esto volvemos al inciso 1, 2, 3 y 4 de esta sección y con los cambios correspondientes, los casos deberán aparecer como exitosos. </w:t>
+      </w:r>
+    </w:p>
+    <w:p>
+      <w:pPr>
+        <w:pStyle w:val="EstiloSID"/>
+        <w:ind w:left="360"/>
+      </w:pPr>
+    </w:p>
+    <w:p>
+      <w:pPr>
+        <w:pStyle w:val="EstiloSID"/>
+        <w:ind w:left="360"/>
+        <w:jc w:val="center"/>
+      </w:pPr>
+      <w:r>
+        <w:rPr>
+          <w:noProof/>
+        </w:rPr>
+        <w:drawing>
+          <wp:inline distT="0" distB="0" distL="0" distR="0" wp14:anchorId="2AFE5DF0" wp14:editId="791E9726">
+            <wp:extent cx="5358218" cy="2256638"/>
+            <wp:effectExtent l="0" t="0" r="0" b="0"/>
+            <wp:docPr id="12" name="Imagen 7"/>
+            <wp:cNvGraphicFramePr>
+              <a:graphicFrameLocks xmlns:a="http://schemas.openxmlformats.org/drawingml/2006/main" noChangeAspect="1"/>
+            </wp:cNvGraphicFramePr>
+            <a:graphic xmlns:a="http://schemas.openxmlformats.org/drawingml/2006/main">
+              <a:graphicData uri="http://schemas.openxmlformats.org/drawingml/2006/picture">
+                <pic:pic xmlns:pic="http://schemas.openxmlformats.org/drawingml/2006/picture">
+                  <pic:nvPicPr>
+                    <pic:cNvPr id="12" name="Imagen 7"/>
+                    <pic:cNvPicPr>
+                      <a:picLocks noChangeAspect="1" noChangeArrowheads="1"/>
+                    </pic:cNvPicPr>
+                  </pic:nvPicPr>
+                  <pic:blipFill rotWithShape="1">
+                    <a:blip r:embed="rId14"/>
+                    <a:srcRect t="-1405" r="53247" b="64458"/>
+                    <a:stretch>
+                      <a:fillRect/>
+                    </a:stretch>
+                  </pic:blipFill>
+                  <pic:spPr bwMode="auto">
+                    <a:xfrm>
+                      <a:off x="0" y="0"/>
+                      <a:ext cx="5426906" cy="2285566"/>
+                    </a:xfrm>
+                    <a:prstGeom prst="rect">
+                      <a:avLst/>
+                    </a:prstGeom>
+                    <a:noFill/>
+                    <a:ln>
+                      <a:noFill/>
+                    </a:ln>
+                    <a:extLst>
+                      <a:ext uri="{53640926-AAD7-44D8-BBD7-CCE9431645EC}">
+                        <a14:shadowObscured xmlns:a14="http://schemas.microsoft.com/office/drawing/2010/main"/>
+                      </a:ext>
+                    </a:extLst>
+                  </pic:spPr>
+                </pic:pic>
+              </a:graphicData>
+            </a:graphic>
+          </wp:inline>
+        </w:drawing>
+      </w:r>
+    </w:p>
+    <w:p>
+      <w:pPr>
+        <w:pStyle w:val="EstiloSID"/>
+        <w:ind w:left="360"/>
+        <w:jc w:val="center"/>
+      </w:pPr>
+    </w:p>
+    <w:p>
+      <w:pPr>
+        <w:pStyle w:val="EstiloSID"/>
+        <w:ind w:left="360"/>
+        <w:jc w:val="center"/>
+      </w:pPr>
+    </w:p>
+    <w:p>
+      <w:pPr>
+        <w:pStyle w:val="EstiloSID"/>
+        <w:ind w:left="360"/>
+        <w:jc w:val="center"/>
+      </w:pPr>
+    </w:p>
+    <w:p>
+      <w:pPr>
+        <w:pStyle w:val="EstiloSID"/>
+        <w:ind w:left="360"/>
+        <w:jc w:val="center"/>
+      </w:pPr>
+    </w:p>
+    <w:p>
+      <w:pPr>
+        <w:pStyle w:val="EstiloSID"/>
+        <w:ind w:left="360"/>
+        <w:jc w:val="center"/>
+      </w:pPr>
+    </w:p>
+    <w:p>
+      <w:pPr>
+        <w:pStyle w:val="EstiloSID"/>
+        <w:ind w:left="360"/>
+        <w:jc w:val="center"/>
+      </w:pPr>
+    </w:p>
+    <w:p>
+      <w:pPr>
+        <w:pStyle w:val="EstiloSID"/>
+        <w:ind w:left="360"/>
+        <w:jc w:val="center"/>
+      </w:pPr>
+    </w:p>
+    <w:p>
+      <w:pPr>
+        <w:pStyle w:val="EstiloSID"/>
+        <w:ind w:left="360"/>
+      </w:pPr>
+    </w:p>
+    <w:p>
+      <w:pPr>
+        <w:pStyle w:val="EstiloSID"/>
+        <w:numPr>
+          <w:ilvl w:val="0"/>
+          <w:numId w:val="2"/>
+        </w:numPr>
+      </w:pPr>
+      <w:r>
+        <w:rPr>
+          <w:b/>
+          <w:bCs/>
+          <w:color w:val="EE0000"/>
+        </w:rPr>
+        <w:lastRenderedPageBreak/>
+        <w:t xml:space="preserve">EJERCICIO </w:t>
+      </w:r>
+      <w:r>
+        <w:rPr>
+          <w:b/>
+          <w:bCs/>
+          <w:color w:val="EE0000"/>
+        </w:rPr>
+        <w:t>2</w:t>
+      </w:r>
+      <w:r>
+        <w:rPr>
+          <w:b/>
+          <w:bCs/>
+          <w:color w:val="EE0000"/>
+        </w:rPr>
+        <w:t>:</w:t>
+      </w:r>
+    </w:p>
+    <w:p>
+      <w:pPr>
+        <w:pStyle w:val="EstiloSID"/>
+        <w:ind w:left="720"/>
+      </w:pPr>
+      <w:r>
+        <w:t>Después</w:t>
+      </w:r>
+      <w:r>
+        <w:t xml:space="preserve"> de resolver las pruebas, se </w:t>
+      </w:r>
+      <w:r>
+        <w:t>realizarán</w:t>
+      </w:r>
+      <w:r>
+        <w:t xml:space="preserve"> modificaciones</w:t>
+      </w:r>
+      <w:r>
+        <w:t xml:space="preserve"> </w:t>
+      </w:r>
+      <w:r>
+        <w:t>en la variable del estado para realizar más pruebas de funcionamiento</w:t>
+      </w:r>
+      <w:r>
+        <w:t xml:space="preserve"> con los valores validos</w:t>
+      </w:r>
+      <w:r>
+        <w:t xml:space="preserve"> </w:t>
+      </w:r>
+      <w:r>
+        <w:t>“EN_PRUEBAS</w:t>
+      </w:r>
+      <w:r>
+        <w:t>”</w:t>
+      </w:r>
+      <w:r>
+        <w:t xml:space="preserve"> o “EN_ESPERA”</w:t>
+      </w:r>
+      <w:r>
+        <w:t>. Utilice otros estados</w:t>
+      </w:r>
+      <w:r>
+        <w:t xml:space="preserve"> </w:t>
+      </w:r>
+      <w:r>
+        <w:t>inválidos</w:t>
+      </w:r>
+      <w:r>
+        <w:t xml:space="preserve"> </w:t>
+      </w:r>
+      <w:r>
+        <w:t xml:space="preserve">como </w:t>
+      </w:r>
+      <w:r>
+        <w:t>“</w:t>
+      </w:r>
+      <w:r>
+        <w:t>ACTIVO</w:t>
+      </w:r>
+      <w:r>
+        <w:t>”</w:t>
+      </w:r>
+      <w:r>
+        <w:t xml:space="preserve">, </w:t>
+      </w:r>
+      <w:r>
+        <w:t>“</w:t>
+      </w:r>
+      <w:r>
+        <w:t>INACTIVO</w:t>
+      </w:r>
+      <w:r>
+        <w:t>”</w:t>
+      </w:r>
+      <w:r>
+        <w:t xml:space="preserve">, </w:t>
+      </w:r>
+      <w:r>
+        <w:t>“</w:t>
+      </w:r>
+      <w:r>
+        <w:t>SUSPENDIDO</w:t>
+      </w:r>
+      <w:r>
+        <w:t>”</w:t>
+      </w:r>
+      <w:r>
+        <w:t xml:space="preserve">, </w:t>
+      </w:r>
+      <w:r>
+        <w:t>“</w:t>
+      </w:r>
+      <w:r>
+        <w:t>CANCELADO</w:t>
+      </w:r>
+      <w:r>
+        <w:t>”</w:t>
+      </w:r>
+      <w:r>
+        <w:t xml:space="preserve"> </w:t>
+      </w:r>
+      <w:r>
+        <w:t xml:space="preserve">para </w:t>
+      </w:r>
+      <w:r>
+        <w:t>visualizar y comprobar el funcionamiento de los casos.</w:t>
+      </w:r>
+      <w:r>
+        <w:t xml:space="preserve"> </w:t>
+      </w:r>
+    </w:p>
+    <w:p>
+      <w:pPr>
+        <w:pStyle w:val="EstiloSID"/>
+        <w:ind w:left="360"/>
+      </w:pPr>
+      <w:r>
+        <w:drawing>
+          <wp:anchor distT="0" distB="0" distL="114300" distR="114300" simplePos="0" relativeHeight="251670528" behindDoc="0" locked="0" layoutInCell="1" allowOverlap="1" wp14:anchorId="66CA336C" wp14:editId="6EECD44C">
+            <wp:simplePos x="0" y="0"/>
+            <wp:positionH relativeFrom="margin">
+              <wp:align>center</wp:align>
+            </wp:positionH>
+            <wp:positionV relativeFrom="paragraph">
+              <wp:posOffset>103505</wp:posOffset>
+            </wp:positionV>
+            <wp:extent cx="4530090" cy="3284220"/>
+            <wp:effectExtent l="0" t="0" r="3810" b="0"/>
+            <wp:wrapSquare wrapText="bothSides"/>
+            <wp:docPr id="841983288" name="Imagen 13"/>
+            <wp:cNvGraphicFramePr>
+              <a:graphicFrameLocks xmlns:a="http://schemas.openxmlformats.org/drawingml/2006/main" noChangeAspect="1"/>
+            </wp:cNvGraphicFramePr>
+            <a:graphic xmlns:a="http://schemas.openxmlformats.org/drawingml/2006/main">
+              <a:graphicData uri="http://schemas.openxmlformats.org/drawingml/2006/picture">
+                <pic:pic xmlns:pic="http://schemas.openxmlformats.org/drawingml/2006/picture">
+                  <pic:nvPicPr>
+                    <pic:cNvPr id="0" name="Picture 6"/>
+                    <pic:cNvPicPr>
+                      <a:picLocks noChangeAspect="1" noChangeArrowheads="1"/>
+                    </pic:cNvPicPr>
+                  </pic:nvPicPr>
+                  <pic:blipFill>
+                    <a:blip r:embed="rId15" cstate="print">
+                      <a:extLst>
+                        <a:ext uri="{28A0092B-C50C-407E-A947-70E740481C1C}">
+                          <a14:useLocalDpi xmlns:a14="http://schemas.microsoft.com/office/drawing/2010/main" val="0"/>
+                        </a:ext>
+                      </a:extLst>
+                    </a:blip>
+                    <a:srcRect/>
+                    <a:stretch>
+                      <a:fillRect/>
+                    </a:stretch>
+                  </pic:blipFill>
+                  <pic:spPr bwMode="auto">
+                    <a:xfrm>
+                      <a:off x="0" y="0"/>
+                      <a:ext cx="4530090" cy="3284220"/>
+                    </a:xfrm>
+                    <a:prstGeom prst="rect">
+                      <a:avLst/>
+                    </a:prstGeom>
+                    <a:noFill/>
+                    <a:ln>
+                      <a:noFill/>
+                    </a:ln>
+                  </pic:spPr>
+                </pic:pic>
+              </a:graphicData>
+            </a:graphic>
+            <wp14:sizeRelH relativeFrom="margin">
+              <wp14:pctWidth>0</wp14:pctWidth>
+            </wp14:sizeRelH>
+            <wp14:sizeRelV relativeFrom="margin">
+              <wp14:pctHeight>0</wp14:pctHeight>
+            </wp14:sizeRelV>
+          </wp:anchor>
+        </w:drawing>
+      </w:r>
+    </w:p>
+    <w:p>
+      <w:pPr>
+        <w:pStyle w:val="EstiloSID"/>
+        <w:ind w:left="360"/>
+      </w:pPr>
+    </w:p>
+    <w:p>
+      <w:pPr>
+        <w:pStyle w:val="EstiloSID"/>
+        <w:rPr>
+          <w:noProof/>
+        </w:rPr>
+      </w:pPr>
+    </w:p>
+    <w:p>
+      <w:pPr>
+        <w:pStyle w:val="EstiloSID"/>
+        <w:rPr>
+          <w:noProof/>
+        </w:rPr>
+      </w:pPr>
+    </w:p>
+    <w:p>
+      <w:pPr>
+        <w:pStyle w:val="EstiloSID"/>
+        <w:rPr>
+          <w:noProof/>
+        </w:rPr>
+      </w:pPr>
+    </w:p>
+    <w:p>
+      <w:pPr>
+        <w:pStyle w:val="EstiloSID"/>
+        <w:rPr>
+          <w:noProof/>
+        </w:rPr>
+      </w:pPr>
+    </w:p>
+    <w:p>
+      <w:pPr>
+        <w:pStyle w:val="EstiloSID"/>
+        <w:rPr>
+          <w:noProof/>
+        </w:rPr>
+      </w:pPr>
+    </w:p>
+    <w:p>
+      <w:pPr>
+        <w:pStyle w:val="EstiloSID"/>
+        <w:rPr>
+          <w:noProof/>
+        </w:rPr>
+      </w:pPr>
+    </w:p>
+    <w:p>
+      <w:pPr>
+        <w:pStyle w:val="EstiloSID"/>
+        <w:rPr>
+          <w:noProof/>
+        </w:rPr>
+      </w:pPr>
+    </w:p>
+    <w:p>
+      <w:pPr>
+        <w:pStyle w:val="EstiloSID"/>
+      </w:pPr>
+    </w:p>
+    <w:p>
+      <w:pPr>
+        <w:pStyle w:val="EstiloSID"/>
+      </w:pPr>
+    </w:p>
+    <w:p>
+      <w:pPr>
+        <w:pStyle w:val="EstiloSID"/>
+      </w:pPr>
+    </w:p>
+    <w:p>
+      <w:pPr>
+        <w:pStyle w:val="EstiloSID"/>
+      </w:pPr>
+    </w:p>
+    <w:p>
+      <w:pPr>
+        <w:pStyle w:val="EstiloSID"/>
+      </w:pPr>
+    </w:p>
+    <w:p>
+      <w:pPr>
+        <w:pStyle w:val="EstiloSID"/>
+      </w:pPr>
+    </w:p>
+    <w:p>
+      <w:pPr>
+        <w:pStyle w:val="EstiloSID"/>
+      </w:pPr>
+    </w:p>
+    <w:p>
+      <w:pPr>
+        <w:pStyle w:val="EstiloSID"/>
+      </w:pPr>
+    </w:p>
+    <w:p>
+      <w:pPr>
+        <w:pStyle w:val="EstiloSID"/>
+      </w:pPr>
+    </w:p>
+    <w:p>
+      <w:pPr>
+        <w:pStyle w:val="EstiloSID"/>
+      </w:pPr>
+    </w:p>
+    <w:p>
+      <w:pPr>
+        <w:pStyle w:val="EstiloSID"/>
+      </w:pPr>
+    </w:p>
+    <w:p>
+      <w:pPr>
+        <w:pStyle w:val="EstiloSID"/>
+      </w:pPr>
+      <w:r>
+        <w:drawing>
+          <wp:anchor distT="0" distB="0" distL="114300" distR="114300" simplePos="0" relativeHeight="251671552" behindDoc="0" locked="0" layoutInCell="1" allowOverlap="1" wp14:anchorId="7413542D" wp14:editId="6BA7C8BB">
+            <wp:simplePos x="0" y="0"/>
+            <wp:positionH relativeFrom="margin">
+              <wp:align>center</wp:align>
+            </wp:positionH>
+            <wp:positionV relativeFrom="paragraph">
+              <wp:posOffset>43180</wp:posOffset>
+            </wp:positionV>
+            <wp:extent cx="4585335" cy="2781300"/>
+            <wp:effectExtent l="0" t="0" r="5715" b="0"/>
+            <wp:wrapSquare wrapText="bothSides"/>
+            <wp:docPr id="1315803663" name="Imagen 15" descr="Texto&#10;&#10;El contenido generado por IA puede ser incorrecto."/>
+            <wp:cNvGraphicFramePr>
+              <a:graphicFrameLocks xmlns:a="http://schemas.openxmlformats.org/drawingml/2006/main" noChangeAspect="1"/>
+            </wp:cNvGraphicFramePr>
+            <a:graphic xmlns:a="http://schemas.openxmlformats.org/drawingml/2006/main">
+              <a:graphicData uri="http://schemas.openxmlformats.org/drawingml/2006/picture">
+                <pic:pic xmlns:pic="http://schemas.openxmlformats.org/drawingml/2006/picture">
+                  <pic:nvPicPr>
+                    <pic:cNvPr id="1315803663" name="Imagen 15" descr="Texto&#10;&#10;El contenido generado por IA puede ser incorrecto."/>
+                    <pic:cNvPicPr>
+                      <a:picLocks noChangeAspect="1" noChangeArrowheads="1"/>
+                    </pic:cNvPicPr>
+                  </pic:nvPicPr>
+                  <pic:blipFill>
+                    <a:blip r:embed="rId16" cstate="print">
+                      <a:extLst>
+                        <a:ext uri="{28A0092B-C50C-407E-A947-70E740481C1C}">
+                          <a14:useLocalDpi xmlns:a14="http://schemas.microsoft.com/office/drawing/2010/main" val="0"/>
+                        </a:ext>
+                      </a:extLst>
+                    </a:blip>
+                    <a:srcRect/>
+                    <a:stretch>
+                      <a:fillRect/>
+                    </a:stretch>
+                  </pic:blipFill>
+                  <pic:spPr bwMode="auto">
+                    <a:xfrm>
+                      <a:off x="0" y="0"/>
+                      <a:ext cx="4585335" cy="2781300"/>
+                    </a:xfrm>
+                    <a:prstGeom prst="rect">
+                      <a:avLst/>
+                    </a:prstGeom>
+                    <a:noFill/>
+                    <a:ln>
+                      <a:noFill/>
+                    </a:ln>
+                  </pic:spPr>
+                </pic:pic>
+              </a:graphicData>
+            </a:graphic>
+            <wp14:sizeRelH relativeFrom="margin">
+              <wp14:pctWidth>0</wp14:pctWidth>
+            </wp14:sizeRelH>
+            <wp14:sizeRelV relativeFrom="margin">
+              <wp14:pctHeight>0</wp14:pctHeight>
+            </wp14:sizeRelV>
+          </wp:anchor>
+        </w:drawing>
+      </w:r>
+    </w:p>
+    <w:p>
+      <w:pPr>
+        <w:pStyle w:val="EstiloSID"/>
+      </w:pPr>
+    </w:p>
+    <w:p>
+      <w:pPr>
+        <w:pStyle w:val="EstiloSID"/>
+      </w:pPr>
+    </w:p>
+    <w:p>
+      <w:pPr>
+        <w:pStyle w:val="EstiloSID"/>
+      </w:pPr>
+    </w:p>
+    <w:p>
+      <w:pPr>
+        <w:pStyle w:val="EstiloSID"/>
+      </w:pPr>
+    </w:p>
+    <w:p>
+      <w:pPr>
+        <w:pStyle w:val="EstiloSID"/>
+      </w:pPr>
+    </w:p>
+    <w:p>
+      <w:pPr>
+        <w:pStyle w:val="EstiloSID"/>
+      </w:pPr>
+    </w:p>
+    <w:p>
+      <w:pPr>
+        <w:pStyle w:val="EstiloSID"/>
+      </w:pPr>
+    </w:p>
+    <w:p>
+      <w:pPr>
+        <w:pStyle w:val="EstiloSID"/>
+      </w:pPr>
+    </w:p>
+    <w:p>
+      <w:pPr>
+        <w:pStyle w:val="EstiloSID"/>
+      </w:pPr>
+    </w:p>
+    <w:p>
+      <w:pPr>
+        <w:pStyle w:val="EstiloSID"/>
+      </w:pPr>
+    </w:p>
+    <w:p>
+      <w:pPr>
+        <w:pStyle w:val="EstiloSID"/>
+      </w:pPr>
+    </w:p>
+    <w:p>
+      <w:pPr>
+        <w:pStyle w:val="EstiloSID"/>
+      </w:pPr>
+    </w:p>
+    <w:p>
+      <w:pPr>
+        <w:pStyle w:val="EstiloSID"/>
+      </w:pPr>
+    </w:p>
+    <w:p>
+      <w:pPr>
+        <w:pStyle w:val="EstiloSID"/>
+      </w:pPr>
+    </w:p>
+    <w:p>
+      <w:pPr>
+        <w:pStyle w:val="EstiloSID"/>
+      </w:pPr>
+    </w:p>
+    <w:p>
+      <w:pPr>
+        <w:pStyle w:val="EstiloSID"/>
+      </w:pPr>
+    </w:p>
+    <w:p>
+      <w:pPr>
+        <w:pStyle w:val="Ttulo2"/>
+        <w:numPr>
+          <w:ilvl w:val="0"/>
+          <w:numId w:val="2"/>
+        </w:numPr>
+      </w:pPr>
+      <w:r>
+        <w:lastRenderedPageBreak/>
+        <w:t xml:space="preserve">Solución del código </w:t>
+      </w:r>
+    </w:p>
+    <w:p>
+      <w:pPr>
+        <w:rPr>
+          <w:b/>
+          <w:bCs/>
+        </w:rPr>
+      </w:pPr>
+      <w:r>
+        <w:t xml:space="preserve">La siguiente imagen </w:t>
+      </w:r>
+      <w:r>
+        <w:t>nos da una comparativa</w:t>
+      </w:r>
+      <w:r>
+        <w:t xml:space="preserve"> del </w:t>
+      </w:r>
+      <w:r>
+        <w:t>cómo</w:t>
+      </w:r>
+      <w:r>
+        <w:t xml:space="preserve"> debería verse su código o una </w:t>
+      </w:r>
+      <w:r>
+        <w:t>sintaxis similar.</w:t>
+      </w:r>
+      <w:r>
+        <w:t xml:space="preserve"> </w:t>
+      </w:r>
+    </w:p>
+    <w:p>
+      <w:pPr>
+        <w:rPr>
+          <w:b/>
+          <w:bCs/>
+        </w:rPr>
+      </w:pPr>
+      <w:r>
+        <w:rPr>
+          <w:b/>
+          <w:bCs/>
+        </w:rPr>
+        <w:t>F1_ConfiguracionInicial.cs</w:t>
+      </w:r>
+    </w:p>
+    <w:p/>
+    <w:p>
+      <w:r>
+        <w:rPr>
+          <w:noProof/>
+        </w:rPr>
+        <w:drawing>
+          <wp:inline distT="0" distB="0" distL="0" distR="0" wp14:anchorId="15872655" wp14:editId="74C69C26">
+            <wp:extent cx="6195060" cy="3298959"/>
+            <wp:effectExtent l="0" t="0" r="0" b="0"/>
+            <wp:docPr id="2093665568" name="Imagen 12"/>
+            <wp:cNvGraphicFramePr>
+              <a:graphicFrameLocks xmlns:a="http://schemas.openxmlformats.org/drawingml/2006/main" noChangeAspect="1"/>
+            </wp:cNvGraphicFramePr>
+            <a:graphic xmlns:a="http://schemas.openxmlformats.org/drawingml/2006/main">
+              <a:graphicData uri="http://schemas.openxmlformats.org/drawingml/2006/picture">
+                <pic:pic xmlns:pic="http://schemas.openxmlformats.org/drawingml/2006/picture">
+                  <pic:nvPicPr>
+                    <pic:cNvPr id="0" name="Picture 10"/>
+                    <pic:cNvPicPr>
+                      <a:picLocks noChangeAspect="1" noChangeArrowheads="1"/>
+                    </pic:cNvPicPr>
+                  </pic:nvPicPr>
+                  <pic:blipFill>
+                    <a:blip r:embed="rId17" cstate="print">
+                      <a:extLst>
+                        <a:ext uri="{28A0092B-C50C-407E-A947-70E740481C1C}">
+                          <a14:useLocalDpi xmlns:a14="http://schemas.microsoft.com/office/drawing/2010/main" val="0"/>
+                        </a:ext>
+                      </a:extLst>
+                    </a:blip>
+                    <a:srcRect/>
+                    <a:stretch>
+                      <a:fillRect/>
+                    </a:stretch>
+                  </pic:blipFill>
+                  <pic:spPr bwMode="auto">
+                    <a:xfrm>
+                      <a:off x="0" y="0"/>
+                      <a:ext cx="6208957" cy="3306359"/>
+                    </a:xfrm>
+                    <a:prstGeom prst="rect">
+                      <a:avLst/>
+                    </a:prstGeom>
+                    <a:noFill/>
+                    <a:ln>
+                      <a:noFill/>
+                    </a:ln>
+                  </pic:spPr>
+                </pic:pic>
+              </a:graphicData>
+            </a:graphic>
+          </wp:inline>
+        </w:drawing>
+      </w:r>
+    </w:p>
+    <w:p/>
+    <w:p/>
+    <w:p/>
+    <w:p/>
+    <w:p/>
+    <w:p/>
+    <w:p/>
+    <w:p/>
+    <w:p/>
+    <w:p/>
+    <w:p/>
+    <w:p/>
+    <w:p/>
+    <w:p/>
+    <w:p/>
+    <w:p/>
+    <w:p/>
+    <w:p/>
+    <w:p/>
+    <w:p>
+      <w:pPr>
+        <w:rPr>
+          <w:b/>
+          <w:bCs/>
+        </w:rPr>
+      </w:pPr>
+      <w:proofErr w:type="spellStart"/>
+      <w:r>
+        <w:rPr>
+          <w:b/>
+          <w:bCs/>
+        </w:rPr>
+        <w:lastRenderedPageBreak/>
+        <w:t>EstadoSIDTests</w:t>
+      </w:r>
+      <w:r>
+        <w:rPr>
+          <w:b/>
+          <w:bCs/>
+        </w:rPr>
+        <w:t>.cs</w:t>
+      </w:r>
+      <w:proofErr w:type="spellEnd"/>
+    </w:p>
+    <w:p>
+      <w:pPr>
+        <w:rPr>
+          <w:b/>
+          <w:bCs/>
+        </w:rPr>
+      </w:pPr>
+    </w:p>
+    <w:p>
+      <w:pPr>
+        <w:rPr>
+          <w:b/>
+          <w:bCs/>
+        </w:rPr>
+      </w:pPr>
+      <w:r>
+        <w:rPr>
+          <w:b/>
+          <w:bCs/>
+          <w:noProof/>
+        </w:rPr>
+        <w:drawing>
+          <wp:inline distT="0" distB="0" distL="0" distR="0" wp14:anchorId="3B457A59" wp14:editId="4B4340B7">
+            <wp:extent cx="4884420" cy="5133481"/>
+            <wp:effectExtent l="0" t="0" r="0" b="0"/>
+            <wp:docPr id="772407140" name="Imagen 16"/>
+            <wp:cNvGraphicFramePr>
+              <a:graphicFrameLocks xmlns:a="http://schemas.openxmlformats.org/drawingml/2006/main" noChangeAspect="1"/>
+            </wp:cNvGraphicFramePr>
+            <a:graphic xmlns:a="http://schemas.openxmlformats.org/drawingml/2006/main">
+              <a:graphicData uri="http://schemas.openxmlformats.org/drawingml/2006/picture">
+                <pic:pic xmlns:pic="http://schemas.openxmlformats.org/drawingml/2006/picture">
+                  <pic:nvPicPr>
+                    <pic:cNvPr id="0" name="Picture 24"/>
+                    <pic:cNvPicPr>
+                      <a:picLocks noChangeAspect="1" noChangeArrowheads="1"/>
+                    </pic:cNvPicPr>
+                  </pic:nvPicPr>
+                  <pic:blipFill>
+                    <a:blip r:embed="rId18">
+                      <a:extLst>
+                        <a:ext uri="{28A0092B-C50C-407E-A947-70E740481C1C}">
+                          <a14:useLocalDpi xmlns:a14="http://schemas.microsoft.com/office/drawing/2010/main" val="0"/>
+                        </a:ext>
+                      </a:extLst>
+                    </a:blip>
+                    <a:srcRect/>
+                    <a:stretch>
+                      <a:fillRect/>
+                    </a:stretch>
+                  </pic:blipFill>
+                  <pic:spPr bwMode="auto">
+                    <a:xfrm>
+                      <a:off x="0" y="0"/>
+                      <a:ext cx="4889351" cy="5138663"/>
+                    </a:xfrm>
+                    <a:prstGeom prst="rect">
+                      <a:avLst/>
+                    </a:prstGeom>
+                    <a:noFill/>
+                    <a:ln>
+                      <a:noFill/>
+                    </a:ln>
+                  </pic:spPr>
+                </pic:pic>
+              </a:graphicData>
+            </a:graphic>
+          </wp:inline>
+        </w:drawing>
+      </w:r>
+    </w:p>
+    <w:p>
+      <w:pPr>
+        <w:rPr>
+          <w:b/>
+          <w:bCs/>
+        </w:rPr>
+      </w:pPr>
+    </w:p>
+    <w:p>
+      <w:pPr>
+        <w:rPr>
+          <w:b/>
+          <w:bCs/>
+        </w:rPr>
+      </w:pPr>
+      <w:r>
+        <w:rPr>
+          <w:b/>
+          <w:bCs/>
+          <w:noProof/>
+        </w:rPr>
+        <w:drawing>
+          <wp:inline distT="0" distB="0" distL="0" distR="0" wp14:anchorId="16FA8222" wp14:editId="33326248">
+            <wp:extent cx="4853940" cy="1861312"/>
+            <wp:effectExtent l="0" t="0" r="3810" b="5715"/>
+            <wp:docPr id="2138949577" name="Imagen 18" descr="Texto&#10;&#10;El contenido generado por IA puede ser incorrecto."/>
+            <wp:cNvGraphicFramePr>
+              <a:graphicFrameLocks xmlns:a="http://schemas.openxmlformats.org/drawingml/2006/main" noChangeAspect="1"/>
+            </wp:cNvGraphicFramePr>
+            <a:graphic xmlns:a="http://schemas.openxmlformats.org/drawingml/2006/main">
+              <a:graphicData uri="http://schemas.openxmlformats.org/drawingml/2006/picture">
+                <pic:pic xmlns:pic="http://schemas.openxmlformats.org/drawingml/2006/picture">
+                  <pic:nvPicPr>
+                    <pic:cNvPr id="2138949577" name="Imagen 18" descr="Texto&#10;&#10;El contenido generado por IA puede ser incorrecto."/>
+                    <pic:cNvPicPr>
+                      <a:picLocks noChangeAspect="1" noChangeArrowheads="1"/>
+                    </pic:cNvPicPr>
+                  </pic:nvPicPr>
+                  <pic:blipFill>
+                    <a:blip r:embed="rId19">
+                      <a:extLst>
+                        <a:ext uri="{28A0092B-C50C-407E-A947-70E740481C1C}">
+                          <a14:useLocalDpi xmlns:a14="http://schemas.microsoft.com/office/drawing/2010/main" val="0"/>
+                        </a:ext>
+                      </a:extLst>
+                    </a:blip>
+                    <a:srcRect/>
+                    <a:stretch>
+                      <a:fillRect/>
+                    </a:stretch>
+                  </pic:blipFill>
+                  <pic:spPr bwMode="auto">
+                    <a:xfrm>
+                      <a:off x="0" y="0"/>
+                      <a:ext cx="4870582" cy="1867693"/>
+                    </a:xfrm>
+                    <a:prstGeom prst="rect">
+                      <a:avLst/>
+                    </a:prstGeom>
+                    <a:noFill/>
+                    <a:ln>
+                      <a:noFill/>
+                    </a:ln>
+                  </pic:spPr>
+                </pic:pic>
+              </a:graphicData>
+            </a:graphic>
+          </wp:inline>
+        </w:drawing>
+      </w:r>
     </w:p>
     <w:sectPr>
-      <w:headerReference w:type="default" r:id="rId10"/>
-      <w:footerReference w:type="default" r:id="rId11"/>
-      <w:pgSz w:w="12240" w:h="15840" w:code="1"/>
+      <w:headerReference w:type="default" r:id="rId20"/>
+      <w:footerReference w:type="default" r:id="rId21"/>
+      <w:headerReference w:type="first" r:id="rId22"/>
+      <w:footerReference w:type="first" r:id="rId23"/>
+      <w:pgSz w:w="12240" w:h="15840"/>
       <w:pgMar w:top="1985" w:right="1276" w:bottom="1440" w:left="1276" w:header="709" w:footer="709" w:gutter="0"/>
-      <w:cols w:space="708"/>
+      <w:cols w:space="720"/>
+      <w:formProt w:val="0"/>
       <w:docGrid w:linePitch="360"/>
     </w:sectPr>
   </w:body>
@@ -1129,7 +4185,7 @@
         <w:noProof/>
       </w:rPr>
       <w:drawing>
-        <wp:anchor distT="0" distB="0" distL="114300" distR="114300" simplePos="0" relativeHeight="251662336" behindDoc="1" locked="0" layoutInCell="1" allowOverlap="1" wp14:anchorId="705AA7D6" wp14:editId="2456C796">
+        <wp:anchor distT="0" distB="0" distL="0" distR="0" simplePos="0" relativeHeight="251659264" behindDoc="1" locked="0" layoutInCell="0" allowOverlap="1" wp14:anchorId="09A12E5A" wp14:editId="077BE49A">
           <wp:simplePos x="0" y="0"/>
           <wp:positionH relativeFrom="margin">
             <wp:posOffset>-543560</wp:posOffset>
@@ -1137,10 +4193,10 @@
           <wp:positionV relativeFrom="paragraph">
             <wp:posOffset>-584200</wp:posOffset>
           </wp:positionV>
-          <wp:extent cx="7006239" cy="745968"/>
-          <wp:effectExtent l="0" t="0" r="4445" b="0"/>
+          <wp:extent cx="7006590" cy="746125"/>
+          <wp:effectExtent l="0" t="0" r="0" b="0"/>
           <wp:wrapNone/>
-          <wp:docPr id="1294372387" name="Imagen 1"/>
+          <wp:docPr id="17" name="Imagen8"/>
           <wp:cNvGraphicFramePr>
             <a:graphicFrameLocks xmlns:a="http://schemas.openxmlformats.org/drawingml/2006/main" noChangeAspect="1"/>
           </wp:cNvGraphicFramePr>
@@ -1148,39 +4204,91 @@
             <a:graphicData uri="http://schemas.openxmlformats.org/drawingml/2006/picture">
               <pic:pic xmlns:pic="http://schemas.openxmlformats.org/drawingml/2006/picture">
                 <pic:nvPicPr>
-                  <pic:cNvPr id="1510946933" name=""/>
-                  <pic:cNvPicPr/>
+                  <pic:cNvPr id="17" name="Imagen8"/>
+                  <pic:cNvPicPr>
+                    <a:picLocks noChangeAspect="1" noChangeArrowheads="1"/>
+                  </pic:cNvPicPr>
                 </pic:nvPicPr>
                 <pic:blipFill>
-                  <a:blip r:embed="rId1" cstate="print">
-                    <a:extLst>
-                      <a:ext uri="{28A0092B-C50C-407E-A947-70E740481C1C}">
-                        <a14:useLocalDpi xmlns:a14="http://schemas.microsoft.com/office/drawing/2010/main" val="0"/>
-                      </a:ext>
-                    </a:extLst>
-                  </a:blip>
+                  <a:blip r:embed="rId1"/>
                   <a:stretch>
                     <a:fillRect/>
                   </a:stretch>
                 </pic:blipFill>
-                <pic:spPr>
+                <pic:spPr bwMode="auto">
                   <a:xfrm>
                     <a:off x="0" y="0"/>
-                    <a:ext cx="7006239" cy="745968"/>
+                    <a:ext cx="7006590" cy="746125"/>
                   </a:xfrm>
                   <a:prstGeom prst="rect">
                     <a:avLst/>
                   </a:prstGeom>
+                  <a:noFill/>
                 </pic:spPr>
               </pic:pic>
             </a:graphicData>
           </a:graphic>
-          <wp14:sizeRelH relativeFrom="page">
-            <wp14:pctWidth>0</wp14:pctWidth>
-          </wp14:sizeRelH>
-          <wp14:sizeRelV relativeFrom="page">
-            <wp14:pctHeight>0</wp14:pctHeight>
-          </wp14:sizeRelV>
+        </wp:anchor>
+      </w:drawing>
+    </w:r>
+  </w:p>
+</w:ftr>
+</file>
+
+<file path=word/footer2.xml><?xml version="1.0" encoding="utf-8"?>
+<w:ftr xmlns:wpc="http://schemas.microsoft.com/office/word/2010/wordprocessingCanvas" xmlns:cx="http://schemas.microsoft.com/office/drawing/2014/chartex" xmlns:cx1="http://schemas.microsoft.com/office/drawing/2015/9/8/chartex" xmlns:cx2="http://schemas.microsoft.com/office/drawing/2015/10/21/chartex" xmlns:cx3="http://schemas.microsoft.com/office/drawing/2016/5/9/chartex" xmlns:cx4="http://schemas.microsoft.com/office/drawing/2016/5/10/chartex" xmlns:cx5="http://schemas.microsoft.com/office/drawing/2016/5/11/chartex" xmlns:cx6="http://schemas.microsoft.com/office/drawing/2016/5/12/chartex" xmlns:cx7="http://schemas.microsoft.com/office/drawing/2016/5/13/chartex" xmlns:cx8="http://schemas.microsoft.com/office/drawing/2016/5/14/chartex" xmlns:mc="http://schemas.openxmlformats.org/markup-compatibility/2006" xmlns:aink="http://schemas.microsoft.com/office/drawing/2016/ink" xmlns:am3d="http://schemas.microsoft.com/office/drawing/2017/model3d" xmlns:o="urn:schemas-microsoft-com:office:office" xmlns:oel="http://schemas.microsoft.com/office/2019/extlst" xmlns:r="http://schemas.openxmlformats.org/officeDocument/2006/relationships" xmlns:m="http://schemas.openxmlformats.org/officeDocument/2006/math" xmlns:v="urn:schemas-microsoft-com:vml" xmlns:wp14="http://schemas.microsoft.com/office/word/2010/wordprocessingDrawing" xmlns:wp="http://schemas.openxmlformats.org/drawingml/2006/wordprocessingDrawing" xmlns:w10="urn:schemas-microsoft-com:office:word" xmlns:w="http://schemas.openxmlformats.org/wordprocessingml/2006/main" xmlns:w14="http://schemas.microsoft.com/office/word/2010/wordml" xmlns:w15="http://schemas.microsoft.com/office/word/2012/wordml" xmlns:w16cex="http://schemas.microsoft.com/office/word/2018/wordml/cex" xmlns:w16cid="http://schemas.microsoft.com/office/word/2016/wordml/cid" xmlns:w16="http://schemas.microsoft.com/office/word/2018/wordml" xmlns:w16du="http://schemas.microsoft.com/office/word/2023/wordml/word16du" xmlns:w16sdtdh="http://schemas.microsoft.com/office/word/2020/wordml/sdtdatahash" xmlns:w16sdtfl="http://schemas.microsoft.com/office/word/2024/wordml/sdtformatlock" xmlns:w16se="http://schemas.microsoft.com/office/word/2015/wordml/symex" xmlns:wpg="http://schemas.microsoft.com/office/word/2010/wordprocessingGroup" xmlns:wpi="http://schemas.microsoft.com/office/word/2010/wordprocessingInk" xmlns:wne="http://schemas.microsoft.com/office/word/2006/wordml" xmlns:wps="http://schemas.microsoft.com/office/word/2010/wordprocessingShape" mc:Ignorable="w14 w15 w16se w16cid w16 w16cex w16sdtdh w16sdtfl w16du wp14">
+  <w:p>
+    <w:pPr>
+      <w:pStyle w:val="Piedepgina"/>
+    </w:pPr>
+    <w:r>
+      <w:rPr>
+        <w:noProof/>
+      </w:rPr>
+      <w:drawing>
+        <wp:anchor distT="0" distB="0" distL="0" distR="0" simplePos="0" relativeHeight="251660288" behindDoc="1" locked="0" layoutInCell="0" allowOverlap="1" wp14:anchorId="759CDEB3" wp14:editId="1E187F4D">
+          <wp:simplePos x="0" y="0"/>
+          <wp:positionH relativeFrom="margin">
+            <wp:posOffset>-543560</wp:posOffset>
+          </wp:positionH>
+          <wp:positionV relativeFrom="paragraph">
+            <wp:posOffset>-584200</wp:posOffset>
+          </wp:positionV>
+          <wp:extent cx="7006590" cy="746125"/>
+          <wp:effectExtent l="0" t="0" r="0" b="0"/>
+          <wp:wrapNone/>
+          <wp:docPr id="18" name="Imagen8"/>
+          <wp:cNvGraphicFramePr>
+            <a:graphicFrameLocks xmlns:a="http://schemas.openxmlformats.org/drawingml/2006/main" noChangeAspect="1"/>
+          </wp:cNvGraphicFramePr>
+          <a:graphic xmlns:a="http://schemas.openxmlformats.org/drawingml/2006/main">
+            <a:graphicData uri="http://schemas.openxmlformats.org/drawingml/2006/picture">
+              <pic:pic xmlns:pic="http://schemas.openxmlformats.org/drawingml/2006/picture">
+                <pic:nvPicPr>
+                  <pic:cNvPr id="18" name="Imagen8"/>
+                  <pic:cNvPicPr>
+                    <a:picLocks noChangeAspect="1" noChangeArrowheads="1"/>
+                  </pic:cNvPicPr>
+                </pic:nvPicPr>
+                <pic:blipFill>
+                  <a:blip r:embed="rId1"/>
+                  <a:stretch>
+                    <a:fillRect/>
+                  </a:stretch>
+                </pic:blipFill>
+                <pic:spPr bwMode="auto">
+                  <a:xfrm>
+                    <a:off x="0" y="0"/>
+                    <a:ext cx="7006590" cy="746125"/>
+                  </a:xfrm>
+                  <a:prstGeom prst="rect">
+                    <a:avLst/>
+                  </a:prstGeom>
+                  <a:noFill/>
+                </pic:spPr>
+              </pic:pic>
+            </a:graphicData>
+          </a:graphic>
         </wp:anchor>
       </w:drawing>
     </w:r>
@@ -1212,16 +4320,64 @@
   <w:p>
     <w:pPr>
       <w:pStyle w:val="Encabezado"/>
-      <w:rPr>
-        <w:noProof/>
-      </w:rPr>
     </w:pPr>
     <w:r>
       <w:rPr>
         <w:noProof/>
       </w:rPr>
       <w:drawing>
-        <wp:anchor distT="0" distB="0" distL="114300" distR="114300" simplePos="0" relativeHeight="251660288" behindDoc="1" locked="0" layoutInCell="1" allowOverlap="1" wp14:anchorId="45556663" wp14:editId="074C544F">
+        <wp:anchor distT="0" distB="0" distL="0" distR="0" simplePos="0" relativeHeight="251655168" behindDoc="1" locked="0" layoutInCell="0" allowOverlap="1" wp14:anchorId="025CBFFE" wp14:editId="3B3E240D">
+          <wp:simplePos x="0" y="0"/>
+          <wp:positionH relativeFrom="margin">
+            <wp:posOffset>5856605</wp:posOffset>
+          </wp:positionH>
+          <wp:positionV relativeFrom="paragraph">
+            <wp:posOffset>-224790</wp:posOffset>
+          </wp:positionV>
+          <wp:extent cx="589915" cy="626110"/>
+          <wp:effectExtent l="0" t="0" r="0" b="0"/>
+          <wp:wrapNone/>
+          <wp:docPr id="13" name="Imagen6" descr="Imagen que contiene persona, sostener, paraguas, mujer&#10;&#10;Descripción generada automáticamente"/>
+          <wp:cNvGraphicFramePr>
+            <a:graphicFrameLocks xmlns:a="http://schemas.openxmlformats.org/drawingml/2006/main" noChangeAspect="1"/>
+          </wp:cNvGraphicFramePr>
+          <a:graphic xmlns:a="http://schemas.openxmlformats.org/drawingml/2006/main">
+            <a:graphicData uri="http://schemas.openxmlformats.org/drawingml/2006/picture">
+              <pic:pic xmlns:pic="http://schemas.openxmlformats.org/drawingml/2006/picture">
+                <pic:nvPicPr>
+                  <pic:cNvPr id="13" name="Imagen6" descr="Imagen que contiene persona, sostener, paraguas, mujer&#10;&#10;Descripción generada automáticamente"/>
+                  <pic:cNvPicPr>
+                    <a:picLocks noChangeAspect="1" noChangeArrowheads="1"/>
+                  </pic:cNvPicPr>
+                </pic:nvPicPr>
+                <pic:blipFill>
+                  <a:blip r:embed="rId1"/>
+                  <a:stretch>
+                    <a:fillRect/>
+                  </a:stretch>
+                </pic:blipFill>
+                <pic:spPr bwMode="auto">
+                  <a:xfrm>
+                    <a:off x="0" y="0"/>
+                    <a:ext cx="589915" cy="626110"/>
+                  </a:xfrm>
+                  <a:prstGeom prst="rect">
+                    <a:avLst/>
+                  </a:prstGeom>
+                  <a:noFill/>
+                </pic:spPr>
+              </pic:pic>
+            </a:graphicData>
+          </a:graphic>
+        </wp:anchor>
+      </w:drawing>
+    </w:r>
+    <w:r>
+      <w:rPr>
+        <w:noProof/>
+      </w:rPr>
+      <w:drawing>
+        <wp:anchor distT="0" distB="0" distL="0" distR="0" simplePos="0" relativeHeight="251657216" behindDoc="1" locked="0" layoutInCell="1" allowOverlap="1" wp14:anchorId="59F9EA14" wp14:editId="6395EC90">
           <wp:simplePos x="0" y="0"/>
           <wp:positionH relativeFrom="column">
             <wp:posOffset>-360680</wp:posOffset>
@@ -1230,9 +4386,9 @@
             <wp:posOffset>356870</wp:posOffset>
           </wp:positionV>
           <wp:extent cx="2260600" cy="445770"/>
-          <wp:effectExtent l="0" t="0" r="6350" b="0"/>
+          <wp:effectExtent l="0" t="0" r="0" b="0"/>
           <wp:wrapNone/>
-          <wp:docPr id="679074883" name="Imagen 1" descr="Imagen que contiene firmar, parada, naranja, alimentos&#10;&#10;Descripción generada automáticamente"/>
+          <wp:docPr id="14" name="Imagen5" descr="Imagen que contiene firmar, parada, naranja, alimentos&#10;&#10;Descripción generada automáticamente"/>
           <wp:cNvGraphicFramePr>
             <a:graphicFrameLocks xmlns:a="http://schemas.openxmlformats.org/drawingml/2006/main" noChangeAspect="1"/>
           </wp:cNvGraphicFramePr>
@@ -1240,22 +4396,18 @@
             <a:graphicData uri="http://schemas.openxmlformats.org/drawingml/2006/picture">
               <pic:pic xmlns:pic="http://schemas.openxmlformats.org/drawingml/2006/picture">
                 <pic:nvPicPr>
-                  <pic:cNvPr id="473865625" name="Imagen 1" descr="Imagen que contiene firmar, parada, naranja, alimentos&#10;&#10;Descripción generada automáticamente"/>
-                  <pic:cNvPicPr/>
+                  <pic:cNvPr id="14" name="Imagen5" descr="Imagen que contiene firmar, parada, naranja, alimentos&#10;&#10;Descripción generada automáticamente"/>
+                  <pic:cNvPicPr>
+                    <a:picLocks noChangeAspect="1" noChangeArrowheads="1"/>
+                  </pic:cNvPicPr>
                 </pic:nvPicPr>
                 <pic:blipFill>
-                  <a:blip r:embed="rId1">
-                    <a:extLst>
-                      <a:ext uri="{28A0092B-C50C-407E-A947-70E740481C1C}">
-                        <a14:useLocalDpi xmlns:a14="http://schemas.microsoft.com/office/drawing/2010/main" val="0"/>
-                      </a:ext>
-                    </a:extLst>
-                  </a:blip>
+                  <a:blip r:embed="rId2"/>
                   <a:stretch>
                     <a:fillRect/>
                   </a:stretch>
                 </pic:blipFill>
-                <pic:spPr>
+                <pic:spPr bwMode="auto">
                   <a:xfrm>
                     <a:off x="0" y="0"/>
                     <a:ext cx="2260600" cy="445770"/>
@@ -1263,16 +4415,77 @@
                   <a:prstGeom prst="rect">
                     <a:avLst/>
                   </a:prstGeom>
+                  <a:noFill/>
                 </pic:spPr>
               </pic:pic>
             </a:graphicData>
           </a:graphic>
-          <wp14:sizeRelH relativeFrom="page">
-            <wp14:pctWidth>0</wp14:pctWidth>
-          </wp14:sizeRelH>
-          <wp14:sizeRelV relativeFrom="page">
-            <wp14:pctHeight>0</wp14:pctHeight>
-          </wp14:sizeRelV>
+        </wp:anchor>
+      </w:drawing>
+    </w:r>
+  </w:p>
+  <w:p>
+    <w:pPr>
+      <w:pStyle w:val="Encabezado"/>
+    </w:pPr>
+  </w:p>
+</w:hdr>
+</file>
+
+<file path=word/header2.xml><?xml version="1.0" encoding="utf-8"?>
+<w:hdr xmlns:wpc="http://schemas.microsoft.com/office/word/2010/wordprocessingCanvas" xmlns:cx="http://schemas.microsoft.com/office/drawing/2014/chartex" xmlns:cx1="http://schemas.microsoft.com/office/drawing/2015/9/8/chartex" xmlns:cx2="http://schemas.microsoft.com/office/drawing/2015/10/21/chartex" xmlns:cx3="http://schemas.microsoft.com/office/drawing/2016/5/9/chartex" xmlns:cx4="http://schemas.microsoft.com/office/drawing/2016/5/10/chartex" xmlns:cx5="http://schemas.microsoft.com/office/drawing/2016/5/11/chartex" xmlns:cx6="http://schemas.microsoft.com/office/drawing/2016/5/12/chartex" xmlns:cx7="http://schemas.microsoft.com/office/drawing/2016/5/13/chartex" xmlns:cx8="http://schemas.microsoft.com/office/drawing/2016/5/14/chartex" xmlns:mc="http://schemas.openxmlformats.org/markup-compatibility/2006" xmlns:aink="http://schemas.microsoft.com/office/drawing/2016/ink" xmlns:am3d="http://schemas.microsoft.com/office/drawing/2017/model3d" xmlns:o="urn:schemas-microsoft-com:office:office" xmlns:oel="http://schemas.microsoft.com/office/2019/extlst" xmlns:r="http://schemas.openxmlformats.org/officeDocument/2006/relationships" xmlns:m="http://schemas.openxmlformats.org/officeDocument/2006/math" xmlns:v="urn:schemas-microsoft-com:vml" xmlns:wp14="http://schemas.microsoft.com/office/word/2010/wordprocessingDrawing" xmlns:wp="http://schemas.openxmlformats.org/drawingml/2006/wordprocessingDrawing" xmlns:w10="urn:schemas-microsoft-com:office:word" xmlns:w="http://schemas.openxmlformats.org/wordprocessingml/2006/main" xmlns:w14="http://schemas.microsoft.com/office/word/2010/wordml" xmlns:w15="http://schemas.microsoft.com/office/word/2012/wordml" xmlns:w16cex="http://schemas.microsoft.com/office/word/2018/wordml/cex" xmlns:w16cid="http://schemas.microsoft.com/office/word/2016/wordml/cid" xmlns:w16="http://schemas.microsoft.com/office/word/2018/wordml" xmlns:w16du="http://schemas.microsoft.com/office/word/2023/wordml/word16du" xmlns:w16sdtdh="http://schemas.microsoft.com/office/word/2020/wordml/sdtdatahash" xmlns:w16sdtfl="http://schemas.microsoft.com/office/word/2024/wordml/sdtformatlock" xmlns:w16se="http://schemas.microsoft.com/office/word/2015/wordml/symex" xmlns:wpg="http://schemas.microsoft.com/office/word/2010/wordprocessingGroup" xmlns:wpi="http://schemas.microsoft.com/office/word/2010/wordprocessingInk" xmlns:wne="http://schemas.microsoft.com/office/word/2006/wordml" xmlns:wps="http://schemas.microsoft.com/office/word/2010/wordprocessingShape" mc:Ignorable="w14 w15 w16se w16cid w16 w16cex w16sdtdh w16sdtfl w16du wp14">
+  <w:p>
+    <w:pPr>
+      <w:pStyle w:val="Encabezado"/>
+    </w:pPr>
+    <w:r>
+      <w:rPr>
+        <w:noProof/>
+      </w:rPr>
+      <w:drawing>
+        <wp:anchor distT="0" distB="0" distL="0" distR="0" simplePos="0" relativeHeight="251656192" behindDoc="1" locked="0" layoutInCell="0" allowOverlap="1" wp14:anchorId="36FD9A5F" wp14:editId="3A1811B8">
+          <wp:simplePos x="0" y="0"/>
+          <wp:positionH relativeFrom="margin">
+            <wp:posOffset>5856605</wp:posOffset>
+          </wp:positionH>
+          <wp:positionV relativeFrom="paragraph">
+            <wp:posOffset>-224790</wp:posOffset>
+          </wp:positionV>
+          <wp:extent cx="589915" cy="626110"/>
+          <wp:effectExtent l="0" t="0" r="0" b="0"/>
+          <wp:wrapNone/>
+          <wp:docPr id="15" name="Imagen6" descr="Imagen que contiene persona, sostener, paraguas, mujer&#10;&#10;Descripción generada automáticamente"/>
+          <wp:cNvGraphicFramePr>
+            <a:graphicFrameLocks xmlns:a="http://schemas.openxmlformats.org/drawingml/2006/main" noChangeAspect="1"/>
+          </wp:cNvGraphicFramePr>
+          <a:graphic xmlns:a="http://schemas.openxmlformats.org/drawingml/2006/main">
+            <a:graphicData uri="http://schemas.openxmlformats.org/drawingml/2006/picture">
+              <pic:pic xmlns:pic="http://schemas.openxmlformats.org/drawingml/2006/picture">
+                <pic:nvPicPr>
+                  <pic:cNvPr id="15" name="Imagen6" descr="Imagen que contiene persona, sostener, paraguas, mujer&#10;&#10;Descripción generada automáticamente"/>
+                  <pic:cNvPicPr>
+                    <a:picLocks noChangeAspect="1" noChangeArrowheads="1"/>
+                  </pic:cNvPicPr>
+                </pic:nvPicPr>
+                <pic:blipFill>
+                  <a:blip r:embed="rId1"/>
+                  <a:stretch>
+                    <a:fillRect/>
+                  </a:stretch>
+                </pic:blipFill>
+                <pic:spPr bwMode="auto">
+                  <a:xfrm>
+                    <a:off x="0" y="0"/>
+                    <a:ext cx="589915" cy="626110"/>
+                  </a:xfrm>
+                  <a:prstGeom prst="rect">
+                    <a:avLst/>
+                  </a:prstGeom>
+                  <a:noFill/>
+                </pic:spPr>
+              </pic:pic>
+            </a:graphicData>
+          </a:graphic>
         </wp:anchor>
       </w:drawing>
     </w:r>
@@ -1281,18 +4494,18 @@
         <w:noProof/>
       </w:rPr>
       <w:drawing>
-        <wp:anchor distT="0" distB="0" distL="114300" distR="114300" simplePos="0" relativeHeight="251659264" behindDoc="1" locked="0" layoutInCell="1" allowOverlap="1" wp14:anchorId="458E61AB" wp14:editId="311FBD07">
+        <wp:anchor distT="0" distB="0" distL="0" distR="0" simplePos="0" relativeHeight="251658240" behindDoc="1" locked="0" layoutInCell="1" allowOverlap="1" wp14:anchorId="486C8634" wp14:editId="066541E0">
           <wp:simplePos x="0" y="0"/>
-          <wp:positionH relativeFrom="margin">
-            <wp:posOffset>5856605</wp:posOffset>
+          <wp:positionH relativeFrom="column">
+            <wp:posOffset>-360680</wp:posOffset>
           </wp:positionH>
-          <wp:positionV relativeFrom="paragraph">
-            <wp:posOffset>-224790</wp:posOffset>
+          <wp:positionV relativeFrom="page">
+            <wp:posOffset>356870</wp:posOffset>
           </wp:positionV>
-          <wp:extent cx="590114" cy="625879"/>
-          <wp:effectExtent l="0" t="0" r="635" b="3175"/>
+          <wp:extent cx="2260600" cy="445770"/>
+          <wp:effectExtent l="0" t="0" r="0" b="0"/>
           <wp:wrapNone/>
-          <wp:docPr id="19238901" name="Imagen 1" descr="Imagen que contiene persona, sostener, paraguas, mujer&#10;&#10;Descripción generada automáticamente"/>
+          <wp:docPr id="16" name="Imagen5" descr="Imagen que contiene firmar, parada, naranja, alimentos&#10;&#10;Descripción generada automáticamente"/>
           <wp:cNvGraphicFramePr>
             <a:graphicFrameLocks xmlns:a="http://schemas.openxmlformats.org/drawingml/2006/main" noChangeAspect="1"/>
           </wp:cNvGraphicFramePr>
@@ -1300,39 +4513,30 @@
             <a:graphicData uri="http://schemas.openxmlformats.org/drawingml/2006/picture">
               <pic:pic xmlns:pic="http://schemas.openxmlformats.org/drawingml/2006/picture">
                 <pic:nvPicPr>
-                  <pic:cNvPr id="206505781" name="Imagen 1" descr="Imagen que contiene persona, sostener, paraguas, mujer&#10;&#10;Descripción generada automáticamente"/>
-                  <pic:cNvPicPr/>
+                  <pic:cNvPr id="16" name="Imagen5" descr="Imagen que contiene firmar, parada, naranja, alimentos&#10;&#10;Descripción generada automáticamente"/>
+                  <pic:cNvPicPr>
+                    <a:picLocks noChangeAspect="1" noChangeArrowheads="1"/>
+                  </pic:cNvPicPr>
                 </pic:nvPicPr>
                 <pic:blipFill>
-                  <a:blip r:embed="rId2" cstate="print">
-                    <a:extLst>
-                      <a:ext uri="{28A0092B-C50C-407E-A947-70E740481C1C}">
-                        <a14:useLocalDpi xmlns:a14="http://schemas.microsoft.com/office/drawing/2010/main" val="0"/>
-                      </a:ext>
-                    </a:extLst>
-                  </a:blip>
+                  <a:blip r:embed="rId2"/>
                   <a:stretch>
                     <a:fillRect/>
                   </a:stretch>
                 </pic:blipFill>
-                <pic:spPr>
+                <pic:spPr bwMode="auto">
                   <a:xfrm>
                     <a:off x="0" y="0"/>
-                    <a:ext cx="590114" cy="625879"/>
+                    <a:ext cx="2260600" cy="445770"/>
                   </a:xfrm>
                   <a:prstGeom prst="rect">
                     <a:avLst/>
                   </a:prstGeom>
+                  <a:noFill/>
                 </pic:spPr>
               </pic:pic>
             </a:graphicData>
           </a:graphic>
-          <wp14:sizeRelH relativeFrom="page">
-            <wp14:pctWidth>0</wp14:pctWidth>
-          </wp14:sizeRelH>
-          <wp14:sizeRelV relativeFrom="page">
-            <wp14:pctHeight>0</wp14:pctHeight>
-          </wp14:sizeRelV>
         </wp:anchor>
       </w:drawing>
     </w:r>
@@ -1348,9 +4552,470 @@
 <file path=word/numbering.xml><?xml version="1.0" encoding="utf-8"?>
 <w:numbering xmlns:wpc="http://schemas.microsoft.com/office/word/2010/wordprocessingCanvas" xmlns:cx="http://schemas.microsoft.com/office/drawing/2014/chartex" xmlns:cx1="http://schemas.microsoft.com/office/drawing/2015/9/8/chartex" xmlns:cx2="http://schemas.microsoft.com/office/drawing/2015/10/21/chartex" xmlns:cx3="http://schemas.microsoft.com/office/drawing/2016/5/9/chartex" xmlns:cx4="http://schemas.microsoft.com/office/drawing/2016/5/10/chartex" xmlns:cx5="http://schemas.microsoft.com/office/drawing/2016/5/11/chartex" xmlns:cx6="http://schemas.microsoft.com/office/drawing/2016/5/12/chartex" xmlns:cx7="http://schemas.microsoft.com/office/drawing/2016/5/13/chartex" xmlns:cx8="http://schemas.microsoft.com/office/drawing/2016/5/14/chartex" xmlns:mc="http://schemas.openxmlformats.org/markup-compatibility/2006" xmlns:aink="http://schemas.microsoft.com/office/drawing/2016/ink" xmlns:am3d="http://schemas.microsoft.com/office/drawing/2017/model3d" xmlns:o="urn:schemas-microsoft-com:office:office" xmlns:oel="http://schemas.microsoft.com/office/2019/extlst" xmlns:r="http://schemas.openxmlformats.org/officeDocument/2006/relationships" xmlns:m="http://schemas.openxmlformats.org/officeDocument/2006/math" xmlns:v="urn:schemas-microsoft-com:vml" xmlns:wp14="http://schemas.microsoft.com/office/word/2010/wordprocessingDrawing" xmlns:wp="http://schemas.openxmlformats.org/drawingml/2006/wordprocessingDrawing" xmlns:w10="urn:schemas-microsoft-com:office:word" xmlns:w="http://schemas.openxmlformats.org/wordprocessingml/2006/main" xmlns:w14="http://schemas.microsoft.com/office/word/2010/wordml" xmlns:w15="http://schemas.microsoft.com/office/word/2012/wordml" xmlns:w16cex="http://schemas.microsoft.com/office/word/2018/wordml/cex" xmlns:w16cid="http://schemas.microsoft.com/office/word/2016/wordml/cid" xmlns:w16="http://schemas.microsoft.com/office/word/2018/wordml" xmlns:w16du="http://schemas.microsoft.com/office/word/2023/wordml/word16du" xmlns:w16sdtdh="http://schemas.microsoft.com/office/word/2020/wordml/sdtdatahash" xmlns:w16sdtfl="http://schemas.microsoft.com/office/word/2024/wordml/sdtformatlock" xmlns:w16se="http://schemas.microsoft.com/office/word/2015/wordml/symex" xmlns:wpg="http://schemas.microsoft.com/office/word/2010/wordprocessingGroup" xmlns:wpi="http://schemas.microsoft.com/office/word/2010/wordprocessingInk" xmlns:wne="http://schemas.microsoft.com/office/word/2006/wordml" xmlns:wps="http://schemas.microsoft.com/office/word/2010/wordprocessingShape" mc:Ignorable="w14 w15 w16se w16cid w16 w16cex w16sdtdh w16sdtfl w16du wp14">
   <w:abstractNum w:abstractNumId="0" w15:restartNumberingAfterBreak="0">
-    <w:nsid w:val="FFFFFF89"/>
-    <w:multiLevelType w:val="singleLevel"/>
-    <w:tmpl w:val="DFEE5294"/>
+    <w:nsid w:val="0327247E"/>
+    <w:multiLevelType w:val="multilevel"/>
+    <w:tmpl w:val="3840637A"/>
+    <w:lvl w:ilvl="0">
+      <w:start w:val="1"/>
+      <w:numFmt w:val="bullet"/>
+      <w:lvlText w:val=""/>
+      <w:lvlJc w:val="left"/>
+      <w:pPr>
+        <w:tabs>
+          <w:tab w:val="num" w:pos="0"/>
+        </w:tabs>
+        <w:ind w:left="1440" w:hanging="360"/>
+      </w:pPr>
+      <w:rPr>
+        <w:rFonts w:ascii="Symbol" w:hAnsi="Symbol" w:cs="Symbol" w:hint="default"/>
+      </w:rPr>
+    </w:lvl>
+    <w:lvl w:ilvl="1">
+      <w:start w:val="1"/>
+      <w:numFmt w:val="bullet"/>
+      <w:lvlText w:val="o"/>
+      <w:lvlJc w:val="left"/>
+      <w:pPr>
+        <w:tabs>
+          <w:tab w:val="num" w:pos="0"/>
+        </w:tabs>
+        <w:ind w:left="2160" w:hanging="360"/>
+      </w:pPr>
+      <w:rPr>
+        <w:rFonts w:ascii="Courier New" w:hAnsi="Courier New" w:cs="Courier New" w:hint="default"/>
+      </w:rPr>
+    </w:lvl>
+    <w:lvl w:ilvl="2">
+      <w:start w:val="1"/>
+      <w:numFmt w:val="bullet"/>
+      <w:lvlText w:val=""/>
+      <w:lvlJc w:val="left"/>
+      <w:pPr>
+        <w:tabs>
+          <w:tab w:val="num" w:pos="0"/>
+        </w:tabs>
+        <w:ind w:left="2880" w:hanging="360"/>
+      </w:pPr>
+      <w:rPr>
+        <w:rFonts w:ascii="Wingdings" w:hAnsi="Wingdings" w:cs="Wingdings" w:hint="default"/>
+      </w:rPr>
+    </w:lvl>
+    <w:lvl w:ilvl="3">
+      <w:start w:val="1"/>
+      <w:numFmt w:val="bullet"/>
+      <w:lvlText w:val=""/>
+      <w:lvlJc w:val="left"/>
+      <w:pPr>
+        <w:tabs>
+          <w:tab w:val="num" w:pos="0"/>
+        </w:tabs>
+        <w:ind w:left="3600" w:hanging="360"/>
+      </w:pPr>
+      <w:rPr>
+        <w:rFonts w:ascii="Symbol" w:hAnsi="Symbol" w:cs="Symbol" w:hint="default"/>
+      </w:rPr>
+    </w:lvl>
+    <w:lvl w:ilvl="4">
+      <w:start w:val="1"/>
+      <w:numFmt w:val="bullet"/>
+      <w:lvlText w:val="o"/>
+      <w:lvlJc w:val="left"/>
+      <w:pPr>
+        <w:tabs>
+          <w:tab w:val="num" w:pos="0"/>
+        </w:tabs>
+        <w:ind w:left="4320" w:hanging="360"/>
+      </w:pPr>
+      <w:rPr>
+        <w:rFonts w:ascii="Courier New" w:hAnsi="Courier New" w:cs="Courier New" w:hint="default"/>
+      </w:rPr>
+    </w:lvl>
+    <w:lvl w:ilvl="5">
+      <w:start w:val="1"/>
+      <w:numFmt w:val="bullet"/>
+      <w:lvlText w:val=""/>
+      <w:lvlJc w:val="left"/>
+      <w:pPr>
+        <w:tabs>
+          <w:tab w:val="num" w:pos="0"/>
+        </w:tabs>
+        <w:ind w:left="5040" w:hanging="360"/>
+      </w:pPr>
+      <w:rPr>
+        <w:rFonts w:ascii="Wingdings" w:hAnsi="Wingdings" w:cs="Wingdings" w:hint="default"/>
+      </w:rPr>
+    </w:lvl>
+    <w:lvl w:ilvl="6">
+      <w:start w:val="1"/>
+      <w:numFmt w:val="bullet"/>
+      <w:lvlText w:val=""/>
+      <w:lvlJc w:val="left"/>
+      <w:pPr>
+        <w:tabs>
+          <w:tab w:val="num" w:pos="0"/>
+        </w:tabs>
+        <w:ind w:left="5760" w:hanging="360"/>
+      </w:pPr>
+      <w:rPr>
+        <w:rFonts w:ascii="Symbol" w:hAnsi="Symbol" w:cs="Symbol" w:hint="default"/>
+      </w:rPr>
+    </w:lvl>
+    <w:lvl w:ilvl="7">
+      <w:start w:val="1"/>
+      <w:numFmt w:val="bullet"/>
+      <w:lvlText w:val="o"/>
+      <w:lvlJc w:val="left"/>
+      <w:pPr>
+        <w:tabs>
+          <w:tab w:val="num" w:pos="0"/>
+        </w:tabs>
+        <w:ind w:left="6480" w:hanging="360"/>
+      </w:pPr>
+      <w:rPr>
+        <w:rFonts w:ascii="Courier New" w:hAnsi="Courier New" w:cs="Courier New" w:hint="default"/>
+      </w:rPr>
+    </w:lvl>
+    <w:lvl w:ilvl="8">
+      <w:start w:val="1"/>
+      <w:numFmt w:val="bullet"/>
+      <w:lvlText w:val=""/>
+      <w:lvlJc w:val="left"/>
+      <w:pPr>
+        <w:tabs>
+          <w:tab w:val="num" w:pos="0"/>
+        </w:tabs>
+        <w:ind w:left="7200" w:hanging="360"/>
+      </w:pPr>
+      <w:rPr>
+        <w:rFonts w:ascii="Wingdings" w:hAnsi="Wingdings" w:cs="Wingdings" w:hint="default"/>
+      </w:rPr>
+    </w:lvl>
+  </w:abstractNum>
+  <w:abstractNum w:abstractNumId="1" w15:restartNumberingAfterBreak="0">
+    <w:nsid w:val="14B75562"/>
+    <w:multiLevelType w:val="hybridMultilevel"/>
+    <w:tmpl w:val="3BFEFC40"/>
+    <w:lvl w:ilvl="0" w:tplc="080A000F">
+      <w:start w:val="1"/>
+      <w:numFmt w:val="decimal"/>
+      <w:lvlText w:val="%1."/>
+      <w:lvlJc w:val="left"/>
+      <w:pPr>
+        <w:ind w:left="720" w:hanging="360"/>
+      </w:pPr>
+    </w:lvl>
+    <w:lvl w:ilvl="1" w:tplc="080A0019">
+      <w:start w:val="1"/>
+      <w:numFmt w:val="lowerLetter"/>
+      <w:lvlText w:val="%2."/>
+      <w:lvlJc w:val="left"/>
+      <w:pPr>
+        <w:ind w:left="1440" w:hanging="360"/>
+      </w:pPr>
+    </w:lvl>
+    <w:lvl w:ilvl="2" w:tplc="080A001B">
+      <w:start w:val="1"/>
+      <w:numFmt w:val="lowerRoman"/>
+      <w:lvlText w:val="%3."/>
+      <w:lvlJc w:val="right"/>
+      <w:pPr>
+        <w:ind w:left="2160" w:hanging="180"/>
+      </w:pPr>
+    </w:lvl>
+    <w:lvl w:ilvl="3" w:tplc="080A000F">
+      <w:start w:val="1"/>
+      <w:numFmt w:val="decimal"/>
+      <w:lvlText w:val="%4."/>
+      <w:lvlJc w:val="left"/>
+      <w:pPr>
+        <w:ind w:left="2880" w:hanging="360"/>
+      </w:pPr>
+    </w:lvl>
+    <w:lvl w:ilvl="4" w:tplc="080A0019" w:tentative="1">
+      <w:start w:val="1"/>
+      <w:numFmt w:val="lowerLetter"/>
+      <w:lvlText w:val="%5."/>
+      <w:lvlJc w:val="left"/>
+      <w:pPr>
+        <w:ind w:left="3600" w:hanging="360"/>
+      </w:pPr>
+    </w:lvl>
+    <w:lvl w:ilvl="5" w:tplc="080A001B" w:tentative="1">
+      <w:start w:val="1"/>
+      <w:numFmt w:val="lowerRoman"/>
+      <w:lvlText w:val="%6."/>
+      <w:lvlJc w:val="right"/>
+      <w:pPr>
+        <w:ind w:left="4320" w:hanging="180"/>
+      </w:pPr>
+    </w:lvl>
+    <w:lvl w:ilvl="6" w:tplc="080A000F" w:tentative="1">
+      <w:start w:val="1"/>
+      <w:numFmt w:val="decimal"/>
+      <w:lvlText w:val="%7."/>
+      <w:lvlJc w:val="left"/>
+      <w:pPr>
+        <w:ind w:left="5040" w:hanging="360"/>
+      </w:pPr>
+    </w:lvl>
+    <w:lvl w:ilvl="7" w:tplc="080A0019" w:tentative="1">
+      <w:start w:val="1"/>
+      <w:numFmt w:val="lowerLetter"/>
+      <w:lvlText w:val="%8."/>
+      <w:lvlJc w:val="left"/>
+      <w:pPr>
+        <w:ind w:left="5760" w:hanging="360"/>
+      </w:pPr>
+    </w:lvl>
+    <w:lvl w:ilvl="8" w:tplc="080A001B" w:tentative="1">
+      <w:start w:val="1"/>
+      <w:numFmt w:val="lowerRoman"/>
+      <w:lvlText w:val="%9."/>
+      <w:lvlJc w:val="right"/>
+      <w:pPr>
+        <w:ind w:left="6480" w:hanging="180"/>
+      </w:pPr>
+    </w:lvl>
+  </w:abstractNum>
+  <w:abstractNum w:abstractNumId="2" w15:restartNumberingAfterBreak="0">
+    <w:nsid w:val="182157FD"/>
+    <w:multiLevelType w:val="multilevel"/>
+    <w:tmpl w:val="BEB01578"/>
+    <w:lvl w:ilvl="0">
+      <w:start w:val="1"/>
+      <w:numFmt w:val="none"/>
+      <w:suff w:val="nothing"/>
+      <w:lvlText w:val=""/>
+      <w:lvlJc w:val="left"/>
+      <w:pPr>
+        <w:tabs>
+          <w:tab w:val="num" w:pos="0"/>
+        </w:tabs>
+        <w:ind w:left="0" w:firstLine="0"/>
+      </w:pPr>
+    </w:lvl>
+    <w:lvl w:ilvl="1">
+      <w:start w:val="1"/>
+      <w:numFmt w:val="none"/>
+      <w:suff w:val="nothing"/>
+      <w:lvlText w:val=""/>
+      <w:lvlJc w:val="left"/>
+      <w:pPr>
+        <w:tabs>
+          <w:tab w:val="num" w:pos="0"/>
+        </w:tabs>
+        <w:ind w:left="0" w:firstLine="0"/>
+      </w:pPr>
+    </w:lvl>
+    <w:lvl w:ilvl="2">
+      <w:start w:val="1"/>
+      <w:numFmt w:val="none"/>
+      <w:suff w:val="nothing"/>
+      <w:lvlText w:val=""/>
+      <w:lvlJc w:val="left"/>
+      <w:pPr>
+        <w:tabs>
+          <w:tab w:val="num" w:pos="0"/>
+        </w:tabs>
+        <w:ind w:left="0" w:firstLine="0"/>
+      </w:pPr>
+    </w:lvl>
+    <w:lvl w:ilvl="3">
+      <w:start w:val="1"/>
+      <w:numFmt w:val="none"/>
+      <w:suff w:val="nothing"/>
+      <w:lvlText w:val=""/>
+      <w:lvlJc w:val="left"/>
+      <w:pPr>
+        <w:tabs>
+          <w:tab w:val="num" w:pos="0"/>
+        </w:tabs>
+        <w:ind w:left="0" w:firstLine="0"/>
+      </w:pPr>
+    </w:lvl>
+    <w:lvl w:ilvl="4">
+      <w:start w:val="1"/>
+      <w:numFmt w:val="none"/>
+      <w:suff w:val="nothing"/>
+      <w:lvlText w:val=""/>
+      <w:lvlJc w:val="left"/>
+      <w:pPr>
+        <w:tabs>
+          <w:tab w:val="num" w:pos="0"/>
+        </w:tabs>
+        <w:ind w:left="0" w:firstLine="0"/>
+      </w:pPr>
+    </w:lvl>
+    <w:lvl w:ilvl="5">
+      <w:start w:val="1"/>
+      <w:numFmt w:val="none"/>
+      <w:suff w:val="nothing"/>
+      <w:lvlText w:val=""/>
+      <w:lvlJc w:val="left"/>
+      <w:pPr>
+        <w:tabs>
+          <w:tab w:val="num" w:pos="0"/>
+        </w:tabs>
+        <w:ind w:left="0" w:firstLine="0"/>
+      </w:pPr>
+    </w:lvl>
+    <w:lvl w:ilvl="6">
+      <w:start w:val="1"/>
+      <w:numFmt w:val="none"/>
+      <w:suff w:val="nothing"/>
+      <w:lvlText w:val=""/>
+      <w:lvlJc w:val="left"/>
+      <w:pPr>
+        <w:tabs>
+          <w:tab w:val="num" w:pos="0"/>
+        </w:tabs>
+        <w:ind w:left="0" w:firstLine="0"/>
+      </w:pPr>
+    </w:lvl>
+    <w:lvl w:ilvl="7">
+      <w:start w:val="1"/>
+      <w:numFmt w:val="none"/>
+      <w:suff w:val="nothing"/>
+      <w:lvlText w:val=""/>
+      <w:lvlJc w:val="left"/>
+      <w:pPr>
+        <w:tabs>
+          <w:tab w:val="num" w:pos="0"/>
+        </w:tabs>
+        <w:ind w:left="0" w:firstLine="0"/>
+      </w:pPr>
+    </w:lvl>
+    <w:lvl w:ilvl="8">
+      <w:start w:val="1"/>
+      <w:numFmt w:val="none"/>
+      <w:suff w:val="nothing"/>
+      <w:lvlText w:val=""/>
+      <w:lvlJc w:val="left"/>
+      <w:pPr>
+        <w:tabs>
+          <w:tab w:val="num" w:pos="0"/>
+        </w:tabs>
+        <w:ind w:left="0" w:firstLine="0"/>
+      </w:pPr>
+    </w:lvl>
+  </w:abstractNum>
+  <w:abstractNum w:abstractNumId="3" w15:restartNumberingAfterBreak="0">
+    <w:nsid w:val="256844BA"/>
+    <w:multiLevelType w:val="multilevel"/>
+    <w:tmpl w:val="8C5E6A58"/>
+    <w:lvl w:ilvl="0">
+      <w:start w:val="1"/>
+      <w:numFmt w:val="decimal"/>
+      <w:lvlText w:val="%1."/>
+      <w:lvlJc w:val="left"/>
+      <w:pPr>
+        <w:tabs>
+          <w:tab w:val="num" w:pos="0"/>
+        </w:tabs>
+        <w:ind w:left="720" w:hanging="360"/>
+      </w:pPr>
+    </w:lvl>
+    <w:lvl w:ilvl="1">
+      <w:start w:val="1"/>
+      <w:numFmt w:val="lowerLetter"/>
+      <w:lvlText w:val="%2."/>
+      <w:lvlJc w:val="left"/>
+      <w:pPr>
+        <w:tabs>
+          <w:tab w:val="num" w:pos="0"/>
+        </w:tabs>
+        <w:ind w:left="1440" w:hanging="360"/>
+      </w:pPr>
+    </w:lvl>
+    <w:lvl w:ilvl="2">
+      <w:start w:val="1"/>
+      <w:numFmt w:val="lowerRoman"/>
+      <w:lvlText w:val="%3."/>
+      <w:lvlJc w:val="right"/>
+      <w:pPr>
+        <w:tabs>
+          <w:tab w:val="num" w:pos="0"/>
+        </w:tabs>
+        <w:ind w:left="2160" w:hanging="180"/>
+      </w:pPr>
+    </w:lvl>
+    <w:lvl w:ilvl="3">
+      <w:start w:val="1"/>
+      <w:numFmt w:val="decimal"/>
+      <w:lvlText w:val="%4."/>
+      <w:lvlJc w:val="left"/>
+      <w:pPr>
+        <w:tabs>
+          <w:tab w:val="num" w:pos="0"/>
+        </w:tabs>
+        <w:ind w:left="2880" w:hanging="360"/>
+      </w:pPr>
+    </w:lvl>
+    <w:lvl w:ilvl="4">
+      <w:start w:val="1"/>
+      <w:numFmt w:val="lowerLetter"/>
+      <w:lvlText w:val="%5."/>
+      <w:lvlJc w:val="left"/>
+      <w:pPr>
+        <w:tabs>
+          <w:tab w:val="num" w:pos="0"/>
+        </w:tabs>
+        <w:ind w:left="3600" w:hanging="360"/>
+      </w:pPr>
+    </w:lvl>
+    <w:lvl w:ilvl="5">
+      <w:start w:val="1"/>
+      <w:numFmt w:val="lowerRoman"/>
+      <w:lvlText w:val="%6."/>
+      <w:lvlJc w:val="right"/>
+      <w:pPr>
+        <w:tabs>
+          <w:tab w:val="num" w:pos="0"/>
+        </w:tabs>
+        <w:ind w:left="4320" w:hanging="180"/>
+      </w:pPr>
+    </w:lvl>
+    <w:lvl w:ilvl="6">
+      <w:start w:val="1"/>
+      <w:numFmt w:val="decimal"/>
+      <w:lvlText w:val="%7."/>
+      <w:lvlJc w:val="left"/>
+      <w:pPr>
+        <w:tabs>
+          <w:tab w:val="num" w:pos="0"/>
+        </w:tabs>
+        <w:ind w:left="5040" w:hanging="360"/>
+      </w:pPr>
+    </w:lvl>
+    <w:lvl w:ilvl="7">
+      <w:start w:val="1"/>
+      <w:numFmt w:val="lowerLetter"/>
+      <w:lvlText w:val="%8."/>
+      <w:lvlJc w:val="left"/>
+      <w:pPr>
+        <w:tabs>
+          <w:tab w:val="num" w:pos="0"/>
+        </w:tabs>
+        <w:ind w:left="5760" w:hanging="360"/>
+      </w:pPr>
+    </w:lvl>
+    <w:lvl w:ilvl="8">
+      <w:start w:val="1"/>
+      <w:numFmt w:val="lowerRoman"/>
+      <w:lvlText w:val="%9."/>
+      <w:lvlJc w:val="right"/>
+      <w:pPr>
+        <w:tabs>
+          <w:tab w:val="num" w:pos="0"/>
+        </w:tabs>
+        <w:ind w:left="6480" w:hanging="180"/>
+      </w:pPr>
+    </w:lvl>
+  </w:abstractNum>
+  <w:abstractNum w:abstractNumId="4" w15:restartNumberingAfterBreak="0">
+    <w:nsid w:val="2DA37E33"/>
+    <w:multiLevelType w:val="multilevel"/>
+    <w:tmpl w:val="A6127900"/>
     <w:lvl w:ilvl="0">
       <w:start w:val="1"/>
       <w:numFmt w:val="bullet"/>
@@ -1364,15 +5029,111 @@
         <w:ind w:left="360" w:hanging="360"/>
       </w:pPr>
       <w:rPr>
-        <w:rFonts w:ascii="Symbol" w:hAnsi="Symbol" w:hint="default"/>
+        <w:rFonts w:ascii="Symbol" w:hAnsi="Symbol" w:cs="Symbol" w:hint="default"/>
       </w:rPr>
     </w:lvl>
+    <w:lvl w:ilvl="1">
+      <w:start w:val="1"/>
+      <w:numFmt w:val="decimal"/>
+      <w:lvlText w:val="%2."/>
+      <w:lvlJc w:val="left"/>
+      <w:pPr>
+        <w:tabs>
+          <w:tab w:val="num" w:pos="1080"/>
+        </w:tabs>
+        <w:ind w:left="1080" w:hanging="360"/>
+      </w:pPr>
+    </w:lvl>
+    <w:lvl w:ilvl="2">
+      <w:start w:val="1"/>
+      <w:numFmt w:val="decimal"/>
+      <w:lvlText w:val="%3."/>
+      <w:lvlJc w:val="left"/>
+      <w:pPr>
+        <w:tabs>
+          <w:tab w:val="num" w:pos="1440"/>
+        </w:tabs>
+        <w:ind w:left="1440" w:hanging="360"/>
+      </w:pPr>
+    </w:lvl>
+    <w:lvl w:ilvl="3">
+      <w:start w:val="1"/>
+      <w:numFmt w:val="decimal"/>
+      <w:lvlText w:val="%4."/>
+      <w:lvlJc w:val="left"/>
+      <w:pPr>
+        <w:tabs>
+          <w:tab w:val="num" w:pos="1800"/>
+        </w:tabs>
+        <w:ind w:left="1800" w:hanging="360"/>
+      </w:pPr>
+    </w:lvl>
+    <w:lvl w:ilvl="4">
+      <w:start w:val="1"/>
+      <w:numFmt w:val="decimal"/>
+      <w:lvlText w:val="%5."/>
+      <w:lvlJc w:val="left"/>
+      <w:pPr>
+        <w:tabs>
+          <w:tab w:val="num" w:pos="2160"/>
+        </w:tabs>
+        <w:ind w:left="2160" w:hanging="360"/>
+      </w:pPr>
+    </w:lvl>
+    <w:lvl w:ilvl="5">
+      <w:start w:val="1"/>
+      <w:numFmt w:val="decimal"/>
+      <w:lvlText w:val="%6."/>
+      <w:lvlJc w:val="left"/>
+      <w:pPr>
+        <w:tabs>
+          <w:tab w:val="num" w:pos="2520"/>
+        </w:tabs>
+        <w:ind w:left="2520" w:hanging="360"/>
+      </w:pPr>
+    </w:lvl>
+    <w:lvl w:ilvl="6">
+      <w:start w:val="1"/>
+      <w:numFmt w:val="decimal"/>
+      <w:lvlText w:val="%7."/>
+      <w:lvlJc w:val="left"/>
+      <w:pPr>
+        <w:tabs>
+          <w:tab w:val="num" w:pos="2880"/>
+        </w:tabs>
+        <w:ind w:left="2880" w:hanging="360"/>
+      </w:pPr>
+    </w:lvl>
+    <w:lvl w:ilvl="7">
+      <w:start w:val="1"/>
+      <w:numFmt w:val="decimal"/>
+      <w:lvlText w:val="%8."/>
+      <w:lvlJc w:val="left"/>
+      <w:pPr>
+        <w:tabs>
+          <w:tab w:val="num" w:pos="3240"/>
+        </w:tabs>
+        <w:ind w:left="3240" w:hanging="360"/>
+      </w:pPr>
+    </w:lvl>
+    <w:lvl w:ilvl="8">
+      <w:start w:val="1"/>
+      <w:numFmt w:val="decimal"/>
+      <w:lvlText w:val="%9."/>
+      <w:lvlJc w:val="left"/>
+      <w:pPr>
+        <w:tabs>
+          <w:tab w:val="num" w:pos="3600"/>
+        </w:tabs>
+        <w:ind w:left="3600" w:hanging="360"/>
+      </w:pPr>
+    </w:lvl>
   </w:abstractNum>
-  <w:abstractNum w:abstractNumId="1" w15:restartNumberingAfterBreak="0">
-    <w:nsid w:val="113559BF"/>
+  <w:abstractNum w:abstractNumId="5" w15:restartNumberingAfterBreak="0">
+    <w:nsid w:val="3CB125CB"/>
     <w:multiLevelType w:val="hybridMultilevel"/>
-    <w:tmpl w:val="5DA84D76"/>
-    <w:lvl w:ilvl="0" w:tplc="080A000F">
+    <w:tmpl w:val="EC287F02"/>
+    <w:lvl w:ilvl="0" w:tplc="FFFFFFFF">
       <w:start w:val="1"/>
       <w:numFmt w:val="decimal"/>
       <w:lvlText w:val="%1."/>
@@ -1381,7 +5142,7 @@
         <w:ind w:left="720" w:hanging="360"/>
       </w:pPr>
     </w:lvl>
-    <w:lvl w:ilvl="1" w:tplc="080A0019" w:tentative="1">
+    <w:lvl w:ilvl="1" w:tplc="FFFFFFFF">
       <w:start w:val="1"/>
       <w:numFmt w:val="lowerLetter"/>
       <w:lvlText w:val="%2."/>
@@ -1390,7 +5151,7 @@
         <w:ind w:left="1440" w:hanging="360"/>
       </w:pPr>
     </w:lvl>
-    <w:lvl w:ilvl="2" w:tplc="080A001B" w:tentative="1">
+    <w:lvl w:ilvl="2" w:tplc="FFFFFFFF" w:tentative="1">
       <w:start w:val="1"/>
       <w:numFmt w:val="lowerRoman"/>
       <w:lvlText w:val="%3."/>
@@ -1399,7 +5160,7 @@
         <w:ind w:left="2160" w:hanging="180"/>
       </w:pPr>
     </w:lvl>
-    <w:lvl w:ilvl="3" w:tplc="080A000F" w:tentative="1">
+    <w:lvl w:ilvl="3" w:tplc="FFFFFFFF" w:tentative="1">
       <w:start w:val="1"/>
       <w:numFmt w:val="decimal"/>
       <w:lvlText w:val="%4."/>
@@ -1408,7 +5169,7 @@
         <w:ind w:left="2880" w:hanging="360"/>
       </w:pPr>
     </w:lvl>
-    <w:lvl w:ilvl="4" w:tplc="080A0019" w:tentative="1">
+    <w:lvl w:ilvl="4" w:tplc="FFFFFFFF" w:tentative="1">
       <w:start w:val="1"/>
       <w:numFmt w:val="lowerLetter"/>
       <w:lvlText w:val="%5."/>
@@ -1417,7 +5178,7 @@
         <w:ind w:left="3600" w:hanging="360"/>
       </w:pPr>
     </w:lvl>
-    <w:lvl w:ilvl="5" w:tplc="080A001B" w:tentative="1">
+    <w:lvl w:ilvl="5" w:tplc="FFFFFFFF" w:tentative="1">
       <w:start w:val="1"/>
       <w:numFmt w:val="lowerRoman"/>
       <w:lvlText w:val="%6."/>
@@ -1426,7 +5187,7 @@
         <w:ind w:left="4320" w:hanging="180"/>
       </w:pPr>
     </w:lvl>
-    <w:lvl w:ilvl="6" w:tplc="080A000F" w:tentative="1">
+    <w:lvl w:ilvl="6" w:tplc="FFFFFFFF" w:tentative="1">
       <w:start w:val="1"/>
       <w:numFmt w:val="decimal"/>
       <w:lvlText w:val="%7."/>
@@ -1435,7 +5196,7 @@
         <w:ind w:left="5040" w:hanging="360"/>
       </w:pPr>
     </w:lvl>
-    <w:lvl w:ilvl="7" w:tplc="080A0019" w:tentative="1">
+    <w:lvl w:ilvl="7" w:tplc="FFFFFFFF" w:tentative="1">
       <w:start w:val="1"/>
       <w:numFmt w:val="lowerLetter"/>
       <w:lvlText w:val="%8."/>
@@ -1444,7 +5205,7 @@
         <w:ind w:left="5760" w:hanging="360"/>
       </w:pPr>
     </w:lvl>
-    <w:lvl w:ilvl="8" w:tplc="080A001B" w:tentative="1">
+    <w:lvl w:ilvl="8" w:tplc="FFFFFFFF" w:tentative="1">
       <w:start w:val="1"/>
       <w:numFmt w:val="lowerRoman"/>
       <w:lvlText w:val="%9."/>
@@ -1454,11 +5215,11 @@
       </w:pPr>
     </w:lvl>
   </w:abstractNum>
-  <w:abstractNum w:abstractNumId="2" w15:restartNumberingAfterBreak="0">
-    <w:nsid w:val="20C73B65"/>
+  <w:abstractNum w:abstractNumId="6" w15:restartNumberingAfterBreak="0">
+    <w:nsid w:val="5CAA1F8A"/>
     <w:multiLevelType w:val="hybridMultilevel"/>
-    <w:tmpl w:val="6394A752"/>
-    <w:lvl w:ilvl="0" w:tplc="080A000F">
+    <w:tmpl w:val="30E0902E"/>
+    <w:lvl w:ilvl="0" w:tplc="FFFFFFFF">
       <w:start w:val="1"/>
       <w:numFmt w:val="decimal"/>
       <w:lvlText w:val="%1."/>
@@ -1466,10 +5227,6 @@
       <w:pPr>
         <w:ind w:left="720" w:hanging="360"/>
       </w:pPr>
-      <w:rPr>
-        <w:rFonts w:hint="default"/>
-        <w:u w:val="none"/>
-      </w:rPr>
     </w:lvl>
     <w:lvl w:ilvl="1" w:tplc="080A0019" w:tentative="1">
       <w:start w:val="1"/>
@@ -1544,14 +5301,231 @@
       </w:pPr>
     </w:lvl>
   </w:abstractNum>
-  <w:num w:numId="1" w16cid:durableId="894897123">
+  <w:abstractNum w:abstractNumId="7" w15:restartNumberingAfterBreak="0">
+    <w:nsid w:val="6C107204"/>
+    <w:multiLevelType w:val="multilevel"/>
+    <w:tmpl w:val="B476C076"/>
+    <w:lvl w:ilvl="0">
+      <w:start w:val="1"/>
+      <w:numFmt w:val="decimal"/>
+      <w:lvlText w:val="%1."/>
+      <w:lvlJc w:val="left"/>
+      <w:pPr>
+        <w:tabs>
+          <w:tab w:val="num" w:pos="0"/>
+        </w:tabs>
+        <w:ind w:left="720" w:hanging="360"/>
+      </w:pPr>
+    </w:lvl>
+    <w:lvl w:ilvl="1">
+      <w:start w:val="1"/>
+      <w:numFmt w:val="lowerLetter"/>
+      <w:lvlText w:val="%2."/>
+      <w:lvlJc w:val="left"/>
+      <w:pPr>
+        <w:tabs>
+          <w:tab w:val="num" w:pos="0"/>
+        </w:tabs>
+        <w:ind w:left="1440" w:hanging="360"/>
+      </w:pPr>
+    </w:lvl>
+    <w:lvl w:ilvl="2">
+      <w:start w:val="1"/>
+      <w:numFmt w:val="lowerRoman"/>
+      <w:lvlText w:val="%3."/>
+      <w:lvlJc w:val="right"/>
+      <w:pPr>
+        <w:tabs>
+          <w:tab w:val="num" w:pos="0"/>
+        </w:tabs>
+        <w:ind w:left="2160" w:hanging="180"/>
+      </w:pPr>
+    </w:lvl>
+    <w:lvl w:ilvl="3">
+      <w:start w:val="1"/>
+      <w:numFmt w:val="decimal"/>
+      <w:lvlText w:val="%4."/>
+      <w:lvlJc w:val="left"/>
+      <w:pPr>
+        <w:tabs>
+          <w:tab w:val="num" w:pos="0"/>
+        </w:tabs>
+        <w:ind w:left="2880" w:hanging="360"/>
+      </w:pPr>
+    </w:lvl>
+    <w:lvl w:ilvl="4">
+      <w:start w:val="1"/>
+      <w:numFmt w:val="lowerLetter"/>
+      <w:lvlText w:val="%5."/>
+      <w:lvlJc w:val="left"/>
+      <w:pPr>
+        <w:tabs>
+          <w:tab w:val="num" w:pos="0"/>
+        </w:tabs>
+        <w:ind w:left="3600" w:hanging="360"/>
+      </w:pPr>
+    </w:lvl>
+    <w:lvl w:ilvl="5">
+      <w:start w:val="1"/>
+      <w:numFmt w:val="lowerRoman"/>
+      <w:lvlText w:val="%6."/>
+      <w:lvlJc w:val="right"/>
+      <w:pPr>
+        <w:tabs>
+          <w:tab w:val="num" w:pos="0"/>
+        </w:tabs>
+        <w:ind w:left="4320" w:hanging="180"/>
+      </w:pPr>
+    </w:lvl>
+    <w:lvl w:ilvl="6">
+      <w:start w:val="1"/>
+      <w:numFmt w:val="decimal"/>
+      <w:lvlText w:val="%7."/>
+      <w:lvlJc w:val="left"/>
+      <w:pPr>
+        <w:tabs>
+          <w:tab w:val="num" w:pos="0"/>
+        </w:tabs>
+        <w:ind w:left="5040" w:hanging="360"/>
+      </w:pPr>
+    </w:lvl>
+    <w:lvl w:ilvl="7">
+      <w:start w:val="1"/>
+      <w:numFmt w:val="lowerLetter"/>
+      <w:lvlText w:val="%8."/>
+      <w:lvlJc w:val="left"/>
+      <w:pPr>
+        <w:tabs>
+          <w:tab w:val="num" w:pos="0"/>
+        </w:tabs>
+        <w:ind w:left="5760" w:hanging="360"/>
+      </w:pPr>
+    </w:lvl>
+    <w:lvl w:ilvl="8">
+      <w:start w:val="1"/>
+      <w:numFmt w:val="lowerRoman"/>
+      <w:lvlText w:val="%9."/>
+      <w:lvlJc w:val="right"/>
+      <w:pPr>
+        <w:tabs>
+          <w:tab w:val="num" w:pos="0"/>
+        </w:tabs>
+        <w:ind w:left="6480" w:hanging="180"/>
+      </w:pPr>
+    </w:lvl>
+  </w:abstractNum>
+  <w:abstractNum w:abstractNumId="8" w15:restartNumberingAfterBreak="0">
+    <w:nsid w:val="7EEC02B2"/>
+    <w:multiLevelType w:val="hybridMultilevel"/>
+    <w:tmpl w:val="3BFEFC40"/>
+    <w:lvl w:ilvl="0" w:tplc="FFFFFFFF">
+      <w:start w:val="1"/>
+      <w:numFmt w:val="decimal"/>
+      <w:lvlText w:val="%1."/>
+      <w:lvlJc w:val="left"/>
+      <w:pPr>
+        <w:ind w:left="720" w:hanging="360"/>
+      </w:pPr>
+    </w:lvl>
+    <w:lvl w:ilvl="1" w:tplc="FFFFFFFF">
+      <w:start w:val="1"/>
+      <w:numFmt w:val="lowerLetter"/>
+      <w:lvlText w:val="%2."/>
+      <w:lvlJc w:val="left"/>
+      <w:pPr>
+        <w:ind w:left="1440" w:hanging="360"/>
+      </w:pPr>
+    </w:lvl>
+    <w:lvl w:ilvl="2" w:tplc="FFFFFFFF">
+      <w:start w:val="1"/>
+      <w:numFmt w:val="lowerRoman"/>
+      <w:lvlText w:val="%3."/>
+      <w:lvlJc w:val="right"/>
+      <w:pPr>
+        <w:ind w:left="2160" w:hanging="180"/>
+      </w:pPr>
+    </w:lvl>
+    <w:lvl w:ilvl="3" w:tplc="FFFFFFFF">
+      <w:start w:val="1"/>
+      <w:numFmt w:val="decimal"/>
+      <w:lvlText w:val="%4."/>
+      <w:lvlJc w:val="left"/>
+      <w:pPr>
+        <w:ind w:left="2880" w:hanging="360"/>
+      </w:pPr>
+    </w:lvl>
+    <w:lvl w:ilvl="4" w:tplc="FFFFFFFF" w:tentative="1">
+      <w:start w:val="1"/>
+      <w:numFmt w:val="lowerLetter"/>
+      <w:lvlText w:val="%5."/>
+      <w:lvlJc w:val="left"/>
+      <w:pPr>
+        <w:ind w:left="3600" w:hanging="360"/>
+      </w:pPr>
+    </w:lvl>
+    <w:lvl w:ilvl="5" w:tplc="FFFFFFFF" w:tentative="1">
+      <w:start w:val="1"/>
+      <w:numFmt w:val="lowerRoman"/>
+      <w:lvlText w:val="%6."/>
+      <w:lvlJc w:val="right"/>
+      <w:pPr>
+        <w:ind w:left="4320" w:hanging="180"/>
+      </w:pPr>
+    </w:lvl>
+    <w:lvl w:ilvl="6" w:tplc="FFFFFFFF" w:tentative="1">
+      <w:start w:val="1"/>
+      <w:numFmt w:val="decimal"/>
+      <w:lvlText w:val="%7."/>
+      <w:lvlJc w:val="left"/>
+      <w:pPr>
+        <w:ind w:left="5040" w:hanging="360"/>
+      </w:pPr>
+    </w:lvl>
+    <w:lvl w:ilvl="7" w:tplc="FFFFFFFF" w:tentative="1">
+      <w:start w:val="1"/>
+      <w:numFmt w:val="lowerLetter"/>
+      <w:lvlText w:val="%8."/>
+      <w:lvlJc w:val="left"/>
+      <w:pPr>
+        <w:ind w:left="5760" w:hanging="360"/>
+      </w:pPr>
+    </w:lvl>
+    <w:lvl w:ilvl="8" w:tplc="FFFFFFFF" w:tentative="1">
+      <w:start w:val="1"/>
+      <w:numFmt w:val="lowerRoman"/>
+      <w:lvlText w:val="%9."/>
+      <w:lvlJc w:val="right"/>
+      <w:pPr>
+        <w:ind w:left="6480" w:hanging="180"/>
+      </w:pPr>
+    </w:lvl>
+  </w:abstractNum>
+  <w:num w:numId="1" w16cid:durableId="1345546496">
+    <w:abstractNumId w:val="4"/>
+  </w:num>
+  <w:num w:numId="2" w16cid:durableId="389769455">
+    <w:abstractNumId w:val="7"/>
+  </w:num>
+  <w:num w:numId="3" w16cid:durableId="1194853080">
+    <w:abstractNumId w:val="3"/>
+  </w:num>
+  <w:num w:numId="4" w16cid:durableId="1848982160">
     <w:abstractNumId w:val="0"/>
   </w:num>
-  <w:num w:numId="2" w16cid:durableId="50275994">
+  <w:num w:numId="5" w16cid:durableId="1006325941">
+    <w:abstractNumId w:val="2"/>
+  </w:num>
+  <w:num w:numId="6" w16cid:durableId="2113282343">
     <w:abstractNumId w:val="1"/>
   </w:num>
-  <w:num w:numId="3" w16cid:durableId="1467701728">
-    <w:abstractNumId w:val="2"/>
+  <w:num w:numId="7" w16cid:durableId="52630800">
+    <w:abstractNumId w:val="5"/>
+  </w:num>
+  <w:num w:numId="8" w16cid:durableId="2047901643">
+    <w:abstractNumId w:val="6"/>
+  </w:num>
+  <w:num w:numId="9" w16cid:durableId="437868820">
+    <w:abstractNumId w:val="8"/>
   </w:num>
 </w:numbering>
 </file>
@@ -1561,15 +5535,18 @@
   <w:docDefaults>
     <w:rPrDefault>
       <w:rPr>
-        <w:rFonts w:asciiTheme="minorHAnsi" w:eastAsiaTheme="minorHAnsi" w:hAnsiTheme="minorHAnsi" w:cstheme="minorBidi"/>
+        <w:rFonts w:ascii="Aptos" w:eastAsia="Aptos" w:hAnsi="Aptos" w:cs="Noto Sans Arabic"/>
         <w:kern w:val="2"/>
         <w:sz w:val="24"/>
         <w:szCs w:val="24"/>
         <w:lang w:val="es-MX" w:eastAsia="en-US" w:bidi="ar-SA"/>
-        <w14:ligatures w14:val="standardContextual"/>
       </w:rPr>
     </w:rPrDefault>
-    <w:pPrDefault/>
+    <w:pPrDefault>
+      <w:pPr>
+        <w:suppressAutoHyphens/>
+      </w:pPr>
+    </w:pPrDefault>
   </w:docDefaults>
   <w:latentStyles w:defLockedState="0" w:defUIPriority="99" w:defSemiHidden="0" w:defUnhideWhenUsed="0" w:defQFormat="0" w:count="376">
     <w:lsdException w:name="Normal" w:uiPriority="0" w:qFormat="1"/>
@@ -1726,7 +5703,7 @@
     <w:lsdException w:name="Table Web 2" w:semiHidden="1" w:unhideWhenUsed="1"/>
     <w:lsdException w:name="Table Web 3" w:semiHidden="1" w:unhideWhenUsed="1"/>
     <w:lsdException w:name="Balloon Text" w:semiHidden="1" w:unhideWhenUsed="1"/>
-    <w:lsdException w:name="Table Grid" w:uiPriority="59"/>
+    <w:lsdException w:name="Table Grid" w:uiPriority="39"/>
     <w:lsdException w:name="Table Theme" w:semiHidden="1" w:unhideWhenUsed="1"/>
     <w:lsdException w:name="Placeholder Text" w:semiHidden="1"/>
     <w:lsdException w:name="No Spacing" w:uiPriority="1" w:qFormat="1"/>
@@ -1952,6 +5929,9 @@
   <w:style w:type="paragraph" w:default="1" w:styleId="Normal">
     <w:name w:val="Normal"/>
     <w:qFormat/>
+    <w:pPr>
+      <w:overflowPunct w:val="0"/>
+    </w:pPr>
   </w:style>
   <w:style w:type="paragraph" w:styleId="Ttulo1">
     <w:name w:val="heading 1"/>
@@ -1960,7 +5940,6 @@
     <w:link w:val="Ttulo1Car"/>
     <w:uiPriority w:val="9"/>
     <w:qFormat/>
-    <w:rsid w:val="00343646"/>
     <w:pPr>
       <w:keepNext/>
       <w:keepLines/>
@@ -1968,7 +5947,7 @@
       <w:outlineLvl w:val="0"/>
     </w:pPr>
     <w:rPr>
-      <w:rFonts w:asciiTheme="majorHAnsi" w:eastAsiaTheme="majorEastAsia" w:hAnsiTheme="majorHAnsi" w:cstheme="majorBidi"/>
+      <w:rFonts w:ascii="Aptos Display" w:hAnsi="Aptos Display"/>
       <w:color w:val="0F4761" w:themeColor="accent1" w:themeShade="BF"/>
       <w:sz w:val="40"/>
       <w:szCs w:val="40"/>
@@ -1982,7 +5961,6 @@
     <w:uiPriority w:val="9"/>
     <w:unhideWhenUsed/>
     <w:qFormat/>
-    <w:rsid w:val="00343646"/>
     <w:pPr>
       <w:keepNext/>
       <w:keepLines/>
@@ -1990,7 +5968,7 @@
       <w:outlineLvl w:val="1"/>
     </w:pPr>
     <w:rPr>
-      <w:rFonts w:asciiTheme="majorHAnsi" w:eastAsiaTheme="majorEastAsia" w:hAnsiTheme="majorHAnsi" w:cstheme="majorBidi"/>
+      <w:rFonts w:ascii="Aptos Display" w:hAnsi="Aptos Display"/>
       <w:color w:val="0F4761" w:themeColor="accent1" w:themeShade="BF"/>
       <w:sz w:val="32"/>
       <w:szCs w:val="32"/>
@@ -2005,7 +5983,6 @@
     <w:semiHidden/>
     <w:unhideWhenUsed/>
     <w:qFormat/>
-    <w:rsid w:val="00343646"/>
     <w:pPr>
       <w:keepNext/>
       <w:keepLines/>
@@ -2013,7 +5990,6 @@
       <w:outlineLvl w:val="2"/>
     </w:pPr>
     <w:rPr>
-      <w:rFonts w:eastAsiaTheme="majorEastAsia" w:cstheme="majorBidi"/>
       <w:color w:val="0F4761" w:themeColor="accent1" w:themeShade="BF"/>
       <w:sz w:val="28"/>
       <w:szCs w:val="28"/>
@@ -2028,7 +6004,6 @@
     <w:semiHidden/>
     <w:unhideWhenUsed/>
     <w:qFormat/>
-    <w:rsid w:val="00343646"/>
     <w:pPr>
       <w:keepNext/>
       <w:keepLines/>
@@ -2036,7 +6011,6 @@
       <w:outlineLvl w:val="3"/>
     </w:pPr>
     <w:rPr>
-      <w:rFonts w:eastAsiaTheme="majorEastAsia" w:cstheme="majorBidi"/>
       <w:i/>
       <w:iCs/>
       <w:color w:val="0F4761" w:themeColor="accent1" w:themeShade="BF"/>
@@ -2051,7 +6025,6 @@
     <w:semiHidden/>
     <w:unhideWhenUsed/>
     <w:qFormat/>
-    <w:rsid w:val="00343646"/>
     <w:pPr>
       <w:keepNext/>
       <w:keepLines/>
@@ -2059,7 +6032,6 @@
       <w:outlineLvl w:val="4"/>
     </w:pPr>
     <w:rPr>
-      <w:rFonts w:eastAsiaTheme="majorEastAsia" w:cstheme="majorBidi"/>
       <w:color w:val="0F4761" w:themeColor="accent1" w:themeShade="BF"/>
     </w:rPr>
   </w:style>
@@ -2072,7 +6044,6 @@
     <w:semiHidden/>
     <w:unhideWhenUsed/>
     <w:qFormat/>
-    <w:rsid w:val="00343646"/>
     <w:pPr>
       <w:keepNext/>
       <w:keepLines/>
@@ -2080,10 +6051,9 @@
       <w:outlineLvl w:val="5"/>
     </w:pPr>
     <w:rPr>
-      <w:rFonts w:eastAsiaTheme="majorEastAsia" w:cstheme="majorBidi"/>
       <w:i/>
       <w:iCs/>
-      <w:color w:val="595959" w:themeColor="text1" w:themeTint="A6"/>
+      <w:color w:val="595959" w:themeColor="dark1" w:themeTint="A6"/>
     </w:rPr>
   </w:style>
   <w:style w:type="paragraph" w:styleId="Ttulo7">
@@ -2091,11 +6061,7 @@
     <w:basedOn w:val="Normal"/>
     <w:next w:val="Normal"/>
     <w:link w:val="Ttulo7Car"/>
-    <w:uiPriority w:val="9"/>
-    <w:semiHidden/>
-    <w:unhideWhenUsed/>
     <w:qFormat/>
-    <w:rsid w:val="00343646"/>
     <w:pPr>
       <w:keepNext/>
       <w:keepLines/>
@@ -2103,8 +6069,7 @@
       <w:outlineLvl w:val="6"/>
     </w:pPr>
     <w:rPr>
-      <w:rFonts w:eastAsiaTheme="majorEastAsia" w:cstheme="majorBidi"/>
-      <w:color w:val="595959" w:themeColor="text1" w:themeTint="A6"/>
+      <w:color w:val="595959" w:themeColor="dark1" w:themeTint="A6"/>
     </w:rPr>
   </w:style>
   <w:style w:type="paragraph" w:styleId="Ttulo8">
@@ -2112,21 +6077,16 @@
     <w:basedOn w:val="Normal"/>
     <w:next w:val="Normal"/>
     <w:link w:val="Ttulo8Car"/>
-    <w:uiPriority w:val="9"/>
-    <w:semiHidden/>
-    <w:unhideWhenUsed/>
     <w:qFormat/>
-    <w:rsid w:val="00343646"/>
     <w:pPr>
       <w:keepNext/>
       <w:keepLines/>
       <w:outlineLvl w:val="7"/>
     </w:pPr>
     <w:rPr>
-      <w:rFonts w:eastAsiaTheme="majorEastAsia" w:cstheme="majorBidi"/>
       <w:i/>
       <w:iCs/>
-      <w:color w:val="272727" w:themeColor="text1" w:themeTint="D8"/>
+      <w:color w:val="272727" w:themeColor="dark1" w:themeTint="D8"/>
     </w:rPr>
   </w:style>
   <w:style w:type="paragraph" w:styleId="Ttulo9">
@@ -2134,25 +6094,19 @@
     <w:basedOn w:val="Normal"/>
     <w:next w:val="Normal"/>
     <w:link w:val="Ttulo9Car"/>
-    <w:uiPriority w:val="9"/>
-    <w:semiHidden/>
-    <w:unhideWhenUsed/>
     <w:qFormat/>
-    <w:rsid w:val="00343646"/>
     <w:pPr>
       <w:keepNext/>
       <w:keepLines/>
       <w:outlineLvl w:val="8"/>
     </w:pPr>
     <w:rPr>
-      <w:rFonts w:eastAsiaTheme="majorEastAsia" w:cstheme="majorBidi"/>
-      <w:color w:val="272727" w:themeColor="text1" w:themeTint="D8"/>
+      <w:color w:val="272727" w:themeColor="dark1" w:themeTint="D8"/>
     </w:rPr>
   </w:style>
   <w:style w:type="character" w:default="1" w:styleId="Fuentedeprrafopredeter">
     <w:name w:val="Default Paragraph Font"/>
     <w:uiPriority w:val="1"/>
-    <w:semiHidden/>
     <w:unhideWhenUsed/>
   </w:style>
   <w:style w:type="table" w:default="1" w:styleId="Tablanormal">
@@ -2180,10 +6134,9 @@
     <w:name w:val="Título 1 Car"/>
     <w:basedOn w:val="Fuentedeprrafopredeter"/>
     <w:link w:val="Ttulo1"/>
-    <w:uiPriority w:val="9"/>
-    <w:rsid w:val="00343646"/>
+    <w:qFormat/>
     <w:rPr>
-      <w:rFonts w:asciiTheme="majorHAnsi" w:eastAsiaTheme="majorEastAsia" w:hAnsiTheme="majorHAnsi" w:cstheme="majorBidi"/>
+      <w:rFonts w:ascii="Aptos Display" w:eastAsia="Aptos" w:hAnsi="Aptos Display" w:cs="Noto Sans Arabic"/>
       <w:color w:val="0F4761" w:themeColor="accent1" w:themeShade="BF"/>
       <w:sz w:val="40"/>
       <w:szCs w:val="40"/>
@@ -2193,10 +6146,9 @@
     <w:name w:val="Título 2 Car"/>
     <w:basedOn w:val="Fuentedeprrafopredeter"/>
     <w:link w:val="Ttulo2"/>
-    <w:uiPriority w:val="9"/>
-    <w:rsid w:val="00343646"/>
+    <w:qFormat/>
     <w:rPr>
-      <w:rFonts w:asciiTheme="majorHAnsi" w:eastAsiaTheme="majorEastAsia" w:hAnsiTheme="majorHAnsi" w:cstheme="majorBidi"/>
+      <w:rFonts w:ascii="Aptos Display" w:eastAsia="Aptos" w:hAnsi="Aptos Display" w:cs="Noto Sans Arabic"/>
       <w:color w:val="0F4761" w:themeColor="accent1" w:themeShade="BF"/>
       <w:sz w:val="32"/>
       <w:szCs w:val="32"/>
@@ -2206,11 +6158,9 @@
     <w:name w:val="Título 3 Car"/>
     <w:basedOn w:val="Fuentedeprrafopredeter"/>
     <w:link w:val="Ttulo3"/>
-    <w:uiPriority w:val="9"/>
-    <w:semiHidden/>
-    <w:rsid w:val="00343646"/>
+    <w:qFormat/>
     <w:rPr>
-      <w:rFonts w:eastAsiaTheme="majorEastAsia" w:cstheme="majorBidi"/>
+      <w:rFonts w:eastAsia="Aptos" w:cs="Noto Sans Arabic"/>
       <w:color w:val="0F4761" w:themeColor="accent1" w:themeShade="BF"/>
       <w:sz w:val="28"/>
       <w:szCs w:val="28"/>
@@ -2220,11 +6170,9 @@
     <w:name w:val="Título 4 Car"/>
     <w:basedOn w:val="Fuentedeprrafopredeter"/>
     <w:link w:val="Ttulo4"/>
-    <w:uiPriority w:val="9"/>
-    <w:semiHidden/>
-    <w:rsid w:val="00343646"/>
+    <w:qFormat/>
     <w:rPr>
-      <w:rFonts w:eastAsiaTheme="majorEastAsia" w:cstheme="majorBidi"/>
+      <w:rFonts w:eastAsia="Aptos" w:cs="Noto Sans Arabic"/>
       <w:i/>
       <w:iCs/>
       <w:color w:val="0F4761" w:themeColor="accent1" w:themeShade="BF"/>
@@ -2234,11 +6182,9 @@
     <w:name w:val="Título 5 Car"/>
     <w:basedOn w:val="Fuentedeprrafopredeter"/>
     <w:link w:val="Ttulo5"/>
-    <w:uiPriority w:val="9"/>
-    <w:semiHidden/>
-    <w:rsid w:val="00343646"/>
+    <w:qFormat/>
     <w:rPr>
-      <w:rFonts w:eastAsiaTheme="majorEastAsia" w:cstheme="majorBidi"/>
+      <w:rFonts w:eastAsia="Aptos" w:cs="Noto Sans Arabic"/>
       <w:color w:val="0F4761" w:themeColor="accent1" w:themeShade="BF"/>
     </w:rPr>
   </w:style>
@@ -2246,86 +6192,235 @@
     <w:name w:val="Título 6 Car"/>
     <w:basedOn w:val="Fuentedeprrafopredeter"/>
     <w:link w:val="Ttulo6"/>
-    <w:uiPriority w:val="9"/>
-    <w:semiHidden/>
-    <w:rsid w:val="00343646"/>
+    <w:qFormat/>
     <w:rPr>
-      <w:rFonts w:eastAsiaTheme="majorEastAsia" w:cstheme="majorBidi"/>
+      <w:rFonts w:eastAsia="Aptos" w:cs="Noto Sans Arabic"/>
       <w:i/>
       <w:iCs/>
-      <w:color w:val="595959" w:themeColor="text1" w:themeTint="A6"/>
+      <w:color w:val="595959" w:themeColor="dark1" w:themeTint="A6"/>
     </w:rPr>
   </w:style>
   <w:style w:type="character" w:customStyle="1" w:styleId="Ttulo7Car">
     <w:name w:val="Título 7 Car"/>
     <w:basedOn w:val="Fuentedeprrafopredeter"/>
     <w:link w:val="Ttulo7"/>
-    <w:uiPriority w:val="9"/>
-    <w:semiHidden/>
-    <w:rsid w:val="00343646"/>
+    <w:qFormat/>
     <w:rPr>
-      <w:rFonts w:eastAsiaTheme="majorEastAsia" w:cstheme="majorBidi"/>
-      <w:color w:val="595959" w:themeColor="text1" w:themeTint="A6"/>
+      <w:rFonts w:eastAsia="Aptos" w:cs="Noto Sans Arabic"/>
+      <w:color w:val="595959" w:themeColor="dark1" w:themeTint="A6"/>
     </w:rPr>
   </w:style>
   <w:style w:type="character" w:customStyle="1" w:styleId="Ttulo8Car">
     <w:name w:val="Título 8 Car"/>
     <w:basedOn w:val="Fuentedeprrafopredeter"/>
     <w:link w:val="Ttulo8"/>
-    <w:uiPriority w:val="9"/>
-    <w:semiHidden/>
-    <w:rsid w:val="00343646"/>
+    <w:qFormat/>
     <w:rPr>
-      <w:rFonts w:eastAsiaTheme="majorEastAsia" w:cstheme="majorBidi"/>
+      <w:rFonts w:eastAsia="Aptos" w:cs="Noto Sans Arabic"/>
       <w:i/>
       <w:iCs/>
-      <w:color w:val="272727" w:themeColor="text1" w:themeTint="D8"/>
+      <w:color w:val="272727" w:themeColor="dark1" w:themeTint="D8"/>
     </w:rPr>
   </w:style>
   <w:style w:type="character" w:customStyle="1" w:styleId="Ttulo9Car">
     <w:name w:val="Título 9 Car"/>
     <w:basedOn w:val="Fuentedeprrafopredeter"/>
     <w:link w:val="Ttulo9"/>
-    <w:uiPriority w:val="9"/>
-    <w:semiHidden/>
-    <w:rsid w:val="00343646"/>
+    <w:qFormat/>
     <w:rPr>
-      <w:rFonts w:eastAsiaTheme="majorEastAsia" w:cstheme="majorBidi"/>
-      <w:color w:val="272727" w:themeColor="text1" w:themeTint="D8"/>
-    </w:rPr>
-  </w:style>
-  <w:style w:type="paragraph" w:styleId="Ttulo">
-    <w:name w:val="Title"/>
-    <w:basedOn w:val="Normal"/>
-    <w:next w:val="Normal"/>
-    <w:link w:val="TtuloCar"/>
-    <w:uiPriority w:val="10"/>
-    <w:qFormat/>
-    <w:rsid w:val="00343646"/>
-    <w:pPr>
-      <w:spacing w:after="80"/>
-      <w:contextualSpacing/>
-    </w:pPr>
-    <w:rPr>
-      <w:rFonts w:asciiTheme="majorHAnsi" w:eastAsiaTheme="majorEastAsia" w:hAnsiTheme="majorHAnsi" w:cstheme="majorBidi"/>
-      <w:spacing w:val="-10"/>
-      <w:kern w:val="28"/>
-      <w:sz w:val="56"/>
-      <w:szCs w:val="56"/>
+      <w:rFonts w:eastAsia="Aptos" w:cs="Noto Sans Arabic"/>
+      <w:color w:val="272727" w:themeColor="dark1" w:themeTint="D8"/>
     </w:rPr>
   </w:style>
   <w:style w:type="character" w:customStyle="1" w:styleId="TtuloCar">
     <w:name w:val="Título Car"/>
     <w:basedOn w:val="Fuentedeprrafopredeter"/>
     <w:link w:val="Ttulo"/>
-    <w:uiPriority w:val="10"/>
-    <w:rsid w:val="00343646"/>
+    <w:qFormat/>
     <w:rPr>
-      <w:rFonts w:asciiTheme="majorHAnsi" w:eastAsiaTheme="majorEastAsia" w:hAnsiTheme="majorHAnsi" w:cstheme="majorBidi"/>
+      <w:rFonts w:ascii="Aptos Display" w:eastAsia="Aptos" w:hAnsi="Aptos Display" w:cs="Noto Sans Arabic"/>
       <w:spacing w:val="-10"/>
-      <w:kern w:val="28"/>
+      <w:kern w:val="2"/>
       <w:sz w:val="56"/>
       <w:szCs w:val="56"/>
+    </w:rPr>
+  </w:style>
+  <w:style w:type="character" w:customStyle="1" w:styleId="SubttuloCar">
+    <w:name w:val="Subtítulo Car"/>
+    <w:basedOn w:val="Fuentedeprrafopredeter"/>
+    <w:link w:val="Subttulo"/>
+    <w:qFormat/>
+    <w:rPr>
+      <w:rFonts w:eastAsia="Aptos" w:cs="Noto Sans Arabic"/>
+      <w:color w:val="595959" w:themeColor="dark1" w:themeTint="A6"/>
+      <w:spacing w:val="15"/>
+      <w:sz w:val="28"/>
+      <w:szCs w:val="28"/>
+    </w:rPr>
+  </w:style>
+  <w:style w:type="character" w:customStyle="1" w:styleId="CitaCar">
+    <w:name w:val="Cita Car"/>
+    <w:basedOn w:val="Fuentedeprrafopredeter"/>
+    <w:link w:val="Cita"/>
+    <w:qFormat/>
+    <w:rPr>
+      <w:i/>
+      <w:iCs/>
+      <w:color w:val="404040" w:themeColor="dark1" w:themeTint="BF"/>
+    </w:rPr>
+  </w:style>
+  <w:style w:type="character" w:styleId="nfasisintenso">
+    <w:name w:val="Intense Emphasis"/>
+    <w:basedOn w:val="Fuentedeprrafopredeter"/>
+    <w:qFormat/>
+    <w:rPr>
+      <w:i/>
+      <w:iCs/>
+      <w:color w:val="0F4761" w:themeColor="accent1" w:themeShade="BF"/>
+    </w:rPr>
+  </w:style>
+  <w:style w:type="character" w:customStyle="1" w:styleId="CitadestacadaCar">
+    <w:name w:val="Cita destacada Car"/>
+    <w:basedOn w:val="Fuentedeprrafopredeter"/>
+    <w:link w:val="Citadestacada"/>
+    <w:qFormat/>
+    <w:rPr>
+      <w:i/>
+      <w:iCs/>
+      <w:color w:val="0F4761" w:themeColor="accent1" w:themeShade="BF"/>
+    </w:rPr>
+  </w:style>
+  <w:style w:type="character" w:styleId="Referenciaintensa">
+    <w:name w:val="Intense Reference"/>
+    <w:basedOn w:val="Fuentedeprrafopredeter"/>
+    <w:qFormat/>
+    <w:rPr>
+      <w:b/>
+      <w:bCs/>
+      <w:smallCaps/>
+      <w:color w:val="0F4761" w:themeColor="accent1" w:themeShade="BF"/>
+      <w:spacing w:val="5"/>
+    </w:rPr>
+  </w:style>
+  <w:style w:type="character" w:customStyle="1" w:styleId="EncabezadoCar">
+    <w:name w:val="Encabezado Car"/>
+    <w:basedOn w:val="Fuentedeprrafopredeter"/>
+    <w:link w:val="Encabezado"/>
+    <w:qFormat/>
+  </w:style>
+  <w:style w:type="character" w:customStyle="1" w:styleId="PiedepginaCar">
+    <w:name w:val="Pie de página Car"/>
+    <w:basedOn w:val="Fuentedeprrafopredeter"/>
+    <w:link w:val="Piedepgina"/>
+    <w:qFormat/>
+  </w:style>
+  <w:style w:type="character" w:customStyle="1" w:styleId="EstiloSIDCar">
+    <w:name w:val="Estilo SID Car"/>
+    <w:basedOn w:val="Fuentedeprrafopredeter"/>
+    <w:link w:val="EstiloSID"/>
+    <w:qFormat/>
+    <w:rPr>
+      <w:rFonts w:ascii="Helvetica" w:hAnsi="Helvetica" w:cs="Noto Sans"/>
+    </w:rPr>
+  </w:style>
+  <w:style w:type="character" w:styleId="Hipervnculo">
+    <w:name w:val="Hyperlink"/>
+    <w:basedOn w:val="Fuentedeprrafopredeter"/>
+    <w:rPr>
+      <w:color w:val="467886" w:themeColor="hyperlink"/>
+      <w:u w:val="single"/>
+    </w:rPr>
+  </w:style>
+  <w:style w:type="character" w:styleId="Mencinsinresolver">
+    <w:name w:val="Unresolved Mention"/>
+    <w:basedOn w:val="Fuentedeprrafopredeter"/>
+    <w:qFormat/>
+    <w:rPr>
+      <w:color w:val="605E5C"/>
+      <w:shd w:val="clear" w:color="auto" w:fill="E1DFDD"/>
+    </w:rPr>
+  </w:style>
+  <w:style w:type="paragraph" w:styleId="Ttulo">
+    <w:name w:val="Title"/>
+    <w:basedOn w:val="Normal"/>
+    <w:next w:val="Textoindependiente"/>
+    <w:link w:val="TtuloCar"/>
+    <w:uiPriority w:val="10"/>
+    <w:qFormat/>
+    <w:pPr>
+      <w:spacing w:after="80"/>
+      <w:contextualSpacing/>
+    </w:pPr>
+    <w:rPr>
+      <w:rFonts w:ascii="Aptos Display" w:hAnsi="Aptos Display"/>
+      <w:spacing w:val="-10"/>
+      <w:sz w:val="56"/>
+      <w:szCs w:val="56"/>
+    </w:rPr>
+  </w:style>
+  <w:style w:type="paragraph" w:styleId="Textoindependiente">
+    <w:name w:val="Body Text"/>
+    <w:basedOn w:val="Normal"/>
+    <w:pPr>
+      <w:spacing w:after="140" w:line="276" w:lineRule="auto"/>
+    </w:pPr>
+  </w:style>
+  <w:style w:type="paragraph" w:styleId="Lista">
+    <w:name w:val="List"/>
+    <w:basedOn w:val="Textoindependiente"/>
+    <w:rPr>
+      <w:rFonts w:cs="Noto Sans Devanagari"/>
+    </w:rPr>
+  </w:style>
+  <w:style w:type="paragraph" w:styleId="Descripcin">
+    <w:name w:val="caption"/>
+    <w:basedOn w:val="Normal"/>
+    <w:qFormat/>
+    <w:pPr>
+      <w:suppressLineNumbers/>
+      <w:spacing w:before="120" w:after="120"/>
+    </w:pPr>
+    <w:rPr>
+      <w:rFonts w:cs="Noto Sans Devanagari"/>
+      <w:i/>
+      <w:iCs/>
+    </w:rPr>
+  </w:style>
+  <w:style w:type="paragraph" w:customStyle="1" w:styleId="ndice">
+    <w:name w:val="Índice"/>
+    <w:basedOn w:val="Normal"/>
+    <w:qFormat/>
+    <w:pPr>
+      <w:suppressLineNumbers/>
+    </w:pPr>
+    <w:rPr>
+      <w:rFonts w:cs="Noto Sans Devanagari"/>
+    </w:rPr>
+  </w:style>
+  <w:style w:type="paragraph" w:customStyle="1" w:styleId="Ttulouser">
+    <w:name w:val="Título (user)"/>
+    <w:basedOn w:val="Normal"/>
+    <w:next w:val="Textoindependiente"/>
+    <w:qFormat/>
+    <w:pPr>
+      <w:keepNext/>
+      <w:spacing w:before="240" w:after="120"/>
+    </w:pPr>
+    <w:rPr>
+      <w:rFonts w:ascii="Liberation Sans" w:eastAsia="Noto Sans CJK SC" w:hAnsi="Liberation Sans" w:cs="Noto Sans Devanagari"/>
+      <w:sz w:val="28"/>
+      <w:szCs w:val="28"/>
+    </w:rPr>
+  </w:style>
+  <w:style w:type="paragraph" w:customStyle="1" w:styleId="ndiceuser">
+    <w:name w:val="Índice (user)"/>
+    <w:basedOn w:val="Normal"/>
+    <w:qFormat/>
+    <w:pPr>
+      <w:suppressLineNumbers/>
+    </w:pPr>
+    <w:rPr>
+      <w:rFonts w:cs="Noto Sans Devanagari"/>
     </w:rPr>
   </w:style>
   <w:style w:type="paragraph" w:styleId="Subttulo">
@@ -2335,30 +6430,11 @@
     <w:link w:val="SubttuloCar"/>
     <w:uiPriority w:val="11"/>
     <w:qFormat/>
-    <w:rsid w:val="00343646"/>
     <w:pPr>
-      <w:numPr>
-        <w:ilvl w:val="1"/>
-      </w:numPr>
       <w:spacing w:after="160"/>
     </w:pPr>
     <w:rPr>
-      <w:rFonts w:eastAsiaTheme="majorEastAsia" w:cstheme="majorBidi"/>
-      <w:color w:val="595959" w:themeColor="text1" w:themeTint="A6"/>
-      <w:spacing w:val="15"/>
-      <w:sz w:val="28"/>
-      <w:szCs w:val="28"/>
-    </w:rPr>
-  </w:style>
-  <w:style w:type="character" w:customStyle="1" w:styleId="SubttuloCar">
-    <w:name w:val="Subtítulo Car"/>
-    <w:basedOn w:val="Fuentedeprrafopredeter"/>
-    <w:link w:val="Subttulo"/>
-    <w:uiPriority w:val="11"/>
-    <w:rsid w:val="00343646"/>
-    <w:rPr>
-      <w:rFonts w:eastAsiaTheme="majorEastAsia" w:cstheme="majorBidi"/>
-      <w:color w:val="595959" w:themeColor="text1" w:themeTint="A6"/>
+      <w:color w:val="595959" w:themeColor="dark1" w:themeTint="A6"/>
       <w:spacing w:val="15"/>
       <w:sz w:val="28"/>
       <w:szCs w:val="28"/>
@@ -2369,9 +6445,7 @@
     <w:basedOn w:val="Normal"/>
     <w:next w:val="Normal"/>
     <w:link w:val="CitaCar"/>
-    <w:uiPriority w:val="29"/>
     <w:qFormat/>
-    <w:rsid w:val="00343646"/>
     <w:pPr>
       <w:spacing w:before="160" w:after="160"/>
       <w:jc w:val="center"/>
@@ -2379,56 +6453,28 @@
     <w:rPr>
       <w:i/>
       <w:iCs/>
-      <w:color w:val="404040" w:themeColor="text1" w:themeTint="BF"/>
-    </w:rPr>
-  </w:style>
-  <w:style w:type="character" w:customStyle="1" w:styleId="CitaCar">
-    <w:name w:val="Cita Car"/>
-    <w:basedOn w:val="Fuentedeprrafopredeter"/>
-    <w:link w:val="Cita"/>
-    <w:uiPriority w:val="29"/>
-    <w:rsid w:val="00343646"/>
-    <w:rPr>
-      <w:i/>
-      <w:iCs/>
-      <w:color w:val="404040" w:themeColor="text1" w:themeTint="BF"/>
+      <w:color w:val="404040" w:themeColor="dark1" w:themeTint="BF"/>
     </w:rPr>
   </w:style>
   <w:style w:type="paragraph" w:styleId="Prrafodelista">
     <w:name w:val="List Paragraph"/>
     <w:basedOn w:val="Normal"/>
-    <w:uiPriority w:val="34"/>
     <w:qFormat/>
-    <w:rsid w:val="00343646"/>
     <w:pPr>
       <w:ind w:left="720"/>
       <w:contextualSpacing/>
     </w:pPr>
-  </w:style>
-  <w:style w:type="character" w:styleId="nfasisintenso">
-    <w:name w:val="Intense Emphasis"/>
-    <w:basedOn w:val="Fuentedeprrafopredeter"/>
-    <w:uiPriority w:val="21"/>
-    <w:qFormat/>
-    <w:rsid w:val="00343646"/>
-    <w:rPr>
-      <w:i/>
-      <w:iCs/>
-      <w:color w:val="0F4761" w:themeColor="accent1" w:themeShade="BF"/>
-    </w:rPr>
   </w:style>
   <w:style w:type="paragraph" w:styleId="Citadestacada">
     <w:name w:val="Intense Quote"/>
     <w:basedOn w:val="Normal"/>
     <w:next w:val="Normal"/>
     <w:link w:val="CitadestacadaCar"/>
-    <w:uiPriority w:val="30"/>
     <w:qFormat/>
-    <w:rsid w:val="00343646"/>
     <w:pPr>
       <w:pBdr>
-        <w:top w:val="single" w:sz="4" w:space="10" w:color="0F4761" w:themeColor="accent1" w:themeShade="BF"/>
-        <w:bottom w:val="single" w:sz="4" w:space="10" w:color="0F4761" w:themeColor="accent1" w:themeShade="BF"/>
+        <w:top w:val="single" w:sz="4" w:space="10" w:color="0F4761"/>
+        <w:bottom w:val="single" w:sz="4" w:space="10" w:color="0F4761"/>
       </w:pBdr>
       <w:spacing w:before="360" w:after="360"/>
       <w:ind w:left="864" w:right="864"/>
@@ -2440,39 +6486,20 @@
       <w:color w:val="0F4761" w:themeColor="accent1" w:themeShade="BF"/>
     </w:rPr>
   </w:style>
-  <w:style w:type="character" w:customStyle="1" w:styleId="CitadestacadaCar">
-    <w:name w:val="Cita destacada Car"/>
-    <w:basedOn w:val="Fuentedeprrafopredeter"/>
-    <w:link w:val="Citadestacada"/>
-    <w:uiPriority w:val="30"/>
-    <w:rsid w:val="00343646"/>
-    <w:rPr>
-      <w:i/>
-      <w:iCs/>
-      <w:color w:val="0F4761" w:themeColor="accent1" w:themeShade="BF"/>
-    </w:rPr>
+  <w:style w:type="paragraph" w:customStyle="1" w:styleId="Cabeceraypieuser">
+    <w:name w:val="Cabecera y pie (user)"/>
+    <w:basedOn w:val="Normal"/>
+    <w:qFormat/>
   </w:style>
-  <w:style w:type="character" w:styleId="Referenciaintensa">
-    <w:name w:val="Intense Reference"/>
-    <w:basedOn w:val="Fuentedeprrafopredeter"/>
-    <w:uiPriority w:val="32"/>
+  <w:style w:type="paragraph" w:customStyle="1" w:styleId="Cabeceraypie">
+    <w:name w:val="Cabecera y pie"/>
+    <w:basedOn w:val="Normal"/>
     <w:qFormat/>
-    <w:rsid w:val="00343646"/>
-    <w:rPr>
-      <w:b/>
-      <w:bCs/>
-      <w:smallCaps/>
-      <w:color w:val="0F4761" w:themeColor="accent1" w:themeShade="BF"/>
-      <w:spacing w:val="5"/>
-    </w:rPr>
   </w:style>
   <w:style w:type="paragraph" w:styleId="Encabezado">
     <w:name w:val="header"/>
     <w:basedOn w:val="Normal"/>
     <w:link w:val="EncabezadoCar"/>
-    <w:uiPriority w:val="99"/>
-    <w:unhideWhenUsed/>
-    <w:rsid w:val="00D0170F"/>
     <w:pPr>
       <w:tabs>
         <w:tab w:val="center" w:pos="4419"/>
@@ -2480,20 +6507,10 @@
       </w:tabs>
     </w:pPr>
   </w:style>
-  <w:style w:type="character" w:customStyle="1" w:styleId="EncabezadoCar">
-    <w:name w:val="Encabezado Car"/>
-    <w:basedOn w:val="Fuentedeprrafopredeter"/>
-    <w:link w:val="Encabezado"/>
-    <w:uiPriority w:val="99"/>
-    <w:rsid w:val="00D0170F"/>
-  </w:style>
   <w:style w:type="paragraph" w:styleId="Piedepgina">
     <w:name w:val="footer"/>
     <w:basedOn w:val="Normal"/>
     <w:link w:val="PiedepginaCar"/>
-    <w:uiPriority w:val="99"/>
-    <w:unhideWhenUsed/>
-    <w:rsid w:val="00D0170F"/>
     <w:pPr>
       <w:tabs>
         <w:tab w:val="center" w:pos="4419"/>
@@ -2501,19 +6518,11 @@
       </w:tabs>
     </w:pPr>
   </w:style>
-  <w:style w:type="character" w:customStyle="1" w:styleId="PiedepginaCar">
-    <w:name w:val="Pie de página Car"/>
-    <w:basedOn w:val="Fuentedeprrafopredeter"/>
-    <w:link w:val="Piedepgina"/>
-    <w:uiPriority w:val="99"/>
-    <w:rsid w:val="00D0170F"/>
-  </w:style>
   <w:style w:type="paragraph" w:customStyle="1" w:styleId="EstiloSID">
     <w:name w:val="Estilo SID"/>
     <w:basedOn w:val="Normal"/>
     <w:link w:val="EstiloSIDCar"/>
     <w:qFormat/>
-    <w:rsid w:val="009E3919"/>
     <w:pPr>
       <w:jc w:val="both"/>
     </w:pPr>
@@ -2521,101 +6530,59 @@
       <w:rFonts w:ascii="Helvetica" w:hAnsi="Helvetica" w:cs="Noto Sans"/>
     </w:rPr>
   </w:style>
-  <w:style w:type="character" w:customStyle="1" w:styleId="EstiloSIDCar">
-    <w:name w:val="Estilo SID Car"/>
-    <w:basedOn w:val="Fuentedeprrafopredeter"/>
-    <w:link w:val="EstiloSID"/>
-    <w:rsid w:val="009E3919"/>
-    <w:rPr>
-      <w:rFonts w:ascii="Helvetica" w:hAnsi="Helvetica" w:cs="Noto Sans"/>
-    </w:rPr>
-  </w:style>
   <w:style w:type="paragraph" w:styleId="Sinespaciado">
     <w:name w:val="No Spacing"/>
-    <w:uiPriority w:val="1"/>
     <w:qFormat/>
-    <w:rsid w:val="007006A9"/>
+    <w:pPr>
+      <w:overflowPunct w:val="0"/>
+    </w:pPr>
     <w:rPr>
-      <w:rFonts w:eastAsiaTheme="minorEastAsia"/>
       <w:kern w:val="0"/>
       <w:sz w:val="22"/>
       <w:szCs w:val="22"/>
       <w:lang w:val="en-US"/>
-      <w14:ligatures w14:val="none"/>
     </w:rPr>
   </w:style>
   <w:style w:type="paragraph" w:styleId="Listaconvietas">
     <w:name w:val="List Bullet"/>
     <w:basedOn w:val="Normal"/>
-    <w:uiPriority w:val="99"/>
-    <w:unhideWhenUsed/>
-    <w:rsid w:val="007006A9"/>
     <w:pPr>
       <w:numPr>
         <w:numId w:val="1"/>
       </w:numPr>
-      <w:tabs>
-        <w:tab w:val="clear" w:pos="360"/>
-      </w:tabs>
       <w:spacing w:after="200" w:line="276" w:lineRule="auto"/>
       <w:ind w:left="0" w:firstLine="0"/>
       <w:contextualSpacing/>
     </w:pPr>
     <w:rPr>
-      <w:rFonts w:eastAsiaTheme="minorEastAsia"/>
       <w:kern w:val="0"/>
       <w:sz w:val="22"/>
       <w:szCs w:val="22"/>
       <w:lang w:val="en-US"/>
-      <w14:ligatures w14:val="none"/>
     </w:rPr>
   </w:style>
-  <w:style w:type="table" w:styleId="Tablaconcuadrcula">
-    <w:name w:val="Table Grid"/>
-    <w:basedOn w:val="Tablanormal"/>
-    <w:uiPriority w:val="59"/>
-    <w:rsid w:val="007006A9"/>
-    <w:rPr>
-      <w:rFonts w:eastAsiaTheme="minorEastAsia"/>
-      <w:kern w:val="0"/>
-      <w:sz w:val="22"/>
-      <w:szCs w:val="22"/>
-      <w:lang w:val="en-US"/>
-      <w14:ligatures w14:val="none"/>
-    </w:rPr>
-    <w:tblPr>
-      <w:tblBorders>
-        <w:top w:val="single" w:sz="4" w:space="0" w:color="auto"/>
-        <w:left w:val="single" w:sz="4" w:space="0" w:color="auto"/>
-        <w:bottom w:val="single" w:sz="4" w:space="0" w:color="auto"/>
-        <w:right w:val="single" w:sz="4" w:space="0" w:color="auto"/>
-        <w:insideH w:val="single" w:sz="4" w:space="0" w:color="auto"/>
-        <w:insideV w:val="single" w:sz="4" w:space="0" w:color="auto"/>
-      </w:tblBorders>
-    </w:tblPr>
+  <w:style w:type="paragraph" w:customStyle="1" w:styleId="Contenidodelmarcouser">
+    <w:name w:val="Contenido del marco (user)"/>
+    <w:basedOn w:val="Normal"/>
+    <w:qFormat/>
   </w:style>
-  <w:style w:type="character" w:styleId="Hipervnculo">
-    <w:name w:val="Hyperlink"/>
-    <w:basedOn w:val="Fuentedeprrafopredeter"/>
-    <w:uiPriority w:val="99"/>
-    <w:unhideWhenUsed/>
-    <w:rsid w:val="009377A8"/>
-    <w:rPr>
-      <w:color w:val="467886" w:themeColor="hyperlink"/>
-      <w:u w:val="single"/>
-    </w:rPr>
+  <w:style w:type="paragraph" w:customStyle="1" w:styleId="Contenidodelatablauser">
+    <w:name w:val="Contenido de la tabla (user)"/>
+    <w:basedOn w:val="Normal"/>
+    <w:qFormat/>
+    <w:pPr>
+      <w:widowControl w:val="0"/>
+      <w:suppressLineNumbers/>
+    </w:pPr>
   </w:style>
-  <w:style w:type="character" w:styleId="Mencinsinresolver">
-    <w:name w:val="Unresolved Mention"/>
-    <w:basedOn w:val="Fuentedeprrafopredeter"/>
-    <w:uiPriority w:val="99"/>
-    <w:semiHidden/>
-    <w:unhideWhenUsed/>
-    <w:rsid w:val="009377A8"/>
-    <w:rPr>
-      <w:color w:val="605E5C"/>
-      <w:shd w:val="clear" w:color="auto" w:fill="E1DFDD"/>
-    </w:rPr>
+  <w:style w:type="paragraph" w:customStyle="1" w:styleId="Contenidodelmarco">
+    <w:name w:val="Contenido del marco"/>
+    <w:basedOn w:val="Normal"/>
+    <w:qFormat/>
+  </w:style>
+  <w:style w:type="numbering" w:customStyle="1" w:styleId="Ningunalistauser">
+    <w:name w:val="Ninguna lista (user)"/>
+    <w:qFormat/>
   </w:style>
 </w:styles>
 </file>
@@ -2625,10 +6592,10 @@
   <a:themeElements>
     <a:clrScheme name="Office">
       <a:dk1>
-        <a:sysClr val="windowText" lastClr="000000"/>
+        <a:srgbClr val="000000"/>
       </a:dk1>
       <a:lt1>
-        <a:sysClr val="window" lastClr="FFFFFF"/>
+        <a:srgbClr val="FFFFFF"/>
       </a:lt1>
       <a:dk2>
         <a:srgbClr val="0E2841"/>
@@ -2663,189 +6630,40 @@
     </a:clrScheme>
     <a:fontScheme name="Office">
       <a:majorFont>
-        <a:latin typeface="Aptos Display" panose="02110004020202020204"/>
-        <a:ea typeface=""/>
-        <a:cs typeface=""/>
-        <a:font script="Jpan" typeface="游ゴシック Light"/>
-        <a:font script="Hang" typeface="맑은 고딕"/>
-        <a:font script="Hans" typeface="等线 Light"/>
-        <a:font script="Hant" typeface="新細明體"/>
-        <a:font script="Arab" typeface="Times New Roman"/>
-        <a:font script="Hebr" typeface="Times New Roman"/>
-        <a:font script="Thai" typeface="Angsana New"/>
-        <a:font script="Ethi" typeface="Nyala"/>
-        <a:font script="Beng" typeface="Vrinda"/>
-        <a:font script="Gujr" typeface="Shruti"/>
-        <a:font script="Khmr" typeface="MoolBoran"/>
-        <a:font script="Knda" typeface="Tunga"/>
-        <a:font script="Guru" typeface="Raavi"/>
-        <a:font script="Cans" typeface="Euphemia"/>
-        <a:font script="Cher" typeface="Plantagenet Cherokee"/>
-        <a:font script="Yiii" typeface="Microsoft Yi Baiti"/>
-        <a:font script="Tibt" typeface="Microsoft Himalaya"/>
-        <a:font script="Thaa" typeface="MV Boli"/>
-        <a:font script="Deva" typeface="Mangal"/>
-        <a:font script="Telu" typeface="Gautami"/>
-        <a:font script="Taml" typeface="Latha"/>
-        <a:font script="Syrc" typeface="Estrangelo Edessa"/>
-        <a:font script="Orya" typeface="Kalinga"/>
-        <a:font script="Mlym" typeface="Kartika"/>
-        <a:font script="Laoo" typeface="DokChampa"/>
-        <a:font script="Sinh" typeface="Iskoola Pota"/>
-        <a:font script="Mong" typeface="Mongolian Baiti"/>
-        <a:font script="Viet" typeface="Times New Roman"/>
-        <a:font script="Uigh" typeface="Microsoft Uighur"/>
-        <a:font script="Geor" typeface="Sylfaen"/>
-        <a:font script="Armn" typeface="Arial"/>
-        <a:font script="Bugi" typeface="Leelawadee UI"/>
-        <a:font script="Bopo" typeface="Microsoft JhengHei"/>
-        <a:font script="Java" typeface="Javanese Text"/>
-        <a:font script="Lisu" typeface="Segoe UI"/>
-        <a:font script="Mymr" typeface="Myanmar Text"/>
-        <a:font script="Nkoo" typeface="Ebrima"/>
-        <a:font script="Olck" typeface="Nirmala UI"/>
-        <a:font script="Osma" typeface="Ebrima"/>
-        <a:font script="Phag" typeface="Phagspa"/>
-        <a:font script="Syrn" typeface="Estrangelo Edessa"/>
-        <a:font script="Syrj" typeface="Estrangelo Edessa"/>
-        <a:font script="Syre" typeface="Estrangelo Edessa"/>
-        <a:font script="Sora" typeface="Nirmala UI"/>
-        <a:font script="Tale" typeface="Microsoft Tai Le"/>
-        <a:font script="Talu" typeface="Microsoft New Tai Lue"/>
-        <a:font script="Tfng" typeface="Ebrima"/>
+        <a:latin typeface="Arial"/>
+        <a:ea typeface="DejaVu Sans"/>
+        <a:cs typeface="DejaVu Sans"/>
       </a:majorFont>
       <a:minorFont>
-        <a:latin typeface="Aptos" panose="02110004020202020204"/>
-        <a:ea typeface=""/>
-        <a:cs typeface=""/>
-        <a:font script="Jpan" typeface="游ゴシック"/>
-        <a:font script="Hang" typeface="맑은 고딕"/>
-        <a:font script="Hans" typeface="等线"/>
-        <a:font script="Hant" typeface="新細明體"/>
-        <a:font script="Arab" typeface="Arial"/>
-        <a:font script="Hebr" typeface="Arial"/>
-        <a:font script="Thai" typeface="Cordia New"/>
-        <a:font script="Ethi" typeface="Nyala"/>
-        <a:font script="Beng" typeface="Vrinda"/>
-        <a:font script="Gujr" typeface="Shruti"/>
-        <a:font script="Khmr" typeface="DaunPenh"/>
-        <a:font script="Knda" typeface="Tunga"/>
-        <a:font script="Guru" typeface="Raavi"/>
-        <a:font script="Cans" typeface="Euphemia"/>
-        <a:font script="Cher" typeface="Plantagenet Cherokee"/>
-        <a:font script="Yiii" typeface="Microsoft Yi Baiti"/>
-        <a:font script="Tibt" typeface="Microsoft Himalaya"/>
-        <a:font script="Thaa" typeface="MV Boli"/>
-        <a:font script="Deva" typeface="Mangal"/>
-        <a:font script="Telu" typeface="Gautami"/>
-        <a:font script="Taml" typeface="Latha"/>
-        <a:font script="Syrc" typeface="Estrangelo Edessa"/>
-        <a:font script="Orya" typeface="Kalinga"/>
-        <a:font script="Mlym" typeface="Kartika"/>
-        <a:font script="Laoo" typeface="DokChampa"/>
-        <a:font script="Sinh" typeface="Iskoola Pota"/>
-        <a:font script="Mong" typeface="Mongolian Baiti"/>
-        <a:font script="Viet" typeface="Arial"/>
-        <a:font script="Uigh" typeface="Microsoft Uighur"/>
-        <a:font script="Geor" typeface="Sylfaen"/>
-        <a:font script="Armn" typeface="Arial"/>
-        <a:font script="Bugi" typeface="Leelawadee UI"/>
-        <a:font script="Bopo" typeface="Microsoft JhengHei"/>
-        <a:font script="Java" typeface="Javanese Text"/>
-        <a:font script="Lisu" typeface="Segoe UI"/>
-        <a:font script="Mymr" typeface="Myanmar Text"/>
-        <a:font script="Nkoo" typeface="Ebrima"/>
-        <a:font script="Olck" typeface="Nirmala UI"/>
-        <a:font script="Osma" typeface="Ebrima"/>
-        <a:font script="Phag" typeface="Phagspa"/>
-        <a:font script="Syrn" typeface="Estrangelo Edessa"/>
-        <a:font script="Syrj" typeface="Estrangelo Edessa"/>
-        <a:font script="Syre" typeface="Estrangelo Edessa"/>
-        <a:font script="Sora" typeface="Nirmala UI"/>
-        <a:font script="Tale" typeface="Microsoft Tai Le"/>
-        <a:font script="Talu" typeface="Microsoft New Tai Lue"/>
-        <a:font script="Tfng" typeface="Ebrima"/>
+        <a:latin typeface="Arial"/>
+        <a:ea typeface="DejaVu Sans"/>
+        <a:cs typeface="DejaVu Sans"/>
       </a:minorFont>
     </a:fontScheme>
-    <a:fmtScheme name="Office">
+    <a:fmtScheme>
       <a:fillStyleLst>
         <a:solidFill>
           <a:schemeClr val="phClr"/>
         </a:solidFill>
-        <a:gradFill rotWithShape="1">
-          <a:gsLst>
-            <a:gs pos="0">
-              <a:schemeClr val="phClr">
-                <a:lumMod val="110000"/>
-                <a:satMod val="105000"/>
-                <a:tint val="67000"/>
-              </a:schemeClr>
-            </a:gs>
-            <a:gs pos="50000">
-              <a:schemeClr val="phClr">
-                <a:lumMod val="105000"/>
-                <a:satMod val="103000"/>
-                <a:tint val="73000"/>
-              </a:schemeClr>
-            </a:gs>
-            <a:gs pos="100000">
-              <a:schemeClr val="phClr">
-                <a:lumMod val="105000"/>
-                <a:satMod val="109000"/>
-                <a:tint val="81000"/>
-              </a:schemeClr>
-            </a:gs>
-          </a:gsLst>
-          <a:lin ang="5400000" scaled="0"/>
-        </a:gradFill>
-        <a:gradFill rotWithShape="1">
-          <a:gsLst>
-            <a:gs pos="0">
-              <a:schemeClr val="phClr">
-                <a:satMod val="103000"/>
-                <a:lumMod val="102000"/>
-                <a:tint val="94000"/>
-              </a:schemeClr>
-            </a:gs>
-            <a:gs pos="50000">
-              <a:schemeClr val="phClr">
-                <a:satMod val="110000"/>
-                <a:lumMod val="100000"/>
-                <a:shade val="100000"/>
-              </a:schemeClr>
-            </a:gs>
-            <a:gs pos="100000">
-              <a:schemeClr val="phClr">
-                <a:lumMod val="99000"/>
-                <a:satMod val="120000"/>
-                <a:shade val="78000"/>
-              </a:schemeClr>
-            </a:gs>
-          </a:gsLst>
-          <a:lin ang="5400000" scaled="0"/>
-        </a:gradFill>
+        <a:solidFill>
+          <a:schemeClr val="phClr"/>
+        </a:solidFill>
+        <a:solidFill>
+          <a:schemeClr val="phClr"/>
+        </a:solidFill>
       </a:fillStyleLst>
       <a:lnStyleLst>
         <a:ln w="6350" cap="flat" cmpd="sng" algn="ctr">
-          <a:solidFill>
-            <a:schemeClr val="phClr"/>
-          </a:solidFill>
           <a:prstDash val="solid"/>
-          <a:miter lim="800000"/>
+          <a:miter/>
         </a:ln>
-        <a:ln w="12700" cap="flat" cmpd="sng" algn="ctr">
-          <a:solidFill>
-            <a:schemeClr val="phClr"/>
-          </a:solidFill>
+        <a:ln w="6350" cap="flat" cmpd="sng" algn="ctr">
           <a:prstDash val="solid"/>
-          <a:miter lim="800000"/>
+          <a:miter/>
         </a:ln>
-        <a:ln w="19050" cap="flat" cmpd="sng" algn="ctr">
-          <a:solidFill>
-            <a:schemeClr val="phClr"/>
-          </a:solidFill>
+        <a:ln w="6350" cap="flat" cmpd="sng" algn="ctr">
           <a:prstDash val="solid"/>
-          <a:miter lim="800000"/>
+          <a:miter/>
         </a:ln>
       </a:lnStyleLst>
       <a:effectStyleLst>
@@ -2856,13 +6674,7 @@
           <a:effectLst/>
         </a:effectStyle>
         <a:effectStyle>
-          <a:effectLst>
-            <a:outerShdw blurRad="57150" dist="19050" dir="5400000" algn="ctr" rotWithShape="0">
-              <a:srgbClr val="000000">
-                <a:alpha val="63000"/>
-              </a:srgbClr>
-            </a:outerShdw>
-          </a:effectLst>
+          <a:effectLst/>
         </a:effectStyle>
       </a:effectStyleLst>
       <a:bgFillStyleLst>
@@ -2870,47 +6682,27 @@
           <a:schemeClr val="phClr"/>
         </a:solidFill>
         <a:solidFill>
-          <a:schemeClr val="phClr">
-            <a:tint val="95000"/>
-            <a:satMod val="170000"/>
-          </a:schemeClr>
+          <a:schemeClr val="phClr"/>
         </a:solidFill>
-        <a:gradFill rotWithShape="1">
-          <a:gsLst>
-            <a:gs pos="0">
-              <a:schemeClr val="phClr">
-                <a:tint val="93000"/>
-                <a:satMod val="150000"/>
-                <a:shade val="98000"/>
-                <a:lumMod val="102000"/>
-              </a:schemeClr>
-            </a:gs>
-            <a:gs pos="50000">
-              <a:schemeClr val="phClr">
-                <a:tint val="98000"/>
-                <a:satMod val="130000"/>
-                <a:shade val="90000"/>
-                <a:lumMod val="103000"/>
-              </a:schemeClr>
-            </a:gs>
-            <a:gs pos="100000">
-              <a:schemeClr val="phClr">
-                <a:shade val="63000"/>
-                <a:satMod val="120000"/>
-              </a:schemeClr>
-            </a:gs>
-          </a:gsLst>
-          <a:lin ang="5400000" scaled="0"/>
-        </a:gradFill>
+        <a:solidFill>
+          <a:schemeClr val="phClr"/>
+        </a:solidFill>
       </a:bgFillStyleLst>
     </a:fmtScheme>
   </a:themeElements>
   <a:objectDefaults/>
   <a:extraClrSchemeLst/>
-  <a:extLst>
-    <a:ext uri="{05A4C25C-085E-4340-85A3-A5531E510DB2}">
-      <thm15:themeFamily xmlns:thm15="http://schemas.microsoft.com/office/thememl/2012/main" name="Office Theme" id="{62F939B6-93AF-4DB8-9C6B-D6C7DFDC589F}" vid="{4A3C46E8-61CC-4603-A589-7422A47A8E4A}"/>
-    </a:ext>
-  </a:extLst>
 </a:theme>
+</file>
+
+<file path=customXml/item1.xml><?xml version="1.0" encoding="utf-8"?>
+<b:Sources xmlns:b="http://schemas.openxmlformats.org/officeDocument/2006/bibliography" xmlns="http://schemas.openxmlformats.org/officeDocument/2006/bibliography" SelectedStyle="\APASixthEditionOfficeOnline.xsl" StyleName="APA" Version="6"/>
+</file>
+
+<file path=customXml/itemProps1.xml><?xml version="1.0" encoding="utf-8"?>
+<ds:datastoreItem xmlns:ds="http://schemas.openxmlformats.org/officeDocument/2006/customXml" ds:itemID="{FAB9B107-8E20-40DA-AA90-78D8A0CA178A}">
+  <ds:schemaRefs>
+    <ds:schemaRef ds:uri="http://schemas.openxmlformats.org/officeDocument/2006/bibliography"/>
+  </ds:schemaRefs>
+</ds:datastoreItem>
 </file>